--- a/Documentazione.docx
+++ b/Documentazione.docx
@@ -56,7 +56,7 @@
           <w:r>
             <w:fldChar w:fldCharType="separate"/>
           </w:r>
-          <w:hyperlink w:anchor="_Toc242709958" w:history="1">
+          <w:hyperlink w:anchor="_Toc242979305" w:history="1">
             <w:r>
               <w:rPr>
                 <w:rStyle w:val="Collegamentoipertestuale"/>
@@ -98,7 +98,7 @@
                 <w:noProof/>
                 <w:webHidden/>
               </w:rPr>
-              <w:instrText xml:space="preserve"> PAGEREF _Toc242709958 \h </w:instrText>
+              <w:instrText xml:space="preserve"> PAGEREF _Toc242979305 \h </w:instrText>
             </w:r>
             <w:r>
               <w:rPr>
@@ -118,7 +118,7 @@
                 <w:noProof/>
                 <w:webHidden/>
               </w:rPr>
-              <w:t>1</w:t>
+              <w:t>2</w:t>
             </w:r>
             <w:r>
               <w:rPr>
@@ -142,7 +142,7 @@
               <w:lang w:eastAsia="it-IT"/>
             </w:rPr>
           </w:pPr>
-          <w:hyperlink w:anchor="_Toc242709959" w:history="1">
+          <w:hyperlink w:anchor="_Toc242979306" w:history="1">
             <w:r>
               <w:rPr>
                 <w:rStyle w:val="Collegamentoipertestuale"/>
@@ -184,7 +184,7 @@
                 <w:noProof/>
                 <w:webHidden/>
               </w:rPr>
-              <w:instrText xml:space="preserve"> PAGEREF _Toc242709959 \h </w:instrText>
+              <w:instrText xml:space="preserve"> PAGEREF _Toc242979306 \h </w:instrText>
             </w:r>
             <w:r>
               <w:rPr>
@@ -204,7 +204,7 @@
                 <w:noProof/>
                 <w:webHidden/>
               </w:rPr>
-              <w:t>1</w:t>
+              <w:t>2</w:t>
             </w:r>
             <w:r>
               <w:rPr>
@@ -228,7 +228,7 @@
               <w:lang w:eastAsia="it-IT"/>
             </w:rPr>
           </w:pPr>
-          <w:hyperlink w:anchor="_Toc242709960" w:history="1">
+          <w:hyperlink w:anchor="_Toc242979307" w:history="1">
             <w:r>
               <w:rPr>
                 <w:rStyle w:val="Collegamentoipertestuale"/>
@@ -270,7 +270,7 @@
                 <w:noProof/>
                 <w:webHidden/>
               </w:rPr>
-              <w:instrText xml:space="preserve"> PAGEREF _Toc242709960 \h </w:instrText>
+              <w:instrText xml:space="preserve"> PAGEREF _Toc242979307 \h </w:instrText>
             </w:r>
             <w:r>
               <w:rPr>
@@ -290,7 +290,7 @@
                 <w:noProof/>
                 <w:webHidden/>
               </w:rPr>
-              <w:t>1</w:t>
+              <w:t>2</w:t>
             </w:r>
             <w:r>
               <w:rPr>
@@ -314,7 +314,7 @@
               <w:lang w:eastAsia="it-IT"/>
             </w:rPr>
           </w:pPr>
-          <w:hyperlink w:anchor="_Toc242709961" w:history="1">
+          <w:hyperlink w:anchor="_Toc242979308" w:history="1">
             <w:r>
               <w:rPr>
                 <w:rStyle w:val="Collegamentoipertestuale"/>
@@ -356,7 +356,7 @@
                 <w:noProof/>
                 <w:webHidden/>
               </w:rPr>
-              <w:instrText xml:space="preserve"> PAGEREF _Toc242709961 \h </w:instrText>
+              <w:instrText xml:space="preserve"> PAGEREF _Toc242979308 \h </w:instrText>
             </w:r>
             <w:r>
               <w:rPr>
@@ -376,7 +376,7 @@
                 <w:noProof/>
                 <w:webHidden/>
               </w:rPr>
-              <w:t>2</w:t>
+              <w:t>3</w:t>
             </w:r>
             <w:r>
               <w:rPr>
@@ -400,7 +400,7 @@
               <w:lang w:eastAsia="it-IT"/>
             </w:rPr>
           </w:pPr>
-          <w:hyperlink w:anchor="_Toc242709962" w:history="1">
+          <w:hyperlink w:anchor="_Toc242979309" w:history="1">
             <w:r>
               <w:rPr>
                 <w:rStyle w:val="Collegamentoipertestuale"/>
@@ -442,7 +442,7 @@
                 <w:noProof/>
                 <w:webHidden/>
               </w:rPr>
-              <w:instrText xml:space="preserve"> PAGEREF _Toc242709962 \h </w:instrText>
+              <w:instrText xml:space="preserve"> PAGEREF _Toc242979309 \h </w:instrText>
             </w:r>
             <w:r>
               <w:rPr>
@@ -462,7 +462,7 @@
                 <w:noProof/>
                 <w:webHidden/>
               </w:rPr>
-              <w:t>2</w:t>
+              <w:t>3</w:t>
             </w:r>
             <w:r>
               <w:rPr>
@@ -486,7 +486,7 @@
               <w:lang w:eastAsia="it-IT"/>
             </w:rPr>
           </w:pPr>
-          <w:hyperlink w:anchor="_Toc242709963" w:history="1">
+          <w:hyperlink w:anchor="_Toc242979310" w:history="1">
             <w:r>
               <w:rPr>
                 <w:rStyle w:val="Collegamentoipertestuale"/>
@@ -528,7 +528,7 @@
                 <w:noProof/>
                 <w:webHidden/>
               </w:rPr>
-              <w:instrText xml:space="preserve"> PAGEREF _Toc242709963 \h </w:instrText>
+              <w:instrText xml:space="preserve"> PAGEREF _Toc242979310 \h </w:instrText>
             </w:r>
             <w:r>
               <w:rPr>
@@ -548,7 +548,7 @@
                 <w:noProof/>
                 <w:webHidden/>
               </w:rPr>
-              <w:t>2</w:t>
+              <w:t>3</w:t>
             </w:r>
             <w:r>
               <w:rPr>
@@ -572,7 +572,7 @@
               <w:lang w:eastAsia="it-IT"/>
             </w:rPr>
           </w:pPr>
-          <w:hyperlink w:anchor="_Toc242709964" w:history="1">
+          <w:hyperlink w:anchor="_Toc242979311" w:history="1">
             <w:r>
               <w:rPr>
                 <w:rStyle w:val="Collegamentoipertestuale"/>
@@ -614,7 +614,7 @@
                 <w:noProof/>
                 <w:webHidden/>
               </w:rPr>
-              <w:instrText xml:space="preserve"> PAGEREF _Toc242709964 \h </w:instrText>
+              <w:instrText xml:space="preserve"> PAGEREF _Toc242979311 \h </w:instrText>
             </w:r>
             <w:r>
               <w:rPr>
@@ -634,7 +634,7 @@
                 <w:noProof/>
                 <w:webHidden/>
               </w:rPr>
-              <w:t>3</w:t>
+              <w:t>4</w:t>
             </w:r>
             <w:r>
               <w:rPr>
@@ -658,7 +658,7 @@
               <w:lang w:eastAsia="it-IT"/>
             </w:rPr>
           </w:pPr>
-          <w:hyperlink w:anchor="_Toc242709965" w:history="1">
+          <w:hyperlink w:anchor="_Toc242979312" w:history="1">
             <w:r>
               <w:rPr>
                 <w:rStyle w:val="Collegamentoipertestuale"/>
@@ -700,7 +700,7 @@
                 <w:noProof/>
                 <w:webHidden/>
               </w:rPr>
-              <w:instrText xml:space="preserve"> PAGEREF _Toc242709965 \h </w:instrText>
+              <w:instrText xml:space="preserve"> PAGEREF _Toc242979312 \h </w:instrText>
             </w:r>
             <w:r>
               <w:rPr>
@@ -720,7 +720,7 @@
                 <w:noProof/>
                 <w:webHidden/>
               </w:rPr>
-              <w:t>3</w:t>
+              <w:t>4</w:t>
             </w:r>
             <w:r>
               <w:rPr>
@@ -744,7 +744,7 @@
               <w:lang w:eastAsia="it-IT"/>
             </w:rPr>
           </w:pPr>
-          <w:hyperlink w:anchor="_Toc242709966" w:history="1">
+          <w:hyperlink w:anchor="_Toc242979313" w:history="1">
             <w:r>
               <w:rPr>
                 <w:rStyle w:val="Collegamentoipertestuale"/>
@@ -786,7 +786,7 @@
                 <w:noProof/>
                 <w:webHidden/>
               </w:rPr>
-              <w:instrText xml:space="preserve"> PAGEREF _Toc242709966 \h </w:instrText>
+              <w:instrText xml:space="preserve"> PAGEREF _Toc242979313 \h </w:instrText>
             </w:r>
             <w:r>
               <w:rPr>
@@ -806,7 +806,7 @@
                 <w:noProof/>
                 <w:webHidden/>
               </w:rPr>
-              <w:t>3</w:t>
+              <w:t>5</w:t>
             </w:r>
             <w:r>
               <w:rPr>
@@ -830,7 +830,7 @@
               <w:lang w:eastAsia="it-IT"/>
             </w:rPr>
           </w:pPr>
-          <w:hyperlink w:anchor="_Toc242709967" w:history="1">
+          <w:hyperlink w:anchor="_Toc242979314" w:history="1">
             <w:r>
               <w:rPr>
                 <w:rStyle w:val="Collegamentoipertestuale"/>
@@ -872,7 +872,7 @@
                 <w:noProof/>
                 <w:webHidden/>
               </w:rPr>
-              <w:instrText xml:space="preserve"> PAGEREF _Toc242709967 \h </w:instrText>
+              <w:instrText xml:space="preserve"> PAGEREF _Toc242979314 \h </w:instrText>
             </w:r>
             <w:r>
               <w:rPr>
@@ -892,7 +892,7 @@
                 <w:noProof/>
                 <w:webHidden/>
               </w:rPr>
-              <w:t>4</w:t>
+              <w:t>5</w:t>
             </w:r>
             <w:r>
               <w:rPr>
@@ -916,7 +916,7 @@
               <w:lang w:eastAsia="it-IT"/>
             </w:rPr>
           </w:pPr>
-          <w:hyperlink w:anchor="_Toc242709968" w:history="1">
+          <w:hyperlink w:anchor="_Toc242979315" w:history="1">
             <w:r>
               <w:rPr>
                 <w:rStyle w:val="Collegamentoipertestuale"/>
@@ -958,7 +958,7 @@
                 <w:noProof/>
                 <w:webHidden/>
               </w:rPr>
-              <w:instrText xml:space="preserve"> PAGEREF _Toc242709968 \h </w:instrText>
+              <w:instrText xml:space="preserve"> PAGEREF _Toc242979315 \h </w:instrText>
             </w:r>
             <w:r>
               <w:rPr>
@@ -978,7 +978,7 @@
                 <w:noProof/>
                 <w:webHidden/>
               </w:rPr>
-              <w:t>5</w:t>
+              <w:t>6</w:t>
             </w:r>
             <w:r>
               <w:rPr>
@@ -1002,7 +1002,7 @@
               <w:lang w:eastAsia="it-IT"/>
             </w:rPr>
           </w:pPr>
-          <w:hyperlink w:anchor="_Toc242709969" w:history="1">
+          <w:hyperlink w:anchor="_Toc242979316" w:history="1">
             <w:r>
               <w:rPr>
                 <w:rStyle w:val="Collegamentoipertestuale"/>
@@ -1023,7 +1023,7 @@
                 <w:rStyle w:val="Collegamentoipertestuale"/>
                 <w:noProof/>
               </w:rPr>
-              <w:t>Riepilogo dei file nuovi e modificati</w:t>
+              <w:t>Grafo orientato con archi tipizzati</w:t>
             </w:r>
             <w:r>
               <w:rPr>
@@ -1044,7 +1044,7 @@
                 <w:noProof/>
                 <w:webHidden/>
               </w:rPr>
-              <w:instrText xml:space="preserve"> PAGEREF _Toc242709969 \h </w:instrText>
+              <w:instrText xml:space="preserve"> PAGEREF _Toc242979316 \h </w:instrText>
             </w:r>
             <w:r>
               <w:rPr>
@@ -1064,7 +1064,179 @@
                 <w:noProof/>
                 <w:webHidden/>
               </w:rPr>
-              <w:t>5</w:t>
+              <w:t>6</w:t>
+            </w:r>
+            <w:r>
+              <w:rPr>
+                <w:noProof/>
+                <w:webHidden/>
+              </w:rPr>
+              <w:fldChar w:fldCharType="end"/>
+            </w:r>
+          </w:hyperlink>
+        </w:p>
+        <w:p>
+          <w:pPr>
+            <w:pStyle w:val="Sommario2"/>
+            <w:tabs>
+              <w:tab w:val="left" w:pos="960"/>
+              <w:tab w:val="right" w:leader="dot" w:pos="9628"/>
+            </w:tabs>
+            <w:rPr>
+              <w:rFonts w:eastAsiaTheme="minorEastAsia"/>
+              <w:noProof/>
+              <w:lang w:eastAsia="it-IT"/>
+            </w:rPr>
+          </w:pPr>
+          <w:hyperlink w:anchor="_Toc242979317" w:history="1">
+            <w:r>
+              <w:rPr>
+                <w:rStyle w:val="Collegamentoipertestuale"/>
+                <w:noProof/>
+              </w:rPr>
+              <w:t>13.</w:t>
+            </w:r>
+            <w:r>
+              <w:rPr>
+                <w:rFonts w:eastAsiaTheme="minorEastAsia"/>
+                <w:noProof/>
+                <w:lang w:eastAsia="it-IT"/>
+              </w:rPr>
+              <w:tab/>
+            </w:r>
+            <w:r>
+              <w:rPr>
+                <w:rStyle w:val="Collegamentoipertestuale"/>
+                <w:noProof/>
+              </w:rPr>
+              <w:t>Normalizzazione nei layer GPS (batch norm)</w:t>
+            </w:r>
+            <w:r>
+              <w:rPr>
+                <w:noProof/>
+                <w:webHidden/>
+              </w:rPr>
+              <w:tab/>
+            </w:r>
+            <w:r>
+              <w:rPr>
+                <w:noProof/>
+                <w:webHidden/>
+              </w:rPr>
+              <w:fldChar w:fldCharType="begin"/>
+            </w:r>
+            <w:r>
+              <w:rPr>
+                <w:noProof/>
+                <w:webHidden/>
+              </w:rPr>
+              <w:instrText xml:space="preserve"> PAGEREF _Toc242979317 \h </w:instrText>
+            </w:r>
+            <w:r>
+              <w:rPr>
+                <w:noProof/>
+                <w:webHidden/>
+              </w:rPr>
+            </w:r>
+            <w:r>
+              <w:rPr>
+                <w:noProof/>
+                <w:webHidden/>
+              </w:rPr>
+              <w:fldChar w:fldCharType="separate"/>
+            </w:r>
+            <w:r>
+              <w:rPr>
+                <w:noProof/>
+                <w:webHidden/>
+              </w:rPr>
+              <w:t>8</w:t>
+            </w:r>
+            <w:r>
+              <w:rPr>
+                <w:noProof/>
+                <w:webHidden/>
+              </w:rPr>
+              <w:fldChar w:fldCharType="end"/>
+            </w:r>
+          </w:hyperlink>
+        </w:p>
+        <w:p>
+          <w:pPr>
+            <w:pStyle w:val="Sommario2"/>
+            <w:tabs>
+              <w:tab w:val="left" w:pos="960"/>
+              <w:tab w:val="right" w:leader="dot" w:pos="9628"/>
+            </w:tabs>
+            <w:rPr>
+              <w:rFonts w:eastAsiaTheme="minorEastAsia"/>
+              <w:noProof/>
+              <w:lang w:eastAsia="it-IT"/>
+            </w:rPr>
+          </w:pPr>
+          <w:hyperlink w:anchor="_Toc242979318" w:history="1">
+            <w:r>
+              <w:rPr>
+                <w:rStyle w:val="Collegamentoipertestuale"/>
+                <w:noProof/>
+              </w:rPr>
+              <w:t>14.</w:t>
+            </w:r>
+            <w:r>
+              <w:rPr>
+                <w:rFonts w:eastAsiaTheme="minorEastAsia"/>
+                <w:noProof/>
+                <w:lang w:eastAsia="it-IT"/>
+              </w:rPr>
+              <w:tab/>
+            </w:r>
+            <w:r>
+              <w:rPr>
+                <w:rStyle w:val="Collegamentoipertestuale"/>
+                <w:noProof/>
+              </w:rPr>
+              <w:t>Riepilogo dei file nuovi e modificati</w:t>
+            </w:r>
+            <w:r>
+              <w:rPr>
+                <w:noProof/>
+                <w:webHidden/>
+              </w:rPr>
+              <w:tab/>
+            </w:r>
+            <w:r>
+              <w:rPr>
+                <w:noProof/>
+                <w:webHidden/>
+              </w:rPr>
+              <w:fldChar w:fldCharType="begin"/>
+            </w:r>
+            <w:r>
+              <w:rPr>
+                <w:noProof/>
+                <w:webHidden/>
+              </w:rPr>
+              <w:instrText xml:space="preserve"> PAGEREF _Toc242979318 \h </w:instrText>
+            </w:r>
+            <w:r>
+              <w:rPr>
+                <w:noProof/>
+                <w:webHidden/>
+              </w:rPr>
+            </w:r>
+            <w:r>
+              <w:rPr>
+                <w:noProof/>
+                <w:webHidden/>
+              </w:rPr>
+              <w:fldChar w:fldCharType="separate"/>
+            </w:r>
+            <w:r>
+              <w:rPr>
+                <w:noProof/>
+                <w:webHidden/>
+              </w:rPr>
+              <w:t>10</w:t>
             </w:r>
             <w:r>
               <w:rPr>
@@ -1099,7 +1271,7 @@
           <w:numId w:val="23"/>
         </w:numPr>
       </w:pPr>
-      <w:bookmarkStart w:id="0" w:name="_Toc242709958"/>
+      <w:bookmarkStart w:id="0" w:name="_Toc242979305"/>
       <w:r>
         <w:lastRenderedPageBreak/>
         <w:t>Struttura del dataset</w:t>
@@ -1114,7 +1286,23 @@
         <w:t>collocati</w:t>
       </w:r>
       <w:r>
-        <w:t xml:space="preserve"> in datasets/SocialNetwork/raw:</w:t>
+        <w:t xml:space="preserve"> in datasets/</w:t>
+      </w:r>
+      <w:proofErr w:type="spellStart"/>
+      <w:r>
+        <w:t>SocialNetwork</w:t>
+      </w:r>
+      <w:proofErr w:type="spellEnd"/>
+      <w:r>
+        <w:t>/</w:t>
+      </w:r>
+      <w:proofErr w:type="spellStart"/>
+      <w:r>
+        <w:t>raw</w:t>
+      </w:r>
+      <w:proofErr w:type="spellEnd"/>
+      <w:r>
+        <w:t>:</w:t>
       </w:r>
     </w:p>
     <w:p>
@@ -1125,11 +1313,16 @@
           <w:numId w:val="22"/>
         </w:numPr>
       </w:pPr>
+      <w:proofErr w:type="spellStart"/>
       <w:r>
         <w:t>r</w:t>
       </w:r>
       <w:r>
-        <w:t xml:space="preserve">eal_social_network.edg: </w:t>
+        <w:t>eal_social_network.edg</w:t>
+      </w:r>
+      <w:proofErr w:type="spellEnd"/>
+      <w:r>
+        <w:t xml:space="preserve">: </w:t>
       </w:r>
       <w:r>
         <w:t>chi segue chi.</w:t>
@@ -1143,11 +1336,16 @@
           <w:numId w:val="22"/>
         </w:numPr>
       </w:pPr>
+      <w:proofErr w:type="spellStart"/>
       <w:r>
         <w:t>r</w:t>
       </w:r>
       <w:r>
-        <w:t xml:space="preserve">eal_posts.tsv: </w:t>
+        <w:t>eal_posts.tsv</w:t>
+      </w:r>
+      <w:proofErr w:type="spellEnd"/>
+      <w:r>
+        <w:t xml:space="preserve">: </w:t>
       </w:r>
       <w:r>
         <w:t>i post scritti dagli utenti.</w:t>
@@ -1161,11 +1359,16 @@
           <w:numId w:val="22"/>
         </w:numPr>
       </w:pPr>
+      <w:proofErr w:type="spellStart"/>
       <w:r>
         <w:t>r</w:t>
       </w:r>
       <w:r>
-        <w:t xml:space="preserve">eal_users_labels.tsv: </w:t>
+        <w:t>eal_users_labels.tsv</w:t>
+      </w:r>
+      <w:proofErr w:type="spellEnd"/>
+      <w:r>
+        <w:t xml:space="preserve">: </w:t>
       </w:r>
       <w:r>
         <w:t xml:space="preserve">la classe di </w:t>
@@ -1185,7 +1388,15 @@
         <w:t>.</w:t>
       </w:r>
       <w:r>
-        <w:t xml:space="preserve"> Dei post viene utilizzato solo il testo (content): le altre colonne del file sono annotazioni strettamente legate alla classe dell’utente e il loro utilizzo introdurrebbe data leakage.</w:t>
+        <w:t xml:space="preserve"> Dei post viene utilizzato solo il testo (</w:t>
+      </w:r>
+      <w:proofErr w:type="spellStart"/>
+      <w:r>
+        <w:t>content</w:t>
+      </w:r>
+      <w:proofErr w:type="spellEnd"/>
+      <w:r>
+        <w:t>): le altre colonne del file sono annotazioni strettamente legate alla classe dell’utente e il loro utilizzo introdurrebbe data leakage.</w:t>
       </w:r>
     </w:p>
     <w:p>
@@ -1196,7 +1407,7 @@
           <w:numId w:val="23"/>
         </w:numPr>
       </w:pPr>
-      <w:bookmarkStart w:id="1" w:name="_Toc242709959"/>
+      <w:bookmarkStart w:id="1" w:name="_Toc242979306"/>
       <w:r>
         <w:t>build_dataset.py: creazione dell’oggetto Data</w:t>
       </w:r>
@@ -1207,7 +1418,23 @@
         <w:t>L</w:t>
       </w:r>
       <w:r>
-        <w:t>o script trasforma i file grezzi in un unico oggetto Data di PyTorch Geometric. Viene eseguito una sola volta, poiché la parte più costosa non deve essere ripetuta ad ogni addestramento.</w:t>
+        <w:t xml:space="preserve">o script trasforma i file grezzi in un unico oggetto Data di </w:t>
+      </w:r>
+      <w:proofErr w:type="spellStart"/>
+      <w:r>
+        <w:t>PyTorch</w:t>
+      </w:r>
+      <w:proofErr w:type="spellEnd"/>
+      <w:r>
+        <w:t xml:space="preserve"> </w:t>
+      </w:r>
+      <w:proofErr w:type="spellStart"/>
+      <w:r>
+        <w:t>Geometric</w:t>
+      </w:r>
+      <w:proofErr w:type="spellEnd"/>
+      <w:r>
+        <w:t>. Viene eseguito una sola volta, poiché la parte più costosa non deve essere ripetuta ad ogni addestramento.</w:t>
       </w:r>
     </w:p>
     <w:p>
@@ -1232,8 +1459,13 @@
         <w:ind w:left="785"/>
       </w:pPr>
       <w:r>
-        <w:t>Gli ID testuali vengono mappati, tramite un dizionario, su indici interi da 0 a N-1, nell’ordine di prima apparizione. Gli archi sono salvati come coppie di indici nel tensore edge_index</w:t>
-      </w:r>
+        <w:t xml:space="preserve">Gli ID testuali vengono mappati, tramite un dizionario, su indici interi da 0 a N-1, nell’ordine di prima apparizione. Gli archi sono salvati come coppie di indici nel tensore </w:t>
+      </w:r>
+      <w:proofErr w:type="spellStart"/>
+      <w:r>
+        <w:t>edge_index</w:t>
+      </w:r>
+      <w:proofErr w:type="spellEnd"/>
       <w:r>
         <w:t>.</w:t>
       </w:r>
@@ -1281,7 +1513,23 @@
         <w:ind w:left="785"/>
       </w:pPr>
       <w:r>
-        <w:t>Con remove_self_loops e to_undirected vengono eliminati self-loop e archi duplicat</w:t>
+        <w:t xml:space="preserve">Con </w:t>
+      </w:r>
+      <w:proofErr w:type="spellStart"/>
+      <w:r>
+        <w:t>remove_self_loops</w:t>
+      </w:r>
+      <w:proofErr w:type="spellEnd"/>
+      <w:r>
+        <w:t xml:space="preserve"> e </w:t>
+      </w:r>
+      <w:proofErr w:type="spellStart"/>
+      <w:r>
+        <w:t>to_undirected</w:t>
+      </w:r>
+      <w:proofErr w:type="spellEnd"/>
+      <w:r>
+        <w:t xml:space="preserve"> vengono eliminati self-loop e archi duplicat</w:t>
       </w:r>
       <w:r>
         <w:t>i</w:t>
@@ -1315,7 +1563,15 @@
         <w:ind w:left="785"/>
       </w:pPr>
       <w:r>
-        <w:t>I post di ogni utente sono codificati con il modello pre-addestrato all-MiniLM-L6-v2, che produce un vettore di 384 valori per testo; per ogni utente si calcola la media dei vettori. Gli utenti senza post ricevono un vettore nullo.</w:t>
+        <w:t xml:space="preserve">I post di ogni utente sono codificati con il modello </w:t>
+      </w:r>
+      <w:proofErr w:type="spellStart"/>
+      <w:r>
+        <w:t>pre</w:t>
+      </w:r>
+      <w:proofErr w:type="spellEnd"/>
+      <w:r>
+        <w:t>-addestrato all-MiniLM-L6-v2, che produce un vettore di 384 valori per testo; per ogni utente si calcola la media dei vettori. Gli utenti senza post ricevono un vettore nullo.</w:t>
       </w:r>
     </w:p>
     <w:p>
@@ -1368,7 +1624,31 @@
         <w:ind w:left="785"/>
       </w:pPr>
       <w:r>
-        <w:t>Solo i nodi etichettati vengono divisi in train (70%), validation (15%) e test (15%) con uno split stratificato e seed fisso. Il risultato sono tre maschere booleane</w:t>
+        <w:t xml:space="preserve">Solo i nodi etichettati vengono divisi in </w:t>
+      </w:r>
+      <w:proofErr w:type="spellStart"/>
+      <w:r>
+        <w:t>train</w:t>
+      </w:r>
+      <w:proofErr w:type="spellEnd"/>
+      <w:r>
+        <w:t xml:space="preserve"> (70%), </w:t>
+      </w:r>
+      <w:proofErr w:type="spellStart"/>
+      <w:r>
+        <w:t>validation</w:t>
+      </w:r>
+      <w:proofErr w:type="spellEnd"/>
+      <w:r>
+        <w:t xml:space="preserve"> (15%) e test (15%) con uno split stratificato e </w:t>
+      </w:r>
+      <w:proofErr w:type="spellStart"/>
+      <w:r>
+        <w:t>seed</w:t>
+      </w:r>
+      <w:proofErr w:type="spellEnd"/>
+      <w:r>
+        <w:t xml:space="preserve"> fisso. Il risultato sono tre maschere booleane</w:t>
       </w:r>
       <w:r>
         <w:t>.</w:t>
@@ -1399,7 +1679,15 @@
         <w:t>x</w:t>
       </w:r>
       <w:r>
-        <w:t xml:space="preserve">, edge_index, y e le maschere vengono salvati in </w:t>
+        <w:t xml:space="preserve">, </w:t>
+      </w:r>
+      <w:proofErr w:type="spellStart"/>
+      <w:r>
+        <w:t>edge_index</w:t>
+      </w:r>
+      <w:proofErr w:type="spellEnd"/>
+      <w:r>
+        <w:t xml:space="preserve">, y e le maschere vengono salvati in </w:t>
       </w:r>
       <w:r>
         <w:rPr>
@@ -1408,7 +1696,27 @@
           <w:sz w:val="18"/>
           <w:szCs w:val="18"/>
         </w:rPr>
-        <w:t>datasets/SocialNetwork/processed_graph.pt</w:t>
+        <w:t>datasets/</w:t>
+      </w:r>
+      <w:proofErr w:type="spellStart"/>
+      <w:r>
+        <w:rPr>
+          <w:i/>
+          <w:iCs/>
+          <w:sz w:val="18"/>
+          <w:szCs w:val="18"/>
+        </w:rPr>
+        <w:t>SocialNetwork</w:t>
+      </w:r>
+      <w:proofErr w:type="spellEnd"/>
+      <w:r>
+        <w:rPr>
+          <w:i/>
+          <w:iCs/>
+          <w:sz w:val="18"/>
+          <w:szCs w:val="18"/>
+        </w:rPr>
+        <w:t>/processed_graph.pt</w:t>
       </w:r>
       <w:r>
         <w:rPr>
@@ -1426,7 +1734,7 @@
           <w:numId w:val="23"/>
         </w:numPr>
       </w:pPr>
-      <w:bookmarkStart w:id="2" w:name="_Toc242709960"/>
+      <w:bookmarkStart w:id="2" w:name="_Toc242979307"/>
       <w:r>
         <w:t>social_network.py</w:t>
       </w:r>
@@ -1442,8 +1750,53 @@
       <w:pPr>
         <w:spacing w:after="0"/>
       </w:pPr>
-      <w:r>
-        <w:t>GraphGPS richiede un dataset nel formato di PyTorch Geometric. Per questo è stata creata la classe SocialNetwork (graphgps/loader/dataset/social_network.py), sottoclasse di InMemoryDataset e analoga agli altri dataset del progetto</w:t>
+      <w:proofErr w:type="spellStart"/>
+      <w:r>
+        <w:t>GraphGPS</w:t>
+      </w:r>
+      <w:proofErr w:type="spellEnd"/>
+      <w:r>
+        <w:t xml:space="preserve"> richiede un dataset nel formato di </w:t>
+      </w:r>
+      <w:proofErr w:type="spellStart"/>
+      <w:r>
+        <w:t>PyTorch</w:t>
+      </w:r>
+      <w:proofErr w:type="spellEnd"/>
+      <w:r>
+        <w:t xml:space="preserve"> </w:t>
+      </w:r>
+      <w:proofErr w:type="spellStart"/>
+      <w:r>
+        <w:t>Geometric</w:t>
+      </w:r>
+      <w:proofErr w:type="spellEnd"/>
+      <w:r>
+        <w:t xml:space="preserve">. Per questo è stata creata la classe </w:t>
+      </w:r>
+      <w:proofErr w:type="spellStart"/>
+      <w:r>
+        <w:t>SocialNetwork</w:t>
+      </w:r>
+      <w:proofErr w:type="spellEnd"/>
+      <w:r>
+        <w:t xml:space="preserve"> (</w:t>
+      </w:r>
+      <w:proofErr w:type="spellStart"/>
+      <w:r>
+        <w:t>graphgps</w:t>
+      </w:r>
+      <w:proofErr w:type="spellEnd"/>
+      <w:r>
+        <w:t xml:space="preserve">/loader/dataset/social_network.py), sottoclasse di </w:t>
+      </w:r>
+      <w:proofErr w:type="spellStart"/>
+      <w:r>
+        <w:t>InMemoryDataset</w:t>
+      </w:r>
+      <w:proofErr w:type="spellEnd"/>
+      <w:r>
+        <w:t xml:space="preserve"> e analoga agli altri dataset del progetto</w:t>
       </w:r>
       <w:r>
         <w:t>.</w:t>
@@ -1451,9 +1804,22 @@
       <w:r>
         <w:t xml:space="preserve"> Al primo utilizzo verifica la presenza dei file grezzi, carica processed_graph.pt e ne salva una copia nella cartella </w:t>
       </w:r>
+      <w:proofErr w:type="spellStart"/>
       <w:r>
         <w:lastRenderedPageBreak/>
-        <w:t>processed, che viene poi riutilizzata nelle esecuzioni successive. Se processed_graph.pt viene rigenerato, la cartella processed va eliminata.</w:t>
+        <w:t>processed</w:t>
+      </w:r>
+      <w:proofErr w:type="spellEnd"/>
+      <w:r>
+        <w:t xml:space="preserve">, che viene poi riutilizzata nelle esecuzioni successive. Se processed_graph.pt viene rigenerato, la cartella </w:t>
+      </w:r>
+      <w:proofErr w:type="spellStart"/>
+      <w:r>
+        <w:t>processed</w:t>
+      </w:r>
+      <w:proofErr w:type="spellEnd"/>
+      <w:r>
+        <w:t xml:space="preserve"> va eliminata.</w:t>
       </w:r>
     </w:p>
     <w:p>
@@ -1464,7 +1830,7 @@
           <w:numId w:val="23"/>
         </w:numPr>
       </w:pPr>
-      <w:bookmarkStart w:id="3" w:name="_Toc242709961"/>
+      <w:bookmarkStart w:id="3" w:name="_Toc242979308"/>
       <w:r>
         <w:t>m</w:t>
       </w:r>
@@ -1486,7 +1852,76 @@
     </w:p>
     <w:p>
       <w:r>
-        <w:t>Sono state apportate due modifiche: l’import della classe SocialNetwork e un nuovo caso SocialNetwork nella funzione load_dataset_master(), sul modello di quello esistente per Actor. In questo modo il formato PyG-SocialNetwork indicato nel file .yaml carica i dati da datasets/SocialNetwork.</w:t>
+        <w:t xml:space="preserve">Sono state apportate due modifiche: l’import della classe </w:t>
+      </w:r>
+      <w:proofErr w:type="spellStart"/>
+      <w:r>
+        <w:t>SocialNetwork</w:t>
+      </w:r>
+      <w:proofErr w:type="spellEnd"/>
+      <w:r>
+        <w:t xml:space="preserve"> e un nuovo caso </w:t>
+      </w:r>
+      <w:proofErr w:type="spellStart"/>
+      <w:r>
+        <w:t>SocialNetwork</w:t>
+      </w:r>
+      <w:proofErr w:type="spellEnd"/>
+      <w:r>
+        <w:t xml:space="preserve"> nella funzione </w:t>
+      </w:r>
+      <w:proofErr w:type="spellStart"/>
+      <w:r>
+        <w:t>load_dataset_</w:t>
+      </w:r>
+      <w:proofErr w:type="gramStart"/>
+      <w:r>
+        <w:t>master</w:t>
+      </w:r>
+      <w:proofErr w:type="spellEnd"/>
+      <w:r>
+        <w:t>(</w:t>
+      </w:r>
+      <w:proofErr w:type="gramEnd"/>
+      <w:r>
+        <w:t xml:space="preserve">), sul modello di quello esistente per </w:t>
+      </w:r>
+      <w:proofErr w:type="spellStart"/>
+      <w:r>
+        <w:t>Actor</w:t>
+      </w:r>
+      <w:proofErr w:type="spellEnd"/>
+      <w:r>
+        <w:t xml:space="preserve">. In questo modo il formato </w:t>
+      </w:r>
+      <w:proofErr w:type="spellStart"/>
+      <w:r>
+        <w:t>PyG-SocialNetwork</w:t>
+      </w:r>
+      <w:proofErr w:type="spellEnd"/>
+      <w:r>
+        <w:t xml:space="preserve"> indicato nel </w:t>
+      </w:r>
+      <w:proofErr w:type="gramStart"/>
+      <w:r>
+        <w:t>file .</w:t>
+      </w:r>
+      <w:proofErr w:type="spellStart"/>
+      <w:r>
+        <w:t>yaml</w:t>
+      </w:r>
+      <w:proofErr w:type="spellEnd"/>
+      <w:proofErr w:type="gramEnd"/>
+      <w:r>
+        <w:t xml:space="preserve"> carica i dati da datasets/</w:t>
+      </w:r>
+      <w:proofErr w:type="spellStart"/>
+      <w:r>
+        <w:t>SocialNetwork</w:t>
+      </w:r>
+      <w:proofErr w:type="spellEnd"/>
+      <w:r>
+        <w:t>.</w:t>
       </w:r>
     </w:p>
     <w:p>
@@ -1497,15 +1932,62 @@
           <w:numId w:val="23"/>
         </w:numPr>
       </w:pPr>
-      <w:bookmarkStart w:id="4" w:name="_Toc242709962"/>
-      <w:r>
-        <w:t>social_network.yaml: configurazione del modello</w:t>
+      <w:bookmarkStart w:id="4" w:name="_Toc242979309"/>
+      <w:proofErr w:type="spellStart"/>
+      <w:r>
+        <w:t>social_</w:t>
+      </w:r>
+      <w:proofErr w:type="gramStart"/>
+      <w:r>
+        <w:t>network.yaml</w:t>
+      </w:r>
+      <w:proofErr w:type="spellEnd"/>
+      <w:proofErr w:type="gramEnd"/>
+      <w:r>
+        <w:t>: configurazione del modello</w:t>
       </w:r>
       <w:bookmarkEnd w:id="4"/>
     </w:p>
     <w:p>
       <w:r>
-        <w:t>Ogni esperimento in GraphGPS è descritto da un file .yaml. Come riferimento è stato scelto actor-GPS.yaml, poiché anche Actor è un problema di classificazione di nodi su un unico grafo con split fissati. La struttura e i parametri del modello sono gli stessi; sono stati modificati solo gli aspetti dipendenti dal dataset:</w:t>
+        <w:t xml:space="preserve">Ogni esperimento in </w:t>
+      </w:r>
+      <w:proofErr w:type="spellStart"/>
+      <w:r>
+        <w:t>GraphGPS</w:t>
+      </w:r>
+      <w:proofErr w:type="spellEnd"/>
+      <w:r>
+        <w:t xml:space="preserve"> è descritto da un </w:t>
+      </w:r>
+      <w:proofErr w:type="gramStart"/>
+      <w:r>
+        <w:t>file .</w:t>
+      </w:r>
+      <w:proofErr w:type="spellStart"/>
+      <w:r>
+        <w:t>yaml</w:t>
+      </w:r>
+      <w:proofErr w:type="spellEnd"/>
+      <w:proofErr w:type="gramEnd"/>
+      <w:r>
+        <w:t xml:space="preserve">. Come riferimento è stato scelto </w:t>
+      </w:r>
+      <w:proofErr w:type="spellStart"/>
+      <w:r>
+        <w:t>actor-GPS.yaml</w:t>
+      </w:r>
+      <w:proofErr w:type="spellEnd"/>
+      <w:r>
+        <w:t xml:space="preserve">, poiché anche </w:t>
+      </w:r>
+      <w:proofErr w:type="spellStart"/>
+      <w:r>
+        <w:t>Actor</w:t>
+      </w:r>
+      <w:proofErr w:type="spellEnd"/>
+      <w:r>
+        <w:t xml:space="preserve"> è un problema di classificazione di nodi su un unico grafo con split fissati. La struttura e i parametri del modello sono gli stessi; sono stati modificati solo gli aspetti dipendenti dal dataset:</w:t>
       </w:r>
     </w:p>
     <w:p>
@@ -1521,17 +2003,42 @@
           <w:b/>
           <w:bCs/>
         </w:rPr>
-        <w:t xml:space="preserve">format: PyG-SocialNetwork </w:t>
-      </w:r>
-      <w:r>
-        <w:t xml:space="preserve">e </w:t>
-      </w:r>
+        <w:t xml:space="preserve">format: </w:t>
+      </w:r>
+      <w:proofErr w:type="spellStart"/>
       <w:r>
         <w:rPr>
           <w:b/>
           <w:bCs/>
         </w:rPr>
-        <w:t>split_mode: standard</w:t>
+        <w:t>PyG-SocialNetwork</w:t>
+      </w:r>
+      <w:proofErr w:type="spellEnd"/>
+      <w:r>
+        <w:rPr>
+          <w:b/>
+          <w:bCs/>
+        </w:rPr>
+        <w:t xml:space="preserve"> </w:t>
+      </w:r>
+      <w:r>
+        <w:t xml:space="preserve">e </w:t>
+      </w:r>
+      <w:proofErr w:type="spellStart"/>
+      <w:r>
+        <w:rPr>
+          <w:b/>
+          <w:bCs/>
+        </w:rPr>
+        <w:t>split_mode</w:t>
+      </w:r>
+      <w:proofErr w:type="spellEnd"/>
+      <w:r>
+        <w:rPr>
+          <w:b/>
+          <w:bCs/>
+        </w:rPr>
+        <w:t>: standard</w:t>
       </w:r>
       <w:r>
         <w:t>, per usare le maschere crea</w:t>
@@ -1548,18 +2055,68 @@
           <w:numId w:val="22"/>
         </w:numPr>
       </w:pPr>
+      <w:proofErr w:type="spellStart"/>
       <w:r>
         <w:rPr>
           <w:b/>
           <w:bCs/>
         </w:rPr>
-        <w:t>node_encoder_name: LinearNode</w:t>
-      </w:r>
+        <w:t>node_encoder_name</w:t>
+      </w:r>
+      <w:proofErr w:type="spellEnd"/>
+      <w:r>
+        <w:rPr>
+          <w:b/>
+          <w:bCs/>
+        </w:rPr>
+        <w:t xml:space="preserve">: </w:t>
+      </w:r>
+      <w:proofErr w:type="spellStart"/>
+      <w:r>
+        <w:rPr>
+          <w:b/>
+          <w:bCs/>
+        </w:rPr>
+        <w:t>LinearNode</w:t>
+      </w:r>
+      <w:proofErr w:type="spellEnd"/>
       <w:r>
         <w:t xml:space="preserve"> al posto di</w:t>
       </w:r>
       <w:r>
-        <w:t xml:space="preserve"> LapPE: le positional encoding laplaciane richiedono una decomposizione su una matrice densa NxN, troppo onerosa in memoria per questo grafo;</w:t>
+        <w:t xml:space="preserve"> </w:t>
+      </w:r>
+      <w:proofErr w:type="spellStart"/>
+      <w:r>
+        <w:t>LapPE</w:t>
+      </w:r>
+      <w:proofErr w:type="spellEnd"/>
+      <w:r>
+        <w:t xml:space="preserve">: le </w:t>
+      </w:r>
+      <w:proofErr w:type="spellStart"/>
+      <w:r>
+        <w:t>positional</w:t>
+      </w:r>
+      <w:proofErr w:type="spellEnd"/>
+      <w:r>
+        <w:t xml:space="preserve"> </w:t>
+      </w:r>
+      <w:proofErr w:type="spellStart"/>
+      <w:r>
+        <w:t>encoding</w:t>
+      </w:r>
+      <w:proofErr w:type="spellEnd"/>
+      <w:r>
+        <w:t xml:space="preserve"> laplaciane richiedono una decomposizione su una matrice densa </w:t>
+      </w:r>
+      <w:proofErr w:type="spellStart"/>
+      <w:r>
+        <w:t>NxN</w:t>
+      </w:r>
+      <w:proofErr w:type="spellEnd"/>
+      <w:r>
+        <w:t>, troppo onerosa in memoria per questo grafo;</w:t>
       </w:r>
     </w:p>
     <w:p>
@@ -1570,18 +2127,52 @@
           <w:numId w:val="22"/>
         </w:numPr>
       </w:pPr>
+      <w:proofErr w:type="spellStart"/>
       <w:r>
         <w:rPr>
           <w:b/>
           <w:bCs/>
         </w:rPr>
-        <w:t>layer_type: GCN+Performer</w:t>
-      </w:r>
-      <w:r>
-        <w:t xml:space="preserve"> al posto di G</w:t>
-      </w:r>
-      <w:r>
-        <w:t>CN+Transformer: il Performer approssima l’attention con costo lineare nel numero di nodi;</w:t>
+        <w:t>layer_type</w:t>
+      </w:r>
+      <w:proofErr w:type="spellEnd"/>
+      <w:r>
+        <w:rPr>
+          <w:b/>
+          <w:bCs/>
+        </w:rPr>
+        <w:t xml:space="preserve">: </w:t>
+      </w:r>
+      <w:proofErr w:type="spellStart"/>
+      <w:r>
+        <w:rPr>
+          <w:b/>
+          <w:bCs/>
+        </w:rPr>
+        <w:t>GCN+Performer</w:t>
+      </w:r>
+      <w:proofErr w:type="spellEnd"/>
+      <w:r>
+        <w:t xml:space="preserve"> al posto di </w:t>
+      </w:r>
+      <w:proofErr w:type="spellStart"/>
+      <w:r>
+        <w:t>G</w:t>
+      </w:r>
+      <w:r>
+        <w:t>CN+Transformer</w:t>
+      </w:r>
+      <w:proofErr w:type="spellEnd"/>
+      <w:r>
+        <w:t>: il Performer approssima l’</w:t>
+      </w:r>
+      <w:proofErr w:type="spellStart"/>
+      <w:r>
+        <w:t>attention</w:t>
+      </w:r>
+      <w:proofErr w:type="spellEnd"/>
+      <w:r>
+        <w:t xml:space="preserve"> con costo lineare nel numero di nodi;</w:t>
       </w:r>
     </w:p>
     <w:p>
@@ -1592,22 +2183,49 @@
           <w:numId w:val="22"/>
         </w:numPr>
       </w:pPr>
+      <w:proofErr w:type="spellStart"/>
       <w:r>
         <w:rPr>
           <w:b/>
           <w:bCs/>
         </w:rPr>
-        <w:t>loss_fun: weighted_cross_entropy</w:t>
-      </w:r>
-      <w:r>
-        <w:t xml:space="preserve"> e </w:t>
-      </w:r>
+        <w:t>loss_fun</w:t>
+      </w:r>
+      <w:proofErr w:type="spellEnd"/>
       <w:r>
         <w:rPr>
           <w:b/>
           <w:bCs/>
         </w:rPr>
-        <w:t>metric_best: f1</w:t>
+        <w:t xml:space="preserve">: </w:t>
+      </w:r>
+      <w:proofErr w:type="spellStart"/>
+      <w:r>
+        <w:rPr>
+          <w:b/>
+          <w:bCs/>
+        </w:rPr>
+        <w:t>weighted_cross_entropy</w:t>
+      </w:r>
+      <w:proofErr w:type="spellEnd"/>
+      <w:r>
+        <w:t xml:space="preserve"> e </w:t>
+      </w:r>
+      <w:proofErr w:type="spellStart"/>
+      <w:r>
+        <w:rPr>
+          <w:b/>
+          <w:bCs/>
+        </w:rPr>
+        <w:t>metric_best</w:t>
+      </w:r>
+      <w:proofErr w:type="spellEnd"/>
+      <w:r>
+        <w:rPr>
+          <w:b/>
+          <w:bCs/>
+        </w:rPr>
+        <w:t>: f1</w:t>
       </w:r>
       <w:r>
         <w:t>, per tenere conto dello sbilancia</w:t>
@@ -1624,23 +2242,50 @@
           <w:numId w:val="22"/>
         </w:numPr>
       </w:pPr>
+      <w:proofErr w:type="spellStart"/>
       <w:r>
         <w:rPr>
           <w:b/>
           <w:bCs/>
         </w:rPr>
-        <w:t xml:space="preserve">wandb disattivato </w:t>
-      </w:r>
-      <w:r>
-        <w:t xml:space="preserve">e </w:t>
-      </w:r>
+        <w:t>wandb</w:t>
+      </w:r>
+      <w:proofErr w:type="spellEnd"/>
       <w:r>
         <w:rPr>
           <w:b/>
           <w:bCs/>
         </w:rPr>
-        <w:t>accelerator: cuda</w:t>
-      </w:r>
+        <w:t xml:space="preserve"> disattivato </w:t>
+      </w:r>
+      <w:r>
+        <w:t xml:space="preserve">e </w:t>
+      </w:r>
+      <w:proofErr w:type="spellStart"/>
+      <w:r>
+        <w:rPr>
+          <w:b/>
+          <w:bCs/>
+        </w:rPr>
+        <w:t>accelerator</w:t>
+      </w:r>
+      <w:proofErr w:type="spellEnd"/>
+      <w:r>
+        <w:rPr>
+          <w:b/>
+          <w:bCs/>
+        </w:rPr>
+        <w:t xml:space="preserve">: </w:t>
+      </w:r>
+      <w:proofErr w:type="spellStart"/>
+      <w:r>
+        <w:rPr>
+          <w:b/>
+          <w:bCs/>
+        </w:rPr>
+        <w:t>cuda</w:t>
+      </w:r>
+      <w:proofErr w:type="spellEnd"/>
       <w:r>
         <w:t>.</w:t>
       </w:r>
@@ -1653,7 +2298,7 @@
           <w:numId w:val="23"/>
         </w:numPr>
       </w:pPr>
-      <w:bookmarkStart w:id="5" w:name="_Toc242709963"/>
+      <w:bookmarkStart w:id="5" w:name="_Toc242979310"/>
       <w:r>
         <w:t>Primo a</w:t>
       </w:r>
@@ -1667,29 +2312,156 @@
     </w:p>
     <w:p>
       <w:r>
-        <w:t>L’addestramento si avvia con python main.py –cfg config</w:t>
+        <w:t xml:space="preserve">L’addestramento si avvia con </w:t>
+      </w:r>
+      <w:proofErr w:type="spellStart"/>
+      <w:r>
+        <w:t>python</w:t>
+      </w:r>
+      <w:proofErr w:type="spellEnd"/>
+      <w:r>
+        <w:t xml:space="preserve"> main.py </w:t>
+      </w:r>
+      <w:r>
+        <w:t>--</w:t>
+      </w:r>
+      <w:proofErr w:type="spellStart"/>
+      <w:r>
+        <w:t>cfg</w:t>
+      </w:r>
+      <w:proofErr w:type="spellEnd"/>
+      <w:r>
+        <w:t xml:space="preserve"> </w:t>
+      </w:r>
+      <w:proofErr w:type="spellStart"/>
+      <w:r>
+        <w:t>config</w:t>
       </w:r>
       <w:r>
         <w:t>s</w:t>
       </w:r>
-      <w:r>
-        <w:t xml:space="preserve">/GPS/social_network.yaml. Con il sampler full_batch l’intero grafo viene elaborato a ogni </w:t>
+      <w:proofErr w:type="spellEnd"/>
+      <w:r>
+        <w:t>/GPS/</w:t>
+      </w:r>
+      <w:proofErr w:type="spellStart"/>
+      <w:r>
+        <w:t>SocialNetwork</w:t>
+      </w:r>
+      <w:proofErr w:type="spellEnd"/>
+      <w:r>
+        <w:t>/</w:t>
+      </w:r>
+      <w:proofErr w:type="spellStart"/>
+      <w:r>
+        <w:t>social_network.yaml</w:t>
+      </w:r>
+      <w:proofErr w:type="spellEnd"/>
+      <w:r>
+        <w:t xml:space="preserve">. Con il sampler </w:t>
+      </w:r>
+      <w:proofErr w:type="spellStart"/>
+      <w:r>
+        <w:t>full_batch</w:t>
+      </w:r>
+      <w:proofErr w:type="spellEnd"/>
+      <w:r>
+        <w:t xml:space="preserve"> l’intero grafo viene elaborato a ogni </w:t>
       </w:r>
       <w:r>
         <w:t>epoca; quindi,</w:t>
       </w:r>
       <w:r>
-        <w:t xml:space="preserve"> un’epoca corrisponde a un solo aggiornamento dei pesi e richiede meno di mezzo secondo su GPU. I risultati sono salvati in results/social_network.</w:t>
+        <w:t xml:space="preserve"> un’epoca corrisponde a un solo aggiornamento dei pesi e richiede meno di mezzo secondo su GPU. I risultati sono salvati in </w:t>
+      </w:r>
+      <w:proofErr w:type="spellStart"/>
+      <w:r>
+        <w:t>results</w:t>
+      </w:r>
+      <w:proofErr w:type="spellEnd"/>
+      <w:r>
+        <w:t>/</w:t>
+      </w:r>
+      <w:proofErr w:type="spellStart"/>
+      <w:r>
+        <w:t>social_network</w:t>
+      </w:r>
+      <w:proofErr w:type="spellEnd"/>
+      <w:r>
+        <w:t>.</w:t>
       </w:r>
     </w:p>
     <w:p>
-      <w:r>
-        <w:t>stats.json riporta i valori per epoca, la cartella agg l’epoca migliore (quella con F1 più alto su validation). Le metriche calcolate sono loss, accuracy, F1 macro (media degli F1 delle singole classi) e AUC.</w:t>
+      <w:proofErr w:type="spellStart"/>
+      <w:proofErr w:type="gramStart"/>
+      <w:r>
+        <w:t>stats.json</w:t>
+      </w:r>
+      <w:proofErr w:type="spellEnd"/>
+      <w:proofErr w:type="gramEnd"/>
+      <w:r>
+        <w:t xml:space="preserve"> riporta i valori per epoca, la cartella agg l’epoca migliore (quella con F1 più alto su </w:t>
+      </w:r>
+      <w:proofErr w:type="spellStart"/>
+      <w:r>
+        <w:t>validation</w:t>
+      </w:r>
+      <w:proofErr w:type="spellEnd"/>
+      <w:r>
+        <w:t xml:space="preserve">). Le metriche calcolate sono </w:t>
+      </w:r>
+      <w:proofErr w:type="spellStart"/>
+      <w:r>
+        <w:t>loss</w:t>
+      </w:r>
+      <w:proofErr w:type="spellEnd"/>
+      <w:r>
+        <w:t xml:space="preserve">, </w:t>
+      </w:r>
+      <w:proofErr w:type="spellStart"/>
+      <w:r>
+        <w:t>accuracy</w:t>
+      </w:r>
+      <w:proofErr w:type="spellEnd"/>
+      <w:r>
+        <w:t>, F1 macro (media degli F1 delle singole classi) e AUC.</w:t>
       </w:r>
     </w:p>
     <w:p>
       <w:r>
-        <w:t>Con 200 epoche il modello ha ottenuto sul test un’accuracy di 0,481 e un F1 macro di 0,378. I valori di train, validation e test erano molto simili, indicando underfitting: il modello non apprendeva a sufficienza nemmeno sui dati di addestramento.</w:t>
+        <w:t>Con 200 epoche il modello ha ottenuto sul test un’</w:t>
+      </w:r>
+      <w:proofErr w:type="spellStart"/>
+      <w:r>
+        <w:t>accuracy</w:t>
+      </w:r>
+      <w:proofErr w:type="spellEnd"/>
+      <w:r>
+        <w:t xml:space="preserve"> di 0,481 e un F1 macro di 0,378. I valori di </w:t>
+      </w:r>
+      <w:proofErr w:type="spellStart"/>
+      <w:r>
+        <w:t>train</w:t>
+      </w:r>
+      <w:proofErr w:type="spellEnd"/>
+      <w:r>
+        <w:t xml:space="preserve">, </w:t>
+      </w:r>
+      <w:proofErr w:type="spellStart"/>
+      <w:r>
+        <w:t>validation</w:t>
+      </w:r>
+      <w:proofErr w:type="spellEnd"/>
+      <w:r>
+        <w:t xml:space="preserve"> e test erano molto simili, indicando </w:t>
+      </w:r>
+      <w:proofErr w:type="spellStart"/>
+      <w:r>
+        <w:t>underfitting</w:t>
+      </w:r>
+      <w:proofErr w:type="spellEnd"/>
+      <w:r>
+        <w:t>: il modello non apprendeva a sufficienza nemmeno sui dati di addestramento.</w:t>
       </w:r>
     </w:p>
     <w:p>
@@ -1700,7 +2472,7 @@
           <w:numId w:val="23"/>
         </w:numPr>
       </w:pPr>
-      <w:bookmarkStart w:id="6" w:name="_Toc242709964"/>
+      <w:bookmarkStart w:id="6" w:name="_Toc242979311"/>
       <w:r>
         <w:lastRenderedPageBreak/>
         <w:t>Metriche per classe sul test</w:t>
@@ -1709,13 +2481,37 @@
     </w:p>
     <w:p>
       <w:r>
-        <w:t>Le metriche aggregate non descrivono il comportamento del modello sulle singole classi. È stato quindi aggiunto il calcolo del classification_report di scikit</w:t>
+        <w:t xml:space="preserve">Le metriche aggregate non descrivono il comportamento del modello sulle singole classi. È stato quindi aggiunto il calcolo del </w:t>
+      </w:r>
+      <w:proofErr w:type="spellStart"/>
+      <w:r>
+        <w:t>classification_report</w:t>
+      </w:r>
+      <w:proofErr w:type="spellEnd"/>
+      <w:r>
+        <w:t xml:space="preserve"> di </w:t>
+      </w:r>
+      <w:proofErr w:type="spellStart"/>
+      <w:r>
+        <w:t>scikit</w:t>
       </w:r>
       <w:r>
         <w:t>-</w:t>
       </w:r>
       <w:r>
-        <w:t>learn (precision, recall, F1 e support per classe), solo sul test e solo per l’epoca migliore.</w:t>
+        <w:t>learn</w:t>
+      </w:r>
+      <w:proofErr w:type="spellEnd"/>
+      <w:r>
+        <w:t xml:space="preserve"> (</w:t>
+      </w:r>
+      <w:proofErr w:type="spellStart"/>
+      <w:r>
+        <w:t>precision</w:t>
+      </w:r>
+      <w:proofErr w:type="spellEnd"/>
+      <w:r>
+        <w:t>, recall, F1 e support per classe), solo sul test e solo per l’epoca migliore.</w:t>
       </w:r>
     </w:p>
     <w:p>
@@ -1726,21 +2522,62 @@
           <w:numId w:val="22"/>
         </w:numPr>
       </w:pPr>
+      <w:proofErr w:type="spellStart"/>
       <w:r>
         <w:rPr>
           <w:b/>
           <w:bCs/>
         </w:rPr>
-        <w:t>graphgps/logger.py</w:t>
-      </w:r>
-      <w:r>
-        <w:t>: nella funzione classification_multi(),</w:t>
+        <w:t>graphgps</w:t>
+      </w:r>
+      <w:proofErr w:type="spellEnd"/>
+      <w:r>
+        <w:rPr>
+          <w:b/>
+          <w:bCs/>
+        </w:rPr>
+        <w:t>/logger.py</w:t>
+      </w:r>
+      <w:r>
+        <w:t xml:space="preserve">: nella funzione </w:t>
+      </w:r>
+      <w:proofErr w:type="spellStart"/>
+      <w:r>
+        <w:t>classification_</w:t>
+      </w:r>
+      <w:proofErr w:type="gramStart"/>
+      <w:r>
+        <w:t>multi</w:t>
+      </w:r>
+      <w:proofErr w:type="spellEnd"/>
+      <w:r>
+        <w:t>(</w:t>
+      </w:r>
+      <w:proofErr w:type="gramEnd"/>
+      <w:r>
+        <w:t>),</w:t>
       </w:r>
       <w:r>
         <w:t xml:space="preserve"> </w:t>
       </w:r>
       <w:r>
-        <w:t>se il logger è quello del test, la tabella viene calcolata e salvata nell’attributo last_report.</w:t>
+        <w:t xml:space="preserve">se il </w:t>
+      </w:r>
+      <w:proofErr w:type="spellStart"/>
+      <w:r>
+        <w:t>logger</w:t>
+      </w:r>
+      <w:proofErr w:type="spellEnd"/>
+      <w:r>
+        <w:t xml:space="preserve"> è quello del test, la tabella viene calcolata e salvata nell’attributo </w:t>
+      </w:r>
+      <w:proofErr w:type="spellStart"/>
+      <w:r>
+        <w:t>last_report</w:t>
+      </w:r>
+      <w:proofErr w:type="spellEnd"/>
+      <w:r>
+        <w:t>.</w:t>
       </w:r>
     </w:p>
     <w:p>
@@ -1751,25 +2588,91 @@
           <w:numId w:val="22"/>
         </w:numPr>
       </w:pPr>
+      <w:proofErr w:type="spellStart"/>
       <w:r>
         <w:rPr>
           <w:b/>
           <w:bCs/>
         </w:rPr>
-        <w:t>graphgps/train/custom_train.py</w:t>
-      </w:r>
-      <w:r>
-        <w:t>: in custom_train(), ogni volta che</w:t>
+        <w:t>graphgps</w:t>
+      </w:r>
+      <w:proofErr w:type="spellEnd"/>
+      <w:r>
+        <w:rPr>
+          <w:b/>
+          <w:bCs/>
+        </w:rPr>
+        <w:t>/</w:t>
+      </w:r>
+      <w:proofErr w:type="spellStart"/>
+      <w:r>
+        <w:rPr>
+          <w:b/>
+          <w:bCs/>
+        </w:rPr>
+        <w:t>train</w:t>
+      </w:r>
+      <w:proofErr w:type="spellEnd"/>
+      <w:r>
+        <w:rPr>
+          <w:b/>
+          <w:bCs/>
+        </w:rPr>
+        <w:t>/custom_train.py</w:t>
+      </w:r>
+      <w:r>
+        <w:t xml:space="preserve">: in </w:t>
+      </w:r>
+      <w:proofErr w:type="spellStart"/>
+      <w:r>
+        <w:t>custom_</w:t>
+      </w:r>
+      <w:proofErr w:type="gramStart"/>
+      <w:r>
+        <w:t>train</w:t>
+      </w:r>
+      <w:proofErr w:type="spellEnd"/>
+      <w:r>
+        <w:t>(</w:t>
+      </w:r>
+      <w:proofErr w:type="gramEnd"/>
+      <w:r>
+        <w:t>), ogni volta che</w:t>
       </w:r>
       <w:r>
         <w:t xml:space="preserve"> si trova una nuova epoca migliore, la tabella viene memorizzata; al termine viene scritta in </w:t>
       </w:r>
+      <w:proofErr w:type="spellStart"/>
       <w:r>
         <w:rPr>
           <w:i/>
           <w:iCs/>
         </w:rPr>
-        <w:t>results/social_network/0/test/classification_report.txt</w:t>
+        <w:t>results</w:t>
+      </w:r>
+      <w:proofErr w:type="spellEnd"/>
+      <w:r>
+        <w:rPr>
+          <w:i/>
+          <w:iCs/>
+        </w:rPr>
+        <w:t>/</w:t>
+      </w:r>
+      <w:proofErr w:type="spellStart"/>
+      <w:r>
+        <w:rPr>
+          <w:i/>
+          <w:iCs/>
+        </w:rPr>
+        <w:t>social_network</w:t>
+      </w:r>
+      <w:proofErr w:type="spellEnd"/>
+      <w:r>
+        <w:rPr>
+          <w:i/>
+          <w:iCs/>
+        </w:rPr>
+        <w:t>/0/test/classification_report.txt</w:t>
       </w:r>
       <w:r>
         <w:t>.</w:t>
@@ -1777,7 +2680,15 @@
     </w:p>
     <w:p>
       <w:r>
-        <w:t>La tabella ha mostrato che il modello si comportava discretamente sulla classe 1 (circa il 40% degli utenti) ma molto peggio sulle classi meno numerose: la classe 4, ad esempio, aveva una recall di 0,15.</w:t>
+        <w:t xml:space="preserve">La tabella ha mostrato che il modello si comportava discretamente sulla classe 1 (circa il 40% degli utenti) ma molto peggio sulle classi meno numerose: la classe 4, ad esempio, aveva </w:t>
+      </w:r>
+      <w:proofErr w:type="gramStart"/>
+      <w:r>
+        <w:t>una recall</w:t>
+      </w:r>
+      <w:proofErr w:type="gramEnd"/>
+      <w:r>
+        <w:t xml:space="preserve"> di 0,15.</w:t>
       </w:r>
     </w:p>
     <w:tbl>
@@ -2443,12 +3354,14 @@
               <w:keepNext/>
               <w:spacing w:before="28" w:after="28"/>
             </w:pPr>
+            <w:proofErr w:type="spellStart"/>
             <w:r>
               <w:rPr>
                 <w:b/>
               </w:rPr>
               <w:t>Accuracy</w:t>
             </w:r>
+            <w:proofErr w:type="spellEnd"/>
           </w:p>
         </w:tc>
         <w:tc>
@@ -2527,8 +3440,16 @@
               <w:rPr>
                 <w:b/>
               </w:rPr>
-              <w:t>Macro avg</w:t>
-            </w:r>
+              <w:t xml:space="preserve">Macro </w:t>
+            </w:r>
+            <w:proofErr w:type="spellStart"/>
+            <w:r>
+              <w:rPr>
+                <w:b/>
+              </w:rPr>
+              <w:t>avg</w:t>
+            </w:r>
+            <w:proofErr w:type="spellEnd"/>
           </w:p>
         </w:tc>
         <w:tc>
@@ -2614,12 +3535,28 @@
             <w:pPr>
               <w:spacing w:before="28" w:after="28"/>
             </w:pPr>
-            <w:r>
-              <w:rPr>
-                <w:b/>
-              </w:rPr>
-              <w:t>Weighted avg</w:t>
-            </w:r>
+            <w:proofErr w:type="spellStart"/>
+            <w:r>
+              <w:rPr>
+                <w:b/>
+              </w:rPr>
+              <w:t>Weighted</w:t>
+            </w:r>
+            <w:proofErr w:type="spellEnd"/>
+            <w:r>
+              <w:rPr>
+                <w:b/>
+              </w:rPr>
+              <w:t xml:space="preserve"> </w:t>
+            </w:r>
+            <w:proofErr w:type="spellStart"/>
+            <w:r>
+              <w:rPr>
+                <w:b/>
+              </w:rPr>
+              <w:t>avg</w:t>
+            </w:r>
+            <w:proofErr w:type="spellEnd"/>
           </w:p>
         </w:tc>
         <w:tc>
@@ -2694,17 +3631,85 @@
           <w:numId w:val="23"/>
         </w:numPr>
       </w:pPr>
-      <w:bookmarkStart w:id="7" w:name="_Toc242709965"/>
+      <w:bookmarkStart w:id="7" w:name="_Toc242979312"/>
       <w:r>
         <w:t>Correzione del numero di classi (main.py)</w:t>
       </w:r>
       <w:bookmarkEnd w:id="7"/>
     </w:p>
     <w:p>
-      <w:r>
-        <w:t>GraphGym determina il numero di classi contando i valori distinti di y, includendo anche il -1 dei nodi senza etichetta: il modello aveva quindi 7 uscite invece di 6. Ciò generava un avviso di torchmetrics e falsava l’AUC, calcolata anche su una classe inesistente. In main.py, tra create_loader() e create_model(), per il formato PyG-SocialNetwork viene ora impostato cfg.share.dim_out=6. Dopo la correzione lo strato finale è Linear(64, 6).</w:t>
-      </w:r>
-      <w:bookmarkStart w:id="8" w:name="_Toc242709966"/>
+      <w:proofErr w:type="spellStart"/>
+      <w:r>
+        <w:t>GraphGym</w:t>
+      </w:r>
+      <w:proofErr w:type="spellEnd"/>
+      <w:r>
+        <w:t xml:space="preserve"> determina il numero di classi contando i valori distinti di y, includendo anche il -1 dei nodi senza etichetta: il modello aveva quindi 7 uscite invece di 6. Ciò generava un avviso di </w:t>
+      </w:r>
+      <w:proofErr w:type="spellStart"/>
+      <w:r>
+        <w:t>torchmetrics</w:t>
+      </w:r>
+      <w:proofErr w:type="spellEnd"/>
+      <w:r>
+        <w:t xml:space="preserve"> e falsava l’AUC, calcolata anche su una classe inesistente. In main.py, tra </w:t>
+      </w:r>
+      <w:proofErr w:type="spellStart"/>
+      <w:r>
+        <w:t>create_</w:t>
+      </w:r>
+      <w:proofErr w:type="gramStart"/>
+      <w:r>
+        <w:t>loader</w:t>
+      </w:r>
+      <w:proofErr w:type="spellEnd"/>
+      <w:r>
+        <w:t>(</w:t>
+      </w:r>
+      <w:proofErr w:type="gramEnd"/>
+      <w:r>
+        <w:t xml:space="preserve">) e </w:t>
+      </w:r>
+      <w:proofErr w:type="spellStart"/>
+      <w:r>
+        <w:t>create_</w:t>
+      </w:r>
+      <w:proofErr w:type="gramStart"/>
+      <w:r>
+        <w:t>model</w:t>
+      </w:r>
+      <w:proofErr w:type="spellEnd"/>
+      <w:r>
+        <w:t>(</w:t>
+      </w:r>
+      <w:proofErr w:type="gramEnd"/>
+      <w:r>
+        <w:t xml:space="preserve">), per il formato </w:t>
+      </w:r>
+      <w:proofErr w:type="spellStart"/>
+      <w:r>
+        <w:t>PyG-SocialNetwork</w:t>
+      </w:r>
+      <w:proofErr w:type="spellEnd"/>
+      <w:r>
+        <w:t xml:space="preserve"> viene ora impostato </w:t>
+      </w:r>
+      <w:proofErr w:type="spellStart"/>
+      <w:r>
+        <w:t>cfg.share.dim_out</w:t>
+      </w:r>
+      <w:proofErr w:type="spellEnd"/>
+      <w:r>
+        <w:t xml:space="preserve">=6. Dopo la correzione lo strato finale è </w:t>
+      </w:r>
+      <w:proofErr w:type="gramStart"/>
+      <w:r>
+        <w:t>Linear(</w:t>
+      </w:r>
+      <w:proofErr w:type="gramEnd"/>
+      <w:r>
+        <w:t>64, 6).</w:t>
+      </w:r>
     </w:p>
     <w:p>
       <w:r>
@@ -2719,6 +3724,7 @@
           <w:numId w:val="23"/>
         </w:numPr>
       </w:pPr>
+      <w:bookmarkStart w:id="8" w:name="_Toc242979313"/>
       <w:r>
         <w:lastRenderedPageBreak/>
         <w:t>Variazione del numero di epoche</w:t>
@@ -2727,7 +3733,44 @@
     </w:p>
     <w:p>
       <w:r>
-        <w:t>Per ridurre l’underfitting sono stati modificati max_epoch e num_warmup_epochs in social_network.yaml. I risultati sul test all’epoca migliore sono:</w:t>
+        <w:t>Per ridurre l’</w:t>
+      </w:r>
+      <w:proofErr w:type="spellStart"/>
+      <w:r>
+        <w:t>underfitting</w:t>
+      </w:r>
+      <w:proofErr w:type="spellEnd"/>
+      <w:r>
+        <w:t xml:space="preserve"> sono stati modificati </w:t>
+      </w:r>
+      <w:proofErr w:type="spellStart"/>
+      <w:r>
+        <w:t>max_epoch</w:t>
+      </w:r>
+      <w:proofErr w:type="spellEnd"/>
+      <w:r>
+        <w:t xml:space="preserve"> e </w:t>
+      </w:r>
+      <w:proofErr w:type="spellStart"/>
+      <w:r>
+        <w:t>num_warmup_epochs</w:t>
+      </w:r>
+      <w:proofErr w:type="spellEnd"/>
+      <w:r>
+        <w:t xml:space="preserve"> in </w:t>
+      </w:r>
+      <w:proofErr w:type="spellStart"/>
+      <w:r>
+        <w:t>social_</w:t>
+      </w:r>
+      <w:proofErr w:type="gramStart"/>
+      <w:r>
+        <w:t>network.yaml</w:t>
+      </w:r>
+      <w:proofErr w:type="spellEnd"/>
+      <w:proofErr w:type="gramEnd"/>
+      <w:r>
+        <w:t>. I risultati sul test all’epoca migliore sono:</w:t>
       </w:r>
     </w:p>
     <w:tbl>
@@ -2793,8 +3836,16 @@
               <w:rPr>
                 <w:b/>
               </w:rPr>
-              <w:t>Epoche / warmup</w:t>
-            </w:r>
+              <w:t xml:space="preserve">Epoche / </w:t>
+            </w:r>
+            <w:proofErr w:type="spellStart"/>
+            <w:r>
+              <w:rPr>
+                <w:b/>
+              </w:rPr>
+              <w:t>warmup</w:t>
+            </w:r>
+            <w:proofErr w:type="spellEnd"/>
           </w:p>
         </w:tc>
         <w:tc>
@@ -2827,12 +3878,14 @@
               <w:spacing w:before="28" w:after="28"/>
               <w:jc w:val="center"/>
             </w:pPr>
+            <w:proofErr w:type="spellStart"/>
             <w:r>
               <w:rPr>
                 <w:b/>
               </w:rPr>
               <w:t>Accuracy</w:t>
             </w:r>
+            <w:proofErr w:type="spellEnd"/>
           </w:p>
         </w:tc>
         <w:tc>
@@ -3136,12 +4189,52 @@
     </w:p>
     <w:p>
       <w:r>
-        <w:t>Con 1000 epoche l’F1 macro è aumentato, soprattutto grazie alle classi meno numerose. Tuttavia, dopo circa l’epoca 345 la loss sul validation ha ripreso a salire mentre quella di train continuava a scendere, segno di overfitting.</w:t>
+        <w:t xml:space="preserve">Con 1000 epoche l’F1 macro è aumentato, soprattutto grazie alle classi meno numerose. Tuttavia, dopo circa l’epoca 345 la </w:t>
+      </w:r>
+      <w:proofErr w:type="spellStart"/>
+      <w:r>
+        <w:t>loss</w:t>
+      </w:r>
+      <w:proofErr w:type="spellEnd"/>
+      <w:r>
+        <w:t xml:space="preserve"> sul </w:t>
+      </w:r>
+      <w:proofErr w:type="spellStart"/>
+      <w:r>
+        <w:t>validation</w:t>
+      </w:r>
+      <w:proofErr w:type="spellEnd"/>
+      <w:r>
+        <w:t xml:space="preserve"> ha ripreso a salire mentre quella di </w:t>
+      </w:r>
+      <w:proofErr w:type="spellStart"/>
+      <w:r>
+        <w:t>train</w:t>
+      </w:r>
+      <w:proofErr w:type="spellEnd"/>
+      <w:r>
+        <w:t xml:space="preserve"> continuava a scendere, segno di </w:t>
+      </w:r>
+      <w:proofErr w:type="spellStart"/>
+      <w:r>
+        <w:t>overfitting</w:t>
+      </w:r>
+      <w:proofErr w:type="spellEnd"/>
+      <w:r>
+        <w:t>.</w:t>
       </w:r>
     </w:p>
     <w:p>
       <w:r>
-        <w:t>La configurazione attuale usa quindi 400 epoche e 20 di warmup.</w:t>
+        <w:t xml:space="preserve">La configurazione attuale usa quindi 400 epoche e 20 di </w:t>
+      </w:r>
+      <w:proofErr w:type="spellStart"/>
+      <w:r>
+        <w:t>warmup</w:t>
+      </w:r>
+      <w:proofErr w:type="spellEnd"/>
+      <w:r>
+        <w:t>.</w:t>
       </w:r>
     </w:p>
     <w:p>
@@ -3152,7 +4245,7 @@
           <w:numId w:val="23"/>
         </w:numPr>
       </w:pPr>
-      <w:bookmarkStart w:id="9" w:name="_Toc242709967"/>
+      <w:bookmarkStart w:id="9" w:name="_Toc242979314"/>
       <w:r>
         <w:t>Ulteriori metriche: MAE, RMSE e classificazione binaria</w:t>
       </w:r>
@@ -3201,12 +4294,28 @@
         <w:t>:</w:t>
       </w:r>
       <w:r>
-        <w:t xml:space="preserve"> etichette vere e predette vengono trasformate in 0 (classi 0-2) e 1 (classi 3-5) e su di esse si calcola un secondo classification_report. Il modello non viene riaddestrato: cambia solo l’interpretazione delle sue predizioni.</w:t>
+        <w:t xml:space="preserve"> etichette vere e predette vengono trasformate in 0 (classi 0-2) e 1 (classi 3-5) e su di esse si calcola un secondo </w:t>
+      </w:r>
+      <w:proofErr w:type="spellStart"/>
+      <w:r>
+        <w:t>classification_report</w:t>
+      </w:r>
+      <w:proofErr w:type="spellEnd"/>
+      <w:r>
+        <w:t>. Il modello non viene riaddestrato: cambia solo l’interpretazione delle sue predizioni.</w:t>
       </w:r>
     </w:p>
     <w:p>
       <w:r>
-        <w:t>Risultati del modello attuale (400 epoche con 20 di warmup, epoca migliore 332):</w:t>
+        <w:t xml:space="preserve">Risultati del modello attuale (400 epoche con 20 di </w:t>
+      </w:r>
+      <w:proofErr w:type="spellStart"/>
+      <w:r>
+        <w:t>warmup</w:t>
+      </w:r>
+      <w:proofErr w:type="spellEnd"/>
+      <w:r>
+        <w:t>, epoca migliore 332):</w:t>
       </w:r>
     </w:p>
     <w:tbl>
@@ -3842,12 +4951,14 @@
               <w:keepNext/>
               <w:spacing w:before="28" w:after="28"/>
             </w:pPr>
+            <w:proofErr w:type="spellStart"/>
             <w:r>
               <w:rPr>
                 <w:b/>
               </w:rPr>
               <w:t>Accuracy</w:t>
             </w:r>
+            <w:proofErr w:type="spellEnd"/>
           </w:p>
         </w:tc>
         <w:tc>
@@ -3923,8 +5034,16 @@
               <w:rPr>
                 <w:b/>
               </w:rPr>
-              <w:t>Macro avg</w:t>
-            </w:r>
+              <w:t xml:space="preserve">Macro </w:t>
+            </w:r>
+            <w:proofErr w:type="spellStart"/>
+            <w:r>
+              <w:rPr>
+                <w:b/>
+              </w:rPr>
+              <w:t>avg</w:t>
+            </w:r>
+            <w:proofErr w:type="spellEnd"/>
           </w:p>
         </w:tc>
         <w:tc>
@@ -4001,12 +5120,28 @@
             <w:pPr>
               <w:spacing w:before="28" w:after="28"/>
             </w:pPr>
-            <w:r>
-              <w:rPr>
-                <w:b/>
-              </w:rPr>
-              <w:t>Weighted avg</w:t>
-            </w:r>
+            <w:proofErr w:type="spellStart"/>
+            <w:r>
+              <w:rPr>
+                <w:b/>
+              </w:rPr>
+              <w:t>Weighted</w:t>
+            </w:r>
+            <w:proofErr w:type="spellEnd"/>
+            <w:r>
+              <w:rPr>
+                <w:b/>
+              </w:rPr>
+              <w:t xml:space="preserve"> </w:t>
+            </w:r>
+            <w:proofErr w:type="spellStart"/>
+            <w:r>
+              <w:rPr>
+                <w:b/>
+              </w:rPr>
+              <w:t>avg</w:t>
+            </w:r>
+            <w:proofErr w:type="spellEnd"/>
           </w:p>
         </w:tc>
         <w:tc>
@@ -4378,12 +5513,14 @@
               <w:keepNext/>
               <w:spacing w:before="28" w:after="28"/>
             </w:pPr>
+            <w:proofErr w:type="spellStart"/>
             <w:r>
               <w:rPr>
                 <w:b/>
               </w:rPr>
               <w:t>Accuracy</w:t>
             </w:r>
+            <w:proofErr w:type="spellEnd"/>
           </w:p>
         </w:tc>
         <w:tc>
@@ -4458,8 +5595,16 @@
               <w:rPr>
                 <w:b/>
               </w:rPr>
-              <w:t>Macro avg</w:t>
-            </w:r>
+              <w:t xml:space="preserve">Macro </w:t>
+            </w:r>
+            <w:proofErr w:type="spellStart"/>
+            <w:r>
+              <w:rPr>
+                <w:b/>
+              </w:rPr>
+              <w:t>avg</w:t>
+            </w:r>
+            <w:proofErr w:type="spellEnd"/>
           </w:p>
         </w:tc>
         <w:tc>
@@ -4527,7 +5672,23 @@
     </w:p>
     <w:p>
       <w:r>
-        <w:t>L’accuracy binaria (0,83) è molto superiore a quella a 6 classi (0,49): molti errori avvengono tra classi vicine. Il blocco 3-5 però resta il punto debole del modello, con una recall di 0,472.</w:t>
+        <w:t>L’</w:t>
+      </w:r>
+      <w:proofErr w:type="spellStart"/>
+      <w:r>
+        <w:t>accuracy</w:t>
+      </w:r>
+      <w:proofErr w:type="spellEnd"/>
+      <w:r>
+        <w:t xml:space="preserve"> binaria (0,83) è molto superiore a quella a 6 classi (0,49): molti errori avvengono tra classi vicine. Il blocco 3-5 però resta il punto debole del modello, con </w:t>
+      </w:r>
+      <w:proofErr w:type="gramStart"/>
+      <w:r>
+        <w:t>una recall</w:t>
+      </w:r>
+      <w:proofErr w:type="gramEnd"/>
+      <w:r>
+        <w:t xml:space="preserve"> di 0,472.</w:t>
       </w:r>
     </w:p>
     <w:p>
@@ -4538,11 +5699,16 @@
           <w:numId w:val="23"/>
         </w:numPr>
       </w:pPr>
-      <w:bookmarkStart w:id="10" w:name="_Toc242709968"/>
-      <w:r>
-        <w:t>Salvataggio del modello e inference</w:t>
+      <w:bookmarkStart w:id="10" w:name="_Toc242979315"/>
+      <w:r>
+        <w:t xml:space="preserve">Salvataggio del modello e </w:t>
+      </w:r>
+      <w:proofErr w:type="spellStart"/>
+      <w:r>
+        <w:t>inference</w:t>
       </w:r>
       <w:bookmarkEnd w:id="10"/>
+      <w:proofErr w:type="spellEnd"/>
     </w:p>
     <w:p>
       <w:r>
@@ -4557,6 +5723,7 @@
           <w:numId w:val="22"/>
         </w:numPr>
       </w:pPr>
+      <w:proofErr w:type="spellStart"/>
       <w:r>
         <w:rPr>
           <w:b/>
@@ -4569,52 +5736,121 @@
           <w:b/>
           <w:bCs/>
         </w:rPr>
-        <w:t>ocial_network.yaml</w:t>
-      </w:r>
+        <w:t>ocial_</w:t>
+      </w:r>
+      <w:proofErr w:type="gramStart"/>
+      <w:r>
+        <w:rPr>
+          <w:b/>
+          <w:bCs/>
+        </w:rPr>
+        <w:t>network.yaml</w:t>
+      </w:r>
+      <w:proofErr w:type="spellEnd"/>
+      <w:proofErr w:type="gramEnd"/>
       <w:r>
         <w:t xml:space="preserve">: con </w:t>
       </w:r>
+      <w:proofErr w:type="spellStart"/>
       <w:r>
         <w:rPr>
           <w:i/>
           <w:iCs/>
         </w:rPr>
-        <w:t>enable_ckpt: True</w:t>
-      </w:r>
-      <w:r>
-        <w:t xml:space="preserve"> e </w:t>
-      </w:r>
+        <w:t>enable_ckpt</w:t>
+      </w:r>
+      <w:proofErr w:type="spellEnd"/>
       <w:r>
         <w:rPr>
           <w:i/>
           <w:iCs/>
         </w:rPr>
-        <w:t>ckpt_best: True</w:t>
-      </w:r>
-      <w:r>
-        <w:t xml:space="preserve"> viene </w:t>
-      </w:r>
-      <w:r>
-        <w:t>s</w:t>
-      </w:r>
-      <w:r>
-        <w:t>alvato il mo</w:t>
-      </w:r>
-      <w:r>
-        <w:t>dello d</w:t>
-      </w:r>
-      <w:r>
-        <w:t>e</w:t>
-      </w:r>
-      <w:r>
-        <w:t>ll’epoca migliore (</w:t>
-      </w:r>
+        <w:t>: True</w:t>
+      </w:r>
+      <w:r>
+        <w:t xml:space="preserve"> e </w:t>
+      </w:r>
+      <w:proofErr w:type="spellStart"/>
       <w:r>
         <w:rPr>
           <w:i/>
           <w:iCs/>
         </w:rPr>
-        <w:t>results/social_network/0/ckpt/332.ckpt</w:t>
+        <w:t>ckpt_best</w:t>
+      </w:r>
+      <w:proofErr w:type="spellEnd"/>
+      <w:r>
+        <w:rPr>
+          <w:i/>
+          <w:iCs/>
+        </w:rPr>
+        <w:t>: True</w:t>
+      </w:r>
+      <w:r>
+        <w:t xml:space="preserve"> viene </w:t>
+      </w:r>
+      <w:r>
+        <w:t>s</w:t>
+      </w:r>
+      <w:r>
+        <w:t>alvato il mo</w:t>
+      </w:r>
+      <w:r>
+        <w:t>dello d</w:t>
+      </w:r>
+      <w:r>
+        <w:t>e</w:t>
+      </w:r>
+      <w:r>
+        <w:t>ll’epoca migliore (</w:t>
+      </w:r>
+      <w:proofErr w:type="spellStart"/>
+      <w:r>
+        <w:rPr>
+          <w:i/>
+          <w:iCs/>
+        </w:rPr>
+        <w:t>results</w:t>
+      </w:r>
+      <w:proofErr w:type="spellEnd"/>
+      <w:r>
+        <w:rPr>
+          <w:i/>
+          <w:iCs/>
+        </w:rPr>
+        <w:t>/</w:t>
+      </w:r>
+      <w:proofErr w:type="spellStart"/>
+      <w:r>
+        <w:rPr>
+          <w:i/>
+          <w:iCs/>
+        </w:rPr>
+        <w:t>social_network</w:t>
+      </w:r>
+      <w:proofErr w:type="spellEnd"/>
+      <w:r>
+        <w:rPr>
+          <w:i/>
+          <w:iCs/>
+        </w:rPr>
+        <w:t>/0/</w:t>
+      </w:r>
+      <w:proofErr w:type="spellStart"/>
+      <w:r>
+        <w:rPr>
+          <w:i/>
+          <w:iCs/>
+        </w:rPr>
+        <w:t>ckpt</w:t>
+      </w:r>
+      <w:proofErr w:type="spellEnd"/>
+      <w:r>
+        <w:rPr>
+          <w:i/>
+          <w:iCs/>
+        </w:rPr>
+        <w:t>/332.ckpt</w:t>
       </w:r>
       <w:r>
         <w:t>).</w:t>
@@ -4628,25 +5864,139 @@
           <w:numId w:val="22"/>
         </w:numPr>
       </w:pPr>
+      <w:proofErr w:type="spellStart"/>
       <w:r>
         <w:rPr>
           <w:b/>
           <w:bCs/>
           <w:lang w:val="en-GB"/>
         </w:rPr>
-        <w:t>social_network-inference.yaml</w:t>
-      </w:r>
+        <w:t>social_network-</w:t>
+      </w:r>
+      <w:proofErr w:type="gramStart"/>
+      <w:r>
+        <w:rPr>
+          <w:b/>
+          <w:bCs/>
+          <w:lang w:val="en-GB"/>
+        </w:rPr>
+        <w:t>inference.yaml</w:t>
+      </w:r>
+      <w:proofErr w:type="spellEnd"/>
+      <w:proofErr w:type="gramEnd"/>
       <w:r>
         <w:rPr>
           <w:lang w:val="en-GB"/>
         </w:rPr>
-        <w:t xml:space="preserve">: copia della configurazione con pretrained.dir: results/social_network, reset_prediction_head: False e train.mode: inference-only. </w:t>
+        <w:t xml:space="preserve">: </w:t>
+      </w:r>
+      <w:proofErr w:type="spellStart"/>
+      <w:r>
+        <w:rPr>
+          <w:lang w:val="en-GB"/>
+        </w:rPr>
+        <w:t>copia</w:t>
+      </w:r>
+      <w:proofErr w:type="spellEnd"/>
+      <w:r>
+        <w:rPr>
+          <w:lang w:val="en-GB"/>
+        </w:rPr>
+        <w:t xml:space="preserve"> della </w:t>
+      </w:r>
+      <w:proofErr w:type="spellStart"/>
+      <w:r>
+        <w:rPr>
+          <w:lang w:val="en-GB"/>
+        </w:rPr>
+        <w:t>configurazione</w:t>
+      </w:r>
+      <w:proofErr w:type="spellEnd"/>
+      <w:r>
+        <w:rPr>
+          <w:lang w:val="en-GB"/>
+        </w:rPr>
+        <w:t xml:space="preserve"> con </w:t>
+      </w:r>
+      <w:proofErr w:type="spellStart"/>
+      <w:r>
+        <w:rPr>
+          <w:lang w:val="en-GB"/>
+        </w:rPr>
+        <w:t>pretrained.dir</w:t>
+      </w:r>
+      <w:proofErr w:type="spellEnd"/>
+      <w:r>
+        <w:rPr>
+          <w:lang w:val="en-GB"/>
+        </w:rPr>
+        <w:t>: results/</w:t>
+      </w:r>
+      <w:proofErr w:type="spellStart"/>
+      <w:r>
+        <w:rPr>
+          <w:lang w:val="en-GB"/>
+        </w:rPr>
+        <w:t>social_network</w:t>
+      </w:r>
+      <w:proofErr w:type="spellEnd"/>
+      <w:r>
+        <w:rPr>
+          <w:lang w:val="en-GB"/>
+        </w:rPr>
+        <w:t xml:space="preserve">, </w:t>
+      </w:r>
+      <w:proofErr w:type="spellStart"/>
+      <w:r>
+        <w:rPr>
+          <w:lang w:val="en-GB"/>
+        </w:rPr>
+        <w:t>reset_prediction_head</w:t>
+      </w:r>
+      <w:proofErr w:type="spellEnd"/>
+      <w:r>
+        <w:rPr>
+          <w:lang w:val="en-GB"/>
+        </w:rPr>
+        <w:t xml:space="preserve">: False e </w:t>
+      </w:r>
+      <w:proofErr w:type="spellStart"/>
+      <w:proofErr w:type="gramStart"/>
+      <w:r>
+        <w:rPr>
+          <w:lang w:val="en-GB"/>
+        </w:rPr>
+        <w:t>train.mode</w:t>
+      </w:r>
+      <w:proofErr w:type="spellEnd"/>
+      <w:proofErr w:type="gramEnd"/>
+      <w:r>
+        <w:rPr>
+          <w:lang w:val="en-GB"/>
+        </w:rPr>
+        <w:t xml:space="preserve">: inference-only. </w:t>
       </w:r>
       <w:r>
         <w:t>I</w:t>
       </w:r>
       <w:r>
-        <w:t>l modello salvato viene caricato e valutato una sola volta su train, validation e test.</w:t>
+        <w:t xml:space="preserve">l modello salvato viene caricato e valutato una sola volta su </w:t>
+      </w:r>
+      <w:proofErr w:type="spellStart"/>
+      <w:r>
+        <w:t>train</w:t>
+      </w:r>
+      <w:proofErr w:type="spellEnd"/>
+      <w:r>
+        <w:t xml:space="preserve">, </w:t>
+      </w:r>
+      <w:proofErr w:type="spellStart"/>
+      <w:r>
+        <w:t>validation</w:t>
+      </w:r>
+      <w:proofErr w:type="spellEnd"/>
+      <w:r>
+        <w:t xml:space="preserve"> e test.</w:t>
       </w:r>
     </w:p>
     <w:p>
@@ -4672,28 +6022,85 @@
         <w:t>ustom_train.py</w:t>
       </w:r>
       <w:r>
-        <w:t>: anche la funzione inference_only() salva il classification_report.txt.</w:t>
+        <w:t xml:space="preserve">: anche la funzione </w:t>
+      </w:r>
+      <w:proofErr w:type="spellStart"/>
+      <w:r>
+        <w:t>inference_</w:t>
+      </w:r>
+      <w:proofErr w:type="gramStart"/>
+      <w:r>
+        <w:t>only</w:t>
+      </w:r>
+      <w:proofErr w:type="spellEnd"/>
+      <w:r>
+        <w:t>(</w:t>
+      </w:r>
+      <w:proofErr w:type="gramEnd"/>
+      <w:r>
+        <w:t>) salva il classification_report.txt.</w:t>
       </w:r>
     </w:p>
     <w:p>
       <w:r>
-        <w:t>Il file di inference deve essere separato perché Graph</w:t>
-      </w:r>
-      <w:r>
-        <w:t>GPS, all’avvio, cancella la cartella dei risultati con lo stesso nome del .yaml, che conter</w:t>
+        <w:t xml:space="preserve">Il file di </w:t>
+      </w:r>
+      <w:proofErr w:type="spellStart"/>
+      <w:r>
+        <w:t>inference</w:t>
+      </w:r>
+      <w:proofErr w:type="spellEnd"/>
+      <w:r>
+        <w:t xml:space="preserve"> deve essere separato perché </w:t>
+      </w:r>
+      <w:proofErr w:type="spellStart"/>
+      <w:r>
+        <w:t>Graph</w:t>
+      </w:r>
+      <w:r>
+        <w:t>GPS</w:t>
+      </w:r>
+      <w:proofErr w:type="spellEnd"/>
+      <w:r>
+        <w:t xml:space="preserve">, all’avvio, cancella la cartella dei risultati con lo stesso nome </w:t>
+      </w:r>
+      <w:proofErr w:type="gramStart"/>
+      <w:r>
+        <w:t>del .</w:t>
+      </w:r>
+      <w:proofErr w:type="spellStart"/>
+      <w:r>
+        <w:t>yaml</w:t>
+      </w:r>
+      <w:proofErr w:type="spellEnd"/>
+      <w:proofErr w:type="gramEnd"/>
+      <w:r>
+        <w:t>, che conter</w:t>
       </w:r>
       <w:r>
         <w:t>r</w:t>
       </w:r>
       <w:r>
-        <w:t>ebbe anche il checkpoint. La correttezza è stata verificata confrontando i risultati: validation e test coincidono con quelli dell’epoca 332 del training. In inference è possibile calcolare nuove metriche o valutare il modello su nuovi dati, mentre ogni modifica al modello o all’addestramento richiede un nuovo training.</w:t>
+        <w:t xml:space="preserve">ebbe anche il checkpoint. La correttezza è stata verificata confrontando i risultati: </w:t>
+      </w:r>
+      <w:proofErr w:type="spellStart"/>
+      <w:r>
+        <w:t>validation</w:t>
+      </w:r>
+      <w:proofErr w:type="spellEnd"/>
+      <w:r>
+        <w:t xml:space="preserve"> e test coincidono con quelli dell’epoca 332 del training. In </w:t>
+      </w:r>
+      <w:proofErr w:type="spellStart"/>
+      <w:r>
+        <w:t>inference</w:t>
+      </w:r>
+      <w:proofErr w:type="spellEnd"/>
+      <w:r>
+        <w:t xml:space="preserve"> è possibile calcolare nuove metriche o valutare il modello su nuovi dati, mentre ogni modifica al modello o all’addestramento richiede un nuovo training.</w:t>
       </w:r>
     </w:p>
-    <w:p>
-      <w:r>
-        <w:br w:type="page"/>
-      </w:r>
-    </w:p>
+    <w:p/>
     <w:p>
       <w:pPr>
         <w:pStyle w:val="Titolo2"/>
@@ -4702,12 +6109,364 @@
           <w:numId w:val="23"/>
         </w:numPr>
       </w:pPr>
-      <w:bookmarkStart w:id="11" w:name="_Toc242709969"/>
-      <w:r>
+      <w:bookmarkStart w:id="11" w:name="_Toc242979316"/>
+      <w:r>
+        <w:t>Grafo orientato con archi tipizzati</w:t>
+      </w:r>
+      <w:bookmarkEnd w:id="11"/>
+    </w:p>
+    <w:p>
+      <w:r>
+        <w:t xml:space="preserve">Fino a questo punto il grafo veniva reso non orientato con </w:t>
+      </w:r>
+      <w:proofErr w:type="spellStart"/>
+      <w:r>
+        <w:t>to_undirected</w:t>
+      </w:r>
+      <w:proofErr w:type="spellEnd"/>
+      <w:r>
+        <w:t xml:space="preserve">: se A segue B, l’informazione scorre in entrambe le direzioni, ma il modello non distingue chi segue da chi è seguito. È stata provata una versione che mantiene il verso delle relazioni. In </w:t>
+      </w:r>
+      <w:proofErr w:type="spellStart"/>
+      <w:r>
+        <w:t>GraphGPS</w:t>
+      </w:r>
+      <w:proofErr w:type="spellEnd"/>
+      <w:r>
+        <w:t xml:space="preserve"> il </w:t>
+      </w:r>
+      <w:proofErr w:type="spellStart"/>
+      <w:r>
+        <w:t>message</w:t>
+      </w:r>
+      <w:proofErr w:type="spellEnd"/>
+      <w:r>
+        <w:t xml:space="preserve"> </w:t>
+      </w:r>
+      <w:proofErr w:type="spellStart"/>
+      <w:r>
+        <w:t>passing</w:t>
+      </w:r>
+      <w:proofErr w:type="spellEnd"/>
+      <w:r>
+        <w:t xml:space="preserve"> è già orientato (ogni arco trasmette il messaggio dalla sorgente alla destinazione), quindi il modello non ha richiesto modifiche al codice.</w:t>
+      </w:r>
+    </w:p>
+    <w:p>
+      <w:pPr>
+        <w:pStyle w:val="Paragrafoelenco"/>
+        <w:numPr>
+          <w:ilvl w:val="0"/>
+          <w:numId w:val="22"/>
+        </w:numPr>
+      </w:pPr>
+      <w:r>
+        <w:rPr>
+          <w:b/>
+          <w:bCs/>
+        </w:rPr>
+        <w:t>Rappresentazione scelta:</w:t>
+      </w:r>
+      <w:r>
+        <w:t xml:space="preserve"> mantenere solo l’arco A </w:t>
+      </w:r>
+      <w:r>
+        <w:sym w:font="Wingdings" w:char="F0E0"/>
+      </w:r>
+      <w:r>
+        <w:t xml:space="preserve"> B farebbe perdere metà dell’informazione, perché A non riceverebbe nulla da B. per ogni relazione “A segue B” vengono quindi creati due archi con un tipo, salvato in </w:t>
+      </w:r>
+      <w:proofErr w:type="spellStart"/>
+      <w:r>
+        <w:t>edge_attr</w:t>
+      </w:r>
+      <w:proofErr w:type="spellEnd"/>
+      <w:r>
+        <w:t xml:space="preserve">: B </w:t>
+      </w:r>
+      <w:r>
+        <w:sym w:font="Wingdings" w:char="F0E0"/>
+      </w:r>
+      <w:r>
+        <w:t xml:space="preserve"> A con tipo 0 (“segue”: A riceve dagli utenti che segue) e A </w:t>
+      </w:r>
+      <w:r>
+        <w:sym w:font="Wingdings" w:char="F0E0"/>
+      </w:r>
+      <w:r>
+        <w:t xml:space="preserve"> B con tipo 1 (“è seguito”: B riceve dai propri follower). Si ottengono 1733858 archi, il doppio delle 866929 relazioni uniche.</w:t>
+      </w:r>
+    </w:p>
+    <w:p>
+      <w:pPr>
+        <w:pStyle w:val="Paragrafoelenco"/>
+        <w:numPr>
+          <w:ilvl w:val="0"/>
+          <w:numId w:val="22"/>
+        </w:numPr>
+      </w:pPr>
+      <w:r>
+        <w:rPr>
+          <w:b/>
+          <w:bCs/>
+        </w:rPr>
         <w:lastRenderedPageBreak/>
-        <w:t>Riepilogo dei file nuovi e modificati</w:t>
-      </w:r>
-      <w:bookmarkEnd w:id="11"/>
+        <w:t>b</w:t>
+      </w:r>
+      <w:r>
+        <w:rPr>
+          <w:b/>
+          <w:bCs/>
+        </w:rPr>
+        <w:t xml:space="preserve">uild_dataset.py: </w:t>
+      </w:r>
+      <w:r>
+        <w:t>self-loop e duplicate vengono</w:t>
+      </w:r>
+      <w:r>
+        <w:t xml:space="preserve"> rimossi con </w:t>
+      </w:r>
+      <w:proofErr w:type="spellStart"/>
+      <w:r>
+        <w:t>remove_selg_loops</w:t>
+      </w:r>
+      <w:proofErr w:type="spellEnd"/>
+      <w:r>
+        <w:t xml:space="preserve"> e </w:t>
+      </w:r>
+      <w:proofErr w:type="spellStart"/>
+      <w:r>
+        <w:t>coalesce</w:t>
+      </w:r>
+      <w:proofErr w:type="spellEnd"/>
+      <w:r>
+        <w:t xml:space="preserve"> sulle relazioni originali, prima di creare gli archi tipizzati; applicato dopo, </w:t>
+      </w:r>
+      <w:proofErr w:type="spellStart"/>
+      <w:r>
+        <w:t>coalesce</w:t>
+      </w:r>
+      <w:proofErr w:type="spellEnd"/>
+      <w:r>
+        <w:t xml:space="preserve"> unirebbe in un solo arco i due archi A </w:t>
+      </w:r>
+      <w:r>
+        <w:sym w:font="Wingdings" w:char="F0E0"/>
+      </w:r>
+      <w:r>
+        <w:t xml:space="preserve"> B di tipo 0 e 1</w:t>
+      </w:r>
+      <w:r>
+        <w:t xml:space="preserve"> dei follow reciproci. Dallo stesso grafo pulito si ricavano la versione non orientata (identica alla precedente, con 1371126 archi) e quella orientata. Lo script salva due oggetti Data con gli stessi x, y e maschere: processed_graph.pt e processed_graph_directed.pt.</w:t>
+      </w:r>
+    </w:p>
+    <w:p>
+      <w:pPr>
+        <w:pStyle w:val="Paragrafoelenco"/>
+        <w:numPr>
+          <w:ilvl w:val="0"/>
+          <w:numId w:val="22"/>
+        </w:numPr>
+      </w:pPr>
+      <w:r>
+        <w:rPr>
+          <w:b/>
+          <w:bCs/>
+        </w:rPr>
+        <w:t xml:space="preserve">social_network.py: </w:t>
+      </w:r>
+      <w:r>
+        <w:t>la classe riceve un parametro name. Con “none” carica processed_graph.pt, con “directed” carica processed_graph_directed.pt.; le due versioni non si sovrascrivono mai.</w:t>
+      </w:r>
+    </w:p>
+    <w:p>
+      <w:pPr>
+        <w:pStyle w:val="Paragrafoelenco"/>
+        <w:numPr>
+          <w:ilvl w:val="0"/>
+          <w:numId w:val="22"/>
+        </w:numPr>
+      </w:pPr>
+      <w:r>
+        <w:rPr>
+          <w:b/>
+          <w:bCs/>
+        </w:rPr>
+        <w:t xml:space="preserve">master_loader.py: </w:t>
+      </w:r>
+      <w:r>
+        <w:t xml:space="preserve">il caso </w:t>
+      </w:r>
+      <w:proofErr w:type="spellStart"/>
+      <w:r>
+        <w:t>SocialNetweork</w:t>
+      </w:r>
+      <w:proofErr w:type="spellEnd"/>
+      <w:r>
+        <w:t xml:space="preserve"> accetta name ‘none’ o ‘directed’ e lo passa alla classe; qualsiasi altro valore genera un errore.</w:t>
+      </w:r>
+    </w:p>
+    <w:p>
+      <w:pPr>
+        <w:pStyle w:val="Paragrafoelenco"/>
+        <w:numPr>
+          <w:ilvl w:val="0"/>
+          <w:numId w:val="22"/>
+        </w:numPr>
+      </w:pPr>
+      <w:proofErr w:type="spellStart"/>
+      <w:r>
+        <w:rPr>
+          <w:b/>
+          <w:bCs/>
+        </w:rPr>
+        <w:t>social_network-</w:t>
+      </w:r>
+      <w:proofErr w:type="gramStart"/>
+      <w:r>
+        <w:rPr>
+          <w:b/>
+          <w:bCs/>
+        </w:rPr>
+        <w:t>directed.yaml</w:t>
+      </w:r>
+      <w:proofErr w:type="spellEnd"/>
+      <w:proofErr w:type="gramEnd"/>
+      <w:r>
+        <w:rPr>
+          <w:b/>
+          <w:bCs/>
+        </w:rPr>
+        <w:t xml:space="preserve">: </w:t>
+      </w:r>
+      <w:r>
+        <w:t xml:space="preserve">copia di </w:t>
+      </w:r>
+      <w:proofErr w:type="spellStart"/>
+      <w:r>
+        <w:t>soc</w:t>
+      </w:r>
+      <w:r>
+        <w:t>ial_</w:t>
+      </w:r>
+      <w:proofErr w:type="gramStart"/>
+      <w:r>
+        <w:t>network.yaml</w:t>
+      </w:r>
+      <w:proofErr w:type="spellEnd"/>
+      <w:proofErr w:type="gramEnd"/>
+      <w:r>
+        <w:t xml:space="preserve"> in cui cambiano solo name: directed, l’encoder degli archi (</w:t>
+      </w:r>
+      <w:proofErr w:type="spellStart"/>
+      <w:r>
+        <w:t>edge_encoder</w:t>
+      </w:r>
+      <w:proofErr w:type="spellEnd"/>
+      <w:r>
+        <w:t xml:space="preserve">: True, </w:t>
+      </w:r>
+      <w:proofErr w:type="spellStart"/>
+      <w:r>
+        <w:t>edge_encoder_name</w:t>
+      </w:r>
+      <w:proofErr w:type="spellEnd"/>
+      <w:r>
+        <w:t xml:space="preserve">: </w:t>
+      </w:r>
+      <w:proofErr w:type="spellStart"/>
+      <w:r>
+        <w:t>TypeDictEdge</w:t>
+      </w:r>
+      <w:proofErr w:type="spellEnd"/>
+      <w:r>
+        <w:t xml:space="preserve">, </w:t>
+      </w:r>
+      <w:proofErr w:type="spellStart"/>
+      <w:r>
+        <w:t>edge_encoder_num_types</w:t>
+      </w:r>
+      <w:proofErr w:type="spellEnd"/>
+      <w:r>
+        <w:t xml:space="preserve">: 2, </w:t>
+      </w:r>
+      <w:proofErr w:type="spellStart"/>
+      <w:r>
+        <w:t>edge_encoder_bn</w:t>
+      </w:r>
+      <w:proofErr w:type="spellEnd"/>
+      <w:r>
+        <w:t xml:space="preserve">: False), che trasforma il tipo in un vettore di 64 valori, e </w:t>
+      </w:r>
+      <w:proofErr w:type="spellStart"/>
+      <w:r>
+        <w:t>layer_type</w:t>
+      </w:r>
+      <w:proofErr w:type="spellEnd"/>
+      <w:r>
+        <w:t xml:space="preserve">: </w:t>
+      </w:r>
+      <w:proofErr w:type="spellStart"/>
+      <w:r>
+        <w:t>GINE+Performer</w:t>
+      </w:r>
+      <w:proofErr w:type="spellEnd"/>
+      <w:r>
+        <w:t xml:space="preserve">. GCN ignora </w:t>
+      </w:r>
+      <w:proofErr w:type="spellStart"/>
+      <w:r>
+        <w:t>edge_attr</w:t>
+      </w:r>
+      <w:proofErr w:type="spellEnd"/>
+      <w:r>
+        <w:t xml:space="preserve">, mentre GINE somma al messaggio di ogni vicino il vettore del tipo di arco. Tutti gli altri parametri restano invariati, in modo da poter confrontare i risultati dei due diversi addestramenti. I risultati vengono salvati in </w:t>
+      </w:r>
+      <w:proofErr w:type="spellStart"/>
+      <w:r>
+        <w:t>results</w:t>
+      </w:r>
+      <w:proofErr w:type="spellEnd"/>
+      <w:r>
+        <w:t>/</w:t>
+      </w:r>
+      <w:proofErr w:type="spellStart"/>
+      <w:r>
+        <w:t>docial_network-directed</w:t>
+      </w:r>
+      <w:proofErr w:type="spellEnd"/>
+      <w:r>
+        <w:t>.</w:t>
+      </w:r>
+    </w:p>
+    <w:p>
+      <w:r>
+        <w:t xml:space="preserve">Il modello orientato è stato addestrato con 3 </w:t>
+      </w:r>
+      <w:proofErr w:type="spellStart"/>
+      <w:r>
+        <w:t>seed</w:t>
+      </w:r>
+      <w:proofErr w:type="spellEnd"/>
+      <w:r>
+        <w:t xml:space="preserve"> diversi (--</w:t>
+      </w:r>
+      <w:proofErr w:type="spellStart"/>
+      <w:r>
+        <w:t>repeat</w:t>
+      </w:r>
+      <w:proofErr w:type="spellEnd"/>
+      <w:r>
+        <w:t xml:space="preserve"> 3) e per ogni metrica sono riportate media e deviazione standard; mentre il non orientato è stato valutato su un solo </w:t>
+      </w:r>
+      <w:proofErr w:type="spellStart"/>
+      <w:r>
+        <w:t>seed</w:t>
+      </w:r>
+      <w:proofErr w:type="spellEnd"/>
+      <w:r>
+        <w:t>. Confronto sul test all’epoca migliore:</w:t>
+      </w:r>
     </w:p>
     <w:tbl>
       <w:tblPr>
@@ -4725,8 +6484,8 @@
       </w:tblPr>
       <w:tblGrid>
         <w:gridCol w:w="4990"/>
-        <w:gridCol w:w="1427"/>
-        <w:gridCol w:w="3211"/>
+        <w:gridCol w:w="1951"/>
+        <w:gridCol w:w="2687"/>
       </w:tblGrid>
       <w:tr>
         <w:trPr>
@@ -4735,7 +6494,7 @@
         </w:trPr>
         <w:tc>
           <w:tcPr>
-            <w:tcW w:w="3402" w:type="dxa"/>
+            <w:tcW w:w="4990" w:type="dxa"/>
             <w:shd w:val="clear" w:color="auto" w:fill="F0EFEC"/>
           </w:tcPr>
           <w:p>
@@ -4746,13 +6505,13 @@
               <w:rPr>
                 <w:b/>
               </w:rPr>
-              <w:t>File</w:t>
-            </w:r>
-          </w:p>
-        </w:tc>
-        <w:tc>
-          <w:tcPr>
-            <w:tcW w:w="1531" w:type="dxa"/>
+              <w:t>Metrica</w:t>
+            </w:r>
+          </w:p>
+        </w:tc>
+        <w:tc>
+          <w:tcPr>
+            <w:tcW w:w="1951" w:type="dxa"/>
             <w:shd w:val="clear" w:color="auto" w:fill="F0EFEC"/>
           </w:tcPr>
           <w:p>
@@ -4763,13 +6522,13 @@
               <w:rPr>
                 <w:b/>
               </w:rPr>
-              <w:t>Tipo</w:t>
-            </w:r>
-          </w:p>
-        </w:tc>
-        <w:tc>
-          <w:tcPr>
-            <w:tcW w:w="4139" w:type="dxa"/>
+              <w:t>Non Orientato (GCN)</w:t>
+            </w:r>
+          </w:p>
+        </w:tc>
+        <w:tc>
+          <w:tcPr>
+            <w:tcW w:w="2687" w:type="dxa"/>
             <w:shd w:val="clear" w:color="auto" w:fill="F0EFEC"/>
           </w:tcPr>
           <w:p>
@@ -4780,7 +6539,27 @@
               <w:rPr>
                 <w:b/>
               </w:rPr>
-              <w:t>Contenuto / modifica</w:t>
+              <w:t>Orientato (GINE</w:t>
+            </w:r>
+            <w:r>
+              <w:rPr>
+                <w:b/>
+              </w:rPr>
+              <w:t xml:space="preserve">, 3 </w:t>
+            </w:r>
+            <w:proofErr w:type="spellStart"/>
+            <w:r>
+              <w:rPr>
+                <w:b/>
+              </w:rPr>
+              <w:t>seed</w:t>
+            </w:r>
+            <w:proofErr w:type="spellEnd"/>
+            <w:r>
+              <w:rPr>
+                <w:b/>
+              </w:rPr>
+              <w:t>)</w:t>
             </w:r>
           </w:p>
         </w:tc>
@@ -4792,7 +6571,7 @@
         </w:trPr>
         <w:tc>
           <w:tcPr>
-            <w:tcW w:w="3402" w:type="dxa"/>
+            <w:tcW w:w="4990" w:type="dxa"/>
           </w:tcPr>
           <w:p>
             <w:pPr>
@@ -4806,33 +6585,45 @@
                 <w:b/>
                 <w:lang w:val="en-GB"/>
               </w:rPr>
-              <w:t>datasets/SocialNetwork/build_dataset.py</w:t>
-            </w:r>
-          </w:p>
-        </w:tc>
-        <w:tc>
-          <w:tcPr>
-            <w:tcW w:w="1531" w:type="dxa"/>
-          </w:tcPr>
-          <w:p>
-            <w:pPr>
-              <w:spacing w:before="28" w:after="28"/>
-            </w:pPr>
-            <w:r>
-              <w:t>Nuovo</w:t>
-            </w:r>
-          </w:p>
-        </w:tc>
-        <w:tc>
-          <w:tcPr>
-            <w:tcW w:w="4139" w:type="dxa"/>
-          </w:tcPr>
-          <w:p>
-            <w:pPr>
-              <w:spacing w:before="28" w:after="28"/>
-            </w:pPr>
-            <w:r>
-              <w:t>Costruzione dell’oggetto Data</w:t>
+              <w:t xml:space="preserve">Epoca </w:t>
+            </w:r>
+            <w:proofErr w:type="spellStart"/>
+            <w:r>
+              <w:rPr>
+                <w:b/>
+                <w:lang w:val="en-GB"/>
+              </w:rPr>
+              <w:t>migliore</w:t>
+            </w:r>
+            <w:proofErr w:type="spellEnd"/>
+          </w:p>
+        </w:tc>
+        <w:tc>
+          <w:tcPr>
+            <w:tcW w:w="1951" w:type="dxa"/>
+          </w:tcPr>
+          <w:p>
+            <w:pPr>
+              <w:spacing w:before="28" w:after="28"/>
+            </w:pPr>
+            <w:r>
+              <w:t>332</w:t>
+            </w:r>
+          </w:p>
+        </w:tc>
+        <w:tc>
+          <w:tcPr>
+            <w:tcW w:w="2687" w:type="dxa"/>
+          </w:tcPr>
+          <w:p>
+            <w:pPr>
+              <w:spacing w:before="28" w:after="28"/>
+            </w:pPr>
+            <w:r>
+              <w:t>3</w:t>
+            </w:r>
+            <w:r>
+              <w:t>62 / 304 / 261</w:t>
             </w:r>
           </w:p>
         </w:tc>
@@ -4844,7 +6635,7 @@
         </w:trPr>
         <w:tc>
           <w:tcPr>
-            <w:tcW w:w="3402" w:type="dxa"/>
+            <w:tcW w:w="4990" w:type="dxa"/>
           </w:tcPr>
           <w:p>
             <w:pPr>
@@ -4858,33 +6649,36 @@
                 <w:b/>
                 <w:lang w:val="en-GB"/>
               </w:rPr>
-              <w:t>graphgps/loader/dataset/social_network.py</w:t>
-            </w:r>
-          </w:p>
-        </w:tc>
-        <w:tc>
-          <w:tcPr>
-            <w:tcW w:w="1531" w:type="dxa"/>
-          </w:tcPr>
-          <w:p>
-            <w:pPr>
-              <w:spacing w:before="28" w:after="28"/>
-            </w:pPr>
-            <w:r>
-              <w:t>Nuovo</w:t>
-            </w:r>
-          </w:p>
-        </w:tc>
-        <w:tc>
-          <w:tcPr>
-            <w:tcW w:w="4139" w:type="dxa"/>
-          </w:tcPr>
-          <w:p>
-            <w:pPr>
-              <w:spacing w:before="28" w:after="28"/>
-            </w:pPr>
-            <w:r>
-              <w:t>Classe InMemoryDataset SocialNetwork</w:t>
+              <w:t>Accuracy</w:t>
+            </w:r>
+          </w:p>
+        </w:tc>
+        <w:tc>
+          <w:tcPr>
+            <w:tcW w:w="1951" w:type="dxa"/>
+          </w:tcPr>
+          <w:p>
+            <w:pPr>
+              <w:spacing w:before="28" w:after="28"/>
+            </w:pPr>
+            <w:r>
+              <w:t>0,492</w:t>
+            </w:r>
+          </w:p>
+        </w:tc>
+        <w:tc>
+          <w:tcPr>
+            <w:tcW w:w="2687" w:type="dxa"/>
+          </w:tcPr>
+          <w:p>
+            <w:pPr>
+              <w:spacing w:before="28" w:after="28"/>
+            </w:pPr>
+            <w:r>
+              <w:t>0,54</w:t>
+            </w:r>
+            <w:r>
+              <w:t>1 ± 0,005</w:t>
             </w:r>
           </w:p>
         </w:tc>
@@ -4896,7 +6690,7 @@
         </w:trPr>
         <w:tc>
           <w:tcPr>
-            <w:tcW w:w="3402" w:type="dxa"/>
+            <w:tcW w:w="4990" w:type="dxa"/>
           </w:tcPr>
           <w:p>
             <w:pPr>
@@ -4910,33 +6704,36 @@
                 <w:b/>
                 <w:lang w:val="en-GB"/>
               </w:rPr>
-              <w:t>graphgps/loader/master_loader.py</w:t>
-            </w:r>
-          </w:p>
-        </w:tc>
-        <w:tc>
-          <w:tcPr>
-            <w:tcW w:w="1531" w:type="dxa"/>
-          </w:tcPr>
-          <w:p>
-            <w:pPr>
-              <w:spacing w:before="28" w:after="28"/>
-            </w:pPr>
-            <w:r>
-              <w:t>Modificato</w:t>
-            </w:r>
-          </w:p>
-        </w:tc>
-        <w:tc>
-          <w:tcPr>
-            <w:tcW w:w="4139" w:type="dxa"/>
-          </w:tcPr>
-          <w:p>
-            <w:pPr>
-              <w:spacing w:before="28" w:after="28"/>
-            </w:pPr>
-            <w:r>
-              <w:t>Import e caso “SocialNetwork”</w:t>
+              <w:t>F1 macro</w:t>
+            </w:r>
+          </w:p>
+        </w:tc>
+        <w:tc>
+          <w:tcPr>
+            <w:tcW w:w="1951" w:type="dxa"/>
+          </w:tcPr>
+          <w:p>
+            <w:pPr>
+              <w:spacing w:before="28" w:after="28"/>
+            </w:pPr>
+            <w:r>
+              <w:t>0,413</w:t>
+            </w:r>
+          </w:p>
+        </w:tc>
+        <w:tc>
+          <w:tcPr>
+            <w:tcW w:w="2687" w:type="dxa"/>
+          </w:tcPr>
+          <w:p>
+            <w:pPr>
+              <w:spacing w:before="28" w:after="28"/>
+            </w:pPr>
+            <w:r>
+              <w:t>0,43</w:t>
+            </w:r>
+            <w:r>
+              <w:t>5 ± 0,007</w:t>
             </w:r>
           </w:p>
         </w:tc>
@@ -4948,43 +6745,54 @@
         </w:trPr>
         <w:tc>
           <w:tcPr>
-            <w:tcW w:w="3402" w:type="dxa"/>
-          </w:tcPr>
-          <w:p>
-            <w:pPr>
-              <w:spacing w:before="28" w:after="28"/>
-            </w:pPr>
-            <w:r>
-              <w:rPr>
-                <w:b/>
-              </w:rPr>
-              <w:t>graphgps/logger.py</w:t>
-            </w:r>
-          </w:p>
-        </w:tc>
-        <w:tc>
-          <w:tcPr>
-            <w:tcW w:w="1531" w:type="dxa"/>
-          </w:tcPr>
-          <w:p>
-            <w:pPr>
-              <w:spacing w:before="28" w:after="28"/>
-            </w:pPr>
-            <w:r>
-              <w:t>Modificato</w:t>
-            </w:r>
-          </w:p>
-        </w:tc>
-        <w:tc>
-          <w:tcPr>
-            <w:tcW w:w="4139" w:type="dxa"/>
-          </w:tcPr>
-          <w:p>
-            <w:pPr>
-              <w:spacing w:before="28" w:after="28"/>
-            </w:pPr>
-            <w:r>
-              <w:t>Report per classe, MAE, RMSE e report binario sul test</w:t>
+            <w:tcW w:w="4990" w:type="dxa"/>
+          </w:tcPr>
+          <w:p>
+            <w:pPr>
+              <w:spacing w:before="28" w:after="28"/>
+            </w:pPr>
+            <w:r>
+              <w:rPr>
+                <w:b/>
+              </w:rPr>
+              <w:t xml:space="preserve">F1 </w:t>
+            </w:r>
+            <w:proofErr w:type="spellStart"/>
+            <w:r>
+              <w:rPr>
+                <w:b/>
+              </w:rPr>
+              <w:t>weighted</w:t>
+            </w:r>
+            <w:proofErr w:type="spellEnd"/>
+          </w:p>
+        </w:tc>
+        <w:tc>
+          <w:tcPr>
+            <w:tcW w:w="1951" w:type="dxa"/>
+          </w:tcPr>
+          <w:p>
+            <w:pPr>
+              <w:spacing w:before="28" w:after="28"/>
+            </w:pPr>
+            <w:r>
+              <w:t>0,488</w:t>
+            </w:r>
+          </w:p>
+        </w:tc>
+        <w:tc>
+          <w:tcPr>
+            <w:tcW w:w="2687" w:type="dxa"/>
+          </w:tcPr>
+          <w:p>
+            <w:pPr>
+              <w:spacing w:before="28" w:after="28"/>
+            </w:pPr>
+            <w:r>
+              <w:t>0,53</w:t>
+            </w:r>
+            <w:r>
+              <w:t>1 ± 0,005</w:t>
             </w:r>
           </w:p>
         </w:tc>
@@ -4996,7 +6804,7 @@
         </w:trPr>
         <w:tc>
           <w:tcPr>
-            <w:tcW w:w="3402" w:type="dxa"/>
+            <w:tcW w:w="4990" w:type="dxa"/>
           </w:tcPr>
           <w:p>
             <w:pPr>
@@ -5010,33 +6818,36 @@
                 <w:b/>
                 <w:lang w:val="en-GB"/>
               </w:rPr>
-              <w:t>graphgps/train/custom_train.py</w:t>
-            </w:r>
-          </w:p>
-        </w:tc>
-        <w:tc>
-          <w:tcPr>
-            <w:tcW w:w="1531" w:type="dxa"/>
-          </w:tcPr>
-          <w:p>
-            <w:pPr>
-              <w:spacing w:before="28" w:after="28"/>
-            </w:pPr>
-            <w:r>
-              <w:t>Modificato</w:t>
-            </w:r>
-          </w:p>
-        </w:tc>
-        <w:tc>
-          <w:tcPr>
-            <w:tcW w:w="4139" w:type="dxa"/>
-          </w:tcPr>
-          <w:p>
-            <w:pPr>
-              <w:spacing w:before="28" w:after="28"/>
-            </w:pPr>
-            <w:r>
-              <w:t>Salvataggio del report (training e inference)</w:t>
+              <w:t>Precision macro</w:t>
+            </w:r>
+          </w:p>
+        </w:tc>
+        <w:tc>
+          <w:tcPr>
+            <w:tcW w:w="1951" w:type="dxa"/>
+          </w:tcPr>
+          <w:p>
+            <w:pPr>
+              <w:spacing w:before="28" w:after="28"/>
+            </w:pPr>
+            <w:r>
+              <w:t>0,437</w:t>
+            </w:r>
+          </w:p>
+        </w:tc>
+        <w:tc>
+          <w:tcPr>
+            <w:tcW w:w="2687" w:type="dxa"/>
+          </w:tcPr>
+          <w:p>
+            <w:pPr>
+              <w:spacing w:before="28" w:after="28"/>
+            </w:pPr>
+            <w:r>
+              <w:t>0,</w:t>
+            </w:r>
+            <w:r>
+              <w:t>483 ± 0,009</w:t>
             </w:r>
           </w:p>
         </w:tc>
@@ -5048,43 +6859,46 @@
         </w:trPr>
         <w:tc>
           <w:tcPr>
-            <w:tcW w:w="3402" w:type="dxa"/>
-          </w:tcPr>
-          <w:p>
-            <w:pPr>
-              <w:spacing w:before="28" w:after="28"/>
-            </w:pPr>
-            <w:r>
-              <w:rPr>
-                <w:b/>
-              </w:rPr>
-              <w:t>main.py</w:t>
-            </w:r>
-          </w:p>
-        </w:tc>
-        <w:tc>
-          <w:tcPr>
-            <w:tcW w:w="1531" w:type="dxa"/>
-          </w:tcPr>
-          <w:p>
-            <w:pPr>
-              <w:spacing w:before="28" w:after="28"/>
-            </w:pPr>
-            <w:r>
-              <w:t>Modificato</w:t>
-            </w:r>
-          </w:p>
-        </w:tc>
-        <w:tc>
-          <w:tcPr>
-            <w:tcW w:w="4139" w:type="dxa"/>
-          </w:tcPr>
-          <w:p>
-            <w:pPr>
-              <w:spacing w:before="28" w:after="28"/>
-            </w:pPr>
-            <w:r>
-              <w:t>6 uscite per PyG-SocialNetwork</w:t>
+            <w:tcW w:w="4990" w:type="dxa"/>
+          </w:tcPr>
+          <w:p>
+            <w:pPr>
+              <w:spacing w:before="28" w:after="28"/>
+            </w:pPr>
+            <w:r>
+              <w:rPr>
+                <w:b/>
+              </w:rPr>
+              <w:t>Recall macro</w:t>
+            </w:r>
+          </w:p>
+        </w:tc>
+        <w:tc>
+          <w:tcPr>
+            <w:tcW w:w="1951" w:type="dxa"/>
+          </w:tcPr>
+          <w:p>
+            <w:pPr>
+              <w:spacing w:before="28" w:after="28"/>
+            </w:pPr>
+            <w:r>
+              <w:t>0,403</w:t>
+            </w:r>
+          </w:p>
+        </w:tc>
+        <w:tc>
+          <w:tcPr>
+            <w:tcW w:w="2687" w:type="dxa"/>
+          </w:tcPr>
+          <w:p>
+            <w:pPr>
+              <w:spacing w:before="28" w:after="28"/>
+            </w:pPr>
+            <w:r>
+              <w:t>0,4</w:t>
+            </w:r>
+            <w:r>
+              <w:t>21 ± 0,007</w:t>
             </w:r>
           </w:p>
         </w:tc>
@@ -5096,43 +6910,46 @@
         </w:trPr>
         <w:tc>
           <w:tcPr>
-            <w:tcW w:w="3402" w:type="dxa"/>
-          </w:tcPr>
-          <w:p>
-            <w:pPr>
-              <w:spacing w:before="28" w:after="28"/>
-            </w:pPr>
-            <w:r>
-              <w:rPr>
-                <w:b/>
-              </w:rPr>
-              <w:t>configs/GPS/social_network.yaml</w:t>
-            </w:r>
-          </w:p>
-        </w:tc>
-        <w:tc>
-          <w:tcPr>
-            <w:tcW w:w="1531" w:type="dxa"/>
-          </w:tcPr>
-          <w:p>
-            <w:pPr>
-              <w:spacing w:before="28" w:after="28"/>
-            </w:pPr>
-            <w:r>
-              <w:t>Nuovo</w:t>
-            </w:r>
-          </w:p>
-        </w:tc>
-        <w:tc>
-          <w:tcPr>
-            <w:tcW w:w="4139" w:type="dxa"/>
-          </w:tcPr>
-          <w:p>
-            <w:pPr>
-              <w:spacing w:before="28" w:after="28"/>
-            </w:pPr>
-            <w:r>
-              <w:t>Configurazione dell’addestramento con checkpoint</w:t>
+            <w:tcW w:w="4990" w:type="dxa"/>
+          </w:tcPr>
+          <w:p>
+            <w:pPr>
+              <w:spacing w:before="28" w:after="28"/>
+            </w:pPr>
+            <w:r>
+              <w:rPr>
+                <w:b/>
+              </w:rPr>
+              <w:t>AUC</w:t>
+            </w:r>
+          </w:p>
+        </w:tc>
+        <w:tc>
+          <w:tcPr>
+            <w:tcW w:w="1951" w:type="dxa"/>
+          </w:tcPr>
+          <w:p>
+            <w:pPr>
+              <w:spacing w:before="28" w:after="28"/>
+            </w:pPr>
+            <w:r>
+              <w:t>0,811</w:t>
+            </w:r>
+          </w:p>
+        </w:tc>
+        <w:tc>
+          <w:tcPr>
+            <w:tcW w:w="2687" w:type="dxa"/>
+          </w:tcPr>
+          <w:p>
+            <w:pPr>
+              <w:spacing w:before="28" w:after="28"/>
+            </w:pPr>
+            <w:r>
+              <w:t>0,83</w:t>
+            </w:r>
+            <w:r>
+              <w:t>5 ± 0,003</w:t>
             </w:r>
           </w:p>
         </w:tc>
@@ -5144,7 +6961,7 @@
         </w:trPr>
         <w:tc>
           <w:tcPr>
-            <w:tcW w:w="3402" w:type="dxa"/>
+            <w:tcW w:w="4990" w:type="dxa"/>
           </w:tcPr>
           <w:p>
             <w:pPr>
@@ -5158,33 +6975,36 @@
                 <w:b/>
                 <w:lang w:val="en-GB"/>
               </w:rPr>
-              <w:t>configs/GPS/social_network-inference.yaml</w:t>
-            </w:r>
-          </w:p>
-        </w:tc>
-        <w:tc>
-          <w:tcPr>
-            <w:tcW w:w="1531" w:type="dxa"/>
-          </w:tcPr>
-          <w:p>
-            <w:pPr>
-              <w:spacing w:before="28" w:after="28"/>
-            </w:pPr>
-            <w:r>
-              <w:t>Nuovo</w:t>
-            </w:r>
-          </w:p>
-        </w:tc>
-        <w:tc>
-          <w:tcPr>
-            <w:tcW w:w="4139" w:type="dxa"/>
-          </w:tcPr>
-          <w:p>
-            <w:pPr>
-              <w:spacing w:before="28" w:after="28"/>
-            </w:pPr>
-            <w:r>
-              <w:t>Valutazione del modello salvato</w:t>
+              <w:t>MAE</w:t>
+            </w:r>
+          </w:p>
+        </w:tc>
+        <w:tc>
+          <w:tcPr>
+            <w:tcW w:w="1951" w:type="dxa"/>
+          </w:tcPr>
+          <w:p>
+            <w:pPr>
+              <w:spacing w:before="28" w:after="28"/>
+            </w:pPr>
+            <w:r>
+              <w:t>0,689</w:t>
+            </w:r>
+          </w:p>
+        </w:tc>
+        <w:tc>
+          <w:tcPr>
+            <w:tcW w:w="2687" w:type="dxa"/>
+          </w:tcPr>
+          <w:p>
+            <w:pPr>
+              <w:spacing w:before="28" w:after="28"/>
+            </w:pPr>
+            <w:r>
+              <w:t>0,6</w:t>
+            </w:r>
+            <w:r>
+              <w:t>13 ± 0,009</w:t>
             </w:r>
           </w:p>
         </w:tc>
@@ -5196,43 +7016,46 @@
         </w:trPr>
         <w:tc>
           <w:tcPr>
-            <w:tcW w:w="3402" w:type="dxa"/>
-          </w:tcPr>
-          <w:p>
-            <w:pPr>
-              <w:spacing w:before="28" w:after="28"/>
-            </w:pPr>
-            <w:r>
-              <w:rPr>
-                <w:b/>
-              </w:rPr>
-              <w:t>.gitignore</w:t>
-            </w:r>
-          </w:p>
-        </w:tc>
-        <w:tc>
-          <w:tcPr>
-            <w:tcW w:w="1531" w:type="dxa"/>
-          </w:tcPr>
-          <w:p>
-            <w:pPr>
-              <w:spacing w:before="28" w:after="28"/>
-            </w:pPr>
-            <w:r>
-              <w:t>Modificato</w:t>
-            </w:r>
-          </w:p>
-        </w:tc>
-        <w:tc>
-          <w:tcPr>
-            <w:tcW w:w="4139" w:type="dxa"/>
-          </w:tcPr>
-          <w:p>
-            <w:pPr>
-              <w:spacing w:before="28" w:after="28"/>
-            </w:pPr>
-            <w:r>
-              <w:t>Esclusione dei dati, tranne build_dataset.py</w:t>
+            <w:tcW w:w="4990" w:type="dxa"/>
+          </w:tcPr>
+          <w:p>
+            <w:pPr>
+              <w:spacing w:before="28" w:after="28"/>
+            </w:pPr>
+            <w:r>
+              <w:rPr>
+                <w:b/>
+              </w:rPr>
+              <w:t>RMSE</w:t>
+            </w:r>
+          </w:p>
+        </w:tc>
+        <w:tc>
+          <w:tcPr>
+            <w:tcW w:w="1951" w:type="dxa"/>
+          </w:tcPr>
+          <w:p>
+            <w:pPr>
+              <w:spacing w:before="28" w:after="28"/>
+            </w:pPr>
+            <w:r>
+              <w:t>1,079</w:t>
+            </w:r>
+          </w:p>
+        </w:tc>
+        <w:tc>
+          <w:tcPr>
+            <w:tcW w:w="2687" w:type="dxa"/>
+          </w:tcPr>
+          <w:p>
+            <w:pPr>
+              <w:spacing w:before="28" w:after="28"/>
+            </w:pPr>
+            <w:r>
+              <w:t>0,9</w:t>
+            </w:r>
+            <w:r>
+              <w:t>99 ± 0,012</w:t>
             </w:r>
           </w:p>
         </w:tc>
@@ -5244,15 +7067,4070 @@
         </w:trPr>
         <w:tc>
           <w:tcPr>
+            <w:tcW w:w="4990" w:type="dxa"/>
+          </w:tcPr>
+          <w:p>
+            <w:pPr>
+              <w:spacing w:before="28" w:after="28"/>
+            </w:pPr>
+            <w:proofErr w:type="spellStart"/>
+            <w:r>
+              <w:rPr>
+                <w:b/>
+              </w:rPr>
+              <w:t>Accuracy</w:t>
+            </w:r>
+            <w:proofErr w:type="spellEnd"/>
+            <w:r>
+              <w:rPr>
+                <w:b/>
+              </w:rPr>
+              <w:t xml:space="preserve"> binaria</w:t>
+            </w:r>
+          </w:p>
+        </w:tc>
+        <w:tc>
+          <w:tcPr>
+            <w:tcW w:w="1951" w:type="dxa"/>
+          </w:tcPr>
+          <w:p>
+            <w:pPr>
+              <w:spacing w:before="28" w:after="28"/>
+            </w:pPr>
+            <w:r>
+              <w:t>0,829</w:t>
+            </w:r>
+          </w:p>
+        </w:tc>
+        <w:tc>
+          <w:tcPr>
+            <w:tcW w:w="2687" w:type="dxa"/>
+          </w:tcPr>
+          <w:p>
+            <w:pPr>
+              <w:spacing w:before="28" w:after="28"/>
+            </w:pPr>
+            <w:r>
+              <w:t>0,84</w:t>
+            </w:r>
+            <w:r>
+              <w:t>3 ± 0,002</w:t>
+            </w:r>
+          </w:p>
+        </w:tc>
+      </w:tr>
+      <w:tr>
+        <w:trPr>
+          <w:cantSplit/>
+          <w:jc w:val="center"/>
+        </w:trPr>
+        <w:tc>
+          <w:tcPr>
+            <w:tcW w:w="4990" w:type="dxa"/>
+          </w:tcPr>
+          <w:p>
+            <w:pPr>
+              <w:spacing w:before="28" w:after="28"/>
+              <w:rPr>
+                <w:b/>
+              </w:rPr>
+            </w:pPr>
+            <w:r>
+              <w:rPr>
+                <w:b/>
+              </w:rPr>
+              <w:t>F1 classi 3-5</w:t>
+            </w:r>
+          </w:p>
+        </w:tc>
+        <w:tc>
+          <w:tcPr>
+            <w:tcW w:w="1951" w:type="dxa"/>
+          </w:tcPr>
+          <w:p>
+            <w:pPr>
+              <w:spacing w:before="28" w:after="28"/>
+            </w:pPr>
+            <w:r>
+              <w:t>0,542</w:t>
+            </w:r>
+          </w:p>
+        </w:tc>
+        <w:tc>
+          <w:tcPr>
+            <w:tcW w:w="2687" w:type="dxa"/>
+          </w:tcPr>
+          <w:p>
+            <w:pPr>
+              <w:spacing w:before="28" w:after="28"/>
+            </w:pPr>
+            <w:r>
+              <w:t>0,555 ± 0,004</w:t>
+            </w:r>
+          </w:p>
+        </w:tc>
+      </w:tr>
+      <w:tr>
+        <w:trPr>
+          <w:cantSplit/>
+          <w:jc w:val="center"/>
+        </w:trPr>
+        <w:tc>
+          <w:tcPr>
+            <w:tcW w:w="4990" w:type="dxa"/>
+          </w:tcPr>
+          <w:p>
+            <w:pPr>
+              <w:spacing w:before="28" w:after="28"/>
+              <w:rPr>
+                <w:b/>
+              </w:rPr>
+            </w:pPr>
+            <w:r>
+              <w:rPr>
+                <w:b/>
+              </w:rPr>
+              <w:t>Precision classi 3-5</w:t>
+            </w:r>
+          </w:p>
+        </w:tc>
+        <w:tc>
+          <w:tcPr>
+            <w:tcW w:w="1951" w:type="dxa"/>
+          </w:tcPr>
+          <w:p>
+            <w:pPr>
+              <w:spacing w:before="28" w:after="28"/>
+            </w:pPr>
+            <w:r>
+              <w:t>0,635</w:t>
+            </w:r>
+          </w:p>
+        </w:tc>
+        <w:tc>
+          <w:tcPr>
+            <w:tcW w:w="2687" w:type="dxa"/>
+          </w:tcPr>
+          <w:p>
+            <w:pPr>
+              <w:spacing w:before="28" w:after="28"/>
+            </w:pPr>
+            <w:r>
+              <w:t>0,7</w:t>
+            </w:r>
+            <w:r>
+              <w:t>07 ± 0,011</w:t>
+            </w:r>
+          </w:p>
+        </w:tc>
+      </w:tr>
+      <w:tr>
+        <w:trPr>
+          <w:cantSplit/>
+          <w:jc w:val="center"/>
+        </w:trPr>
+        <w:tc>
+          <w:tcPr>
+            <w:tcW w:w="4990" w:type="dxa"/>
+          </w:tcPr>
+          <w:p>
+            <w:pPr>
+              <w:spacing w:before="28" w:after="28"/>
+              <w:rPr>
+                <w:b/>
+              </w:rPr>
+            </w:pPr>
+            <w:r>
+              <w:rPr>
+                <w:b/>
+              </w:rPr>
+              <w:t>Recall classi 3-5</w:t>
+            </w:r>
+          </w:p>
+        </w:tc>
+        <w:tc>
+          <w:tcPr>
+            <w:tcW w:w="1951" w:type="dxa"/>
+          </w:tcPr>
+          <w:p>
+            <w:pPr>
+              <w:tabs>
+                <w:tab w:val="right" w:pos="1735"/>
+              </w:tabs>
+              <w:spacing w:before="28" w:after="28"/>
+            </w:pPr>
+            <w:r>
+              <w:t>0,472</w:t>
+            </w:r>
+            <w:r>
+              <w:tab/>
+            </w:r>
+          </w:p>
+        </w:tc>
+        <w:tc>
+          <w:tcPr>
+            <w:tcW w:w="2687" w:type="dxa"/>
+          </w:tcPr>
+          <w:p>
+            <w:pPr>
+              <w:spacing w:before="28" w:after="28"/>
+            </w:pPr>
+            <w:r>
+              <w:t>0,4</w:t>
+            </w:r>
+            <w:r>
+              <w:t>57 ± 0,007</w:t>
+            </w:r>
+          </w:p>
+        </w:tc>
+      </w:tr>
+    </w:tbl>
+    <w:p/>
+    <w:p/>
+    <w:tbl>
+      <w:tblPr>
+        <w:tblW w:w="9918" w:type="dxa"/>
+        <w:jc w:val="center"/>
+        <w:tblBorders>
+          <w:top w:val="single" w:sz="4" w:space="0" w:color="BFBFBF"/>
+          <w:left w:val="single" w:sz="4" w:space="0" w:color="BFBFBF"/>
+          <w:bottom w:val="single" w:sz="4" w:space="0" w:color="BFBFBF"/>
+          <w:right w:val="single" w:sz="4" w:space="0" w:color="BFBFBF"/>
+          <w:insideH w:val="single" w:sz="4" w:space="0" w:color="BFBFBF"/>
+          <w:insideV w:val="single" w:sz="4" w:space="0" w:color="BFBFBF"/>
+        </w:tblBorders>
+        <w:tblLook w:val="04A0" w:firstRow="1" w:lastRow="0" w:firstColumn="1" w:lastColumn="0" w:noHBand="0" w:noVBand="1"/>
+      </w:tblPr>
+      <w:tblGrid>
+        <w:gridCol w:w="984"/>
+        <w:gridCol w:w="1093"/>
+        <w:gridCol w:w="2029"/>
+        <w:gridCol w:w="2410"/>
+        <w:gridCol w:w="1417"/>
+        <w:gridCol w:w="1985"/>
+      </w:tblGrid>
+      <w:tr>
+        <w:trPr>
+          <w:cantSplit/>
+          <w:jc w:val="center"/>
+        </w:trPr>
+        <w:tc>
+          <w:tcPr>
+            <w:tcW w:w="984" w:type="dxa"/>
+            <w:shd w:val="clear" w:color="auto" w:fill="F0EFEC"/>
+          </w:tcPr>
+          <w:p>
+            <w:pPr>
+              <w:spacing w:before="28" w:after="28"/>
+            </w:pPr>
+            <w:r>
+              <w:rPr>
+                <w:b/>
+              </w:rPr>
+              <w:t>Classe</w:t>
+            </w:r>
+          </w:p>
+        </w:tc>
+        <w:tc>
+          <w:tcPr>
+            <w:tcW w:w="1093" w:type="dxa"/>
+            <w:shd w:val="clear" w:color="auto" w:fill="F0EFEC"/>
+          </w:tcPr>
+          <w:p>
+            <w:pPr>
+              <w:spacing w:before="28" w:after="28"/>
+            </w:pPr>
+            <w:r>
+              <w:rPr>
+                <w:b/>
+              </w:rPr>
+              <w:t>Support</w:t>
+            </w:r>
+          </w:p>
+        </w:tc>
+        <w:tc>
+          <w:tcPr>
+            <w:tcW w:w="2029" w:type="dxa"/>
+            <w:shd w:val="clear" w:color="auto" w:fill="F0EFEC"/>
+          </w:tcPr>
+          <w:p>
+            <w:pPr>
+              <w:spacing w:before="28" w:after="28"/>
+            </w:pPr>
+            <w:r>
+              <w:rPr>
+                <w:b/>
+              </w:rPr>
+              <w:t>F1 non orientato</w:t>
+            </w:r>
+          </w:p>
+        </w:tc>
+        <w:tc>
+          <w:tcPr>
+            <w:tcW w:w="2410" w:type="dxa"/>
+            <w:shd w:val="clear" w:color="auto" w:fill="F0EFEC"/>
+          </w:tcPr>
+          <w:p>
+            <w:pPr>
+              <w:spacing w:before="28" w:after="28"/>
+              <w:rPr>
+                <w:b/>
+              </w:rPr>
+            </w:pPr>
+            <w:r>
+              <w:rPr>
+                <w:b/>
+              </w:rPr>
+              <w:t>F1 orientato</w:t>
+            </w:r>
+            <w:r>
+              <w:rPr>
+                <w:b/>
+              </w:rPr>
+              <w:t xml:space="preserve"> (media)</w:t>
+            </w:r>
+          </w:p>
+        </w:tc>
+        <w:tc>
+          <w:tcPr>
+            <w:tcW w:w="1417" w:type="dxa"/>
+            <w:shd w:val="clear" w:color="auto" w:fill="F0EFEC"/>
+          </w:tcPr>
+          <w:p>
+            <w:pPr>
+              <w:spacing w:before="28" w:after="28"/>
+              <w:rPr>
+                <w:b/>
+              </w:rPr>
+            </w:pPr>
+            <w:r>
+              <w:rPr>
+                <w:b/>
+              </w:rPr>
+              <w:t>Recall non orientato</w:t>
+            </w:r>
+          </w:p>
+        </w:tc>
+        <w:tc>
+          <w:tcPr>
+            <w:tcW w:w="1985" w:type="dxa"/>
+            <w:shd w:val="clear" w:color="auto" w:fill="F0EFEC"/>
+          </w:tcPr>
+          <w:p>
+            <w:pPr>
+              <w:spacing w:before="28" w:after="28"/>
+              <w:rPr>
+                <w:b/>
+              </w:rPr>
+            </w:pPr>
+            <w:r>
+              <w:rPr>
+                <w:b/>
+              </w:rPr>
+              <w:t>Recall orientato</w:t>
+            </w:r>
+            <w:r>
+              <w:rPr>
+                <w:b/>
+              </w:rPr>
+              <w:t xml:space="preserve"> (media)</w:t>
+            </w:r>
+          </w:p>
+        </w:tc>
+      </w:tr>
+      <w:tr>
+        <w:trPr>
+          <w:cantSplit/>
+          <w:jc w:val="center"/>
+        </w:trPr>
+        <w:tc>
+          <w:tcPr>
+            <w:tcW w:w="984" w:type="dxa"/>
+          </w:tcPr>
+          <w:p>
+            <w:pPr>
+              <w:spacing w:before="28" w:after="28"/>
+              <w:rPr>
+                <w:lang w:val="en-GB"/>
+              </w:rPr>
+            </w:pPr>
+            <w:r>
+              <w:rPr>
+                <w:b/>
+                <w:lang w:val="en-GB"/>
+              </w:rPr>
+              <w:t>0</w:t>
+            </w:r>
+          </w:p>
+        </w:tc>
+        <w:tc>
+          <w:tcPr>
+            <w:tcW w:w="1093" w:type="dxa"/>
+          </w:tcPr>
+          <w:p>
+            <w:pPr>
+              <w:spacing w:before="28" w:after="28"/>
+            </w:pPr>
+            <w:r>
+              <w:t>575</w:t>
+            </w:r>
+          </w:p>
+        </w:tc>
+        <w:tc>
+          <w:tcPr>
+            <w:tcW w:w="2029" w:type="dxa"/>
+          </w:tcPr>
+          <w:p>
+            <w:pPr>
+              <w:spacing w:before="28" w:after="28"/>
+            </w:pPr>
+            <w:r>
+              <w:t>0,504</w:t>
+            </w:r>
+          </w:p>
+        </w:tc>
+        <w:tc>
+          <w:tcPr>
+            <w:tcW w:w="2410" w:type="dxa"/>
+          </w:tcPr>
+          <w:p>
+            <w:pPr>
+              <w:spacing w:before="28" w:after="28"/>
+            </w:pPr>
+            <w:r>
+              <w:t>0,6</w:t>
+            </w:r>
+            <w:r>
+              <w:t>49</w:t>
+            </w:r>
+          </w:p>
+        </w:tc>
+        <w:tc>
+          <w:tcPr>
+            <w:tcW w:w="1417" w:type="dxa"/>
+          </w:tcPr>
+          <w:p>
+            <w:pPr>
+              <w:spacing w:before="28" w:after="28"/>
+            </w:pPr>
+            <w:r>
+              <w:t>0,501</w:t>
+            </w:r>
+          </w:p>
+        </w:tc>
+        <w:tc>
+          <w:tcPr>
+            <w:tcW w:w="1985" w:type="dxa"/>
+          </w:tcPr>
+          <w:p>
+            <w:pPr>
+              <w:spacing w:before="28" w:after="28"/>
+            </w:pPr>
+            <w:r>
+              <w:t>0,68</w:t>
+            </w:r>
+            <w:r>
+              <w:t>3</w:t>
+            </w:r>
+          </w:p>
+        </w:tc>
+      </w:tr>
+      <w:tr>
+        <w:trPr>
+          <w:cantSplit/>
+          <w:jc w:val="center"/>
+        </w:trPr>
+        <w:tc>
+          <w:tcPr>
+            <w:tcW w:w="984" w:type="dxa"/>
+          </w:tcPr>
+          <w:p>
+            <w:pPr>
+              <w:spacing w:before="28" w:after="28"/>
+              <w:rPr>
+                <w:lang w:val="en-GB"/>
+              </w:rPr>
+            </w:pPr>
+            <w:r>
+              <w:rPr>
+                <w:b/>
+                <w:lang w:val="en-GB"/>
+              </w:rPr>
+              <w:t>1</w:t>
+            </w:r>
+          </w:p>
+        </w:tc>
+        <w:tc>
+          <w:tcPr>
+            <w:tcW w:w="1093" w:type="dxa"/>
+          </w:tcPr>
+          <w:p>
+            <w:pPr>
+              <w:spacing w:before="28" w:after="28"/>
+            </w:pPr>
+            <w:r>
+              <w:t>1481</w:t>
+            </w:r>
+          </w:p>
+        </w:tc>
+        <w:tc>
+          <w:tcPr>
+            <w:tcW w:w="2029" w:type="dxa"/>
+          </w:tcPr>
+          <w:p>
+            <w:pPr>
+              <w:spacing w:before="28" w:after="28"/>
+            </w:pPr>
+            <w:r>
+              <w:t>0,627</w:t>
+            </w:r>
+          </w:p>
+        </w:tc>
+        <w:tc>
+          <w:tcPr>
+            <w:tcW w:w="2410" w:type="dxa"/>
+          </w:tcPr>
+          <w:p>
+            <w:pPr>
+              <w:spacing w:before="28" w:after="28"/>
+            </w:pPr>
+            <w:r>
+              <w:t>0,6</w:t>
+            </w:r>
+            <w:r>
+              <w:t>71</w:t>
+            </w:r>
+          </w:p>
+        </w:tc>
+        <w:tc>
+          <w:tcPr>
+            <w:tcW w:w="1417" w:type="dxa"/>
+          </w:tcPr>
+          <w:p>
+            <w:pPr>
+              <w:spacing w:before="28" w:after="28"/>
+            </w:pPr>
+            <w:r>
+              <w:t>0,635</w:t>
+            </w:r>
+          </w:p>
+        </w:tc>
+        <w:tc>
+          <w:tcPr>
+            <w:tcW w:w="1985" w:type="dxa"/>
+          </w:tcPr>
+          <w:p>
+            <w:pPr>
+              <w:spacing w:before="28" w:after="28"/>
+            </w:pPr>
+            <w:r>
+              <w:t>0,68</w:t>
+            </w:r>
+            <w:r>
+              <w:t>6</w:t>
+            </w:r>
+          </w:p>
+        </w:tc>
+      </w:tr>
+      <w:tr>
+        <w:trPr>
+          <w:cantSplit/>
+          <w:jc w:val="center"/>
+        </w:trPr>
+        <w:tc>
+          <w:tcPr>
+            <w:tcW w:w="984" w:type="dxa"/>
+          </w:tcPr>
+          <w:p>
+            <w:pPr>
+              <w:spacing w:before="28" w:after="28"/>
+              <w:rPr>
+                <w:lang w:val="en-GB"/>
+              </w:rPr>
+            </w:pPr>
+            <w:r>
+              <w:rPr>
+                <w:b/>
+                <w:lang w:val="en-GB"/>
+              </w:rPr>
+              <w:t>2</w:t>
+            </w:r>
+          </w:p>
+        </w:tc>
+        <w:tc>
+          <w:tcPr>
+            <w:tcW w:w="1093" w:type="dxa"/>
+          </w:tcPr>
+          <w:p>
+            <w:pPr>
+              <w:spacing w:before="28" w:after="28"/>
+            </w:pPr>
+            <w:r>
+              <w:t>854</w:t>
+            </w:r>
+          </w:p>
+        </w:tc>
+        <w:tc>
+          <w:tcPr>
+            <w:tcW w:w="2029" w:type="dxa"/>
+          </w:tcPr>
+          <w:p>
+            <w:pPr>
+              <w:spacing w:before="28" w:after="28"/>
+            </w:pPr>
+            <w:r>
+              <w:t>0,405</w:t>
+            </w:r>
+          </w:p>
+        </w:tc>
+        <w:tc>
+          <w:tcPr>
+            <w:tcW w:w="2410" w:type="dxa"/>
+          </w:tcPr>
+          <w:p>
+            <w:pPr>
+              <w:spacing w:before="28" w:after="28"/>
+            </w:pPr>
+            <w:r>
+              <w:t>0,4</w:t>
+            </w:r>
+            <w:r>
+              <w:t>30</w:t>
+            </w:r>
+          </w:p>
+        </w:tc>
+        <w:tc>
+          <w:tcPr>
+            <w:tcW w:w="1417" w:type="dxa"/>
+          </w:tcPr>
+          <w:p>
+            <w:pPr>
+              <w:spacing w:before="28" w:after="28"/>
+            </w:pPr>
+            <w:r>
+              <w:t>0,445</w:t>
+            </w:r>
+          </w:p>
+        </w:tc>
+        <w:tc>
+          <w:tcPr>
+            <w:tcW w:w="1985" w:type="dxa"/>
+          </w:tcPr>
+          <w:p>
+            <w:pPr>
+              <w:spacing w:before="28" w:after="28"/>
+            </w:pPr>
+            <w:r>
+              <w:t>0,4</w:t>
+            </w:r>
+            <w:r>
+              <w:t>69</w:t>
+            </w:r>
+          </w:p>
+        </w:tc>
+      </w:tr>
+      <w:tr>
+        <w:trPr>
+          <w:cantSplit/>
+          <w:jc w:val="center"/>
+        </w:trPr>
+        <w:tc>
+          <w:tcPr>
+            <w:tcW w:w="984" w:type="dxa"/>
+          </w:tcPr>
+          <w:p>
+            <w:pPr>
+              <w:spacing w:before="28" w:after="28"/>
+            </w:pPr>
+            <w:r>
+              <w:rPr>
+                <w:b/>
+              </w:rPr>
+              <w:t>3</w:t>
+            </w:r>
+          </w:p>
+        </w:tc>
+        <w:tc>
+          <w:tcPr>
+            <w:tcW w:w="1093" w:type="dxa"/>
+          </w:tcPr>
+          <w:p>
+            <w:pPr>
+              <w:spacing w:before="28" w:after="28"/>
+            </w:pPr>
+            <w:r>
+              <w:t>456</w:t>
+            </w:r>
+          </w:p>
+        </w:tc>
+        <w:tc>
+          <w:tcPr>
+            <w:tcW w:w="2029" w:type="dxa"/>
+          </w:tcPr>
+          <w:p>
+            <w:pPr>
+              <w:spacing w:before="28" w:after="28"/>
+            </w:pPr>
+            <w:r>
+              <w:t>0,310</w:t>
+            </w:r>
+          </w:p>
+        </w:tc>
+        <w:tc>
+          <w:tcPr>
+            <w:tcW w:w="2410" w:type="dxa"/>
+          </w:tcPr>
+          <w:p>
+            <w:pPr>
+              <w:spacing w:before="28" w:after="28"/>
+            </w:pPr>
+            <w:r>
+              <w:t>0,314</w:t>
+            </w:r>
+          </w:p>
+        </w:tc>
+        <w:tc>
+          <w:tcPr>
+            <w:tcW w:w="1417" w:type="dxa"/>
+          </w:tcPr>
+          <w:p>
+            <w:pPr>
+              <w:spacing w:before="28" w:after="28"/>
+            </w:pPr>
+            <w:r>
+              <w:t>0,281</w:t>
+            </w:r>
+          </w:p>
+        </w:tc>
+        <w:tc>
+          <w:tcPr>
+            <w:tcW w:w="1985" w:type="dxa"/>
+          </w:tcPr>
+          <w:p>
+            <w:pPr>
+              <w:spacing w:before="28" w:after="28"/>
+            </w:pPr>
+            <w:r>
+              <w:t>0,28</w:t>
+            </w:r>
+            <w:r>
+              <w:t>1</w:t>
+            </w:r>
+          </w:p>
+        </w:tc>
+      </w:tr>
+      <w:tr>
+        <w:trPr>
+          <w:cantSplit/>
+          <w:jc w:val="center"/>
+        </w:trPr>
+        <w:tc>
+          <w:tcPr>
+            <w:tcW w:w="984" w:type="dxa"/>
+          </w:tcPr>
+          <w:p>
+            <w:pPr>
+              <w:spacing w:before="28" w:after="28"/>
+              <w:rPr>
+                <w:lang w:val="en-GB"/>
+              </w:rPr>
+            </w:pPr>
+            <w:r>
+              <w:rPr>
+                <w:b/>
+                <w:lang w:val="en-GB"/>
+              </w:rPr>
+              <w:t>4</w:t>
+            </w:r>
+          </w:p>
+        </w:tc>
+        <w:tc>
+          <w:tcPr>
+            <w:tcW w:w="1093" w:type="dxa"/>
+          </w:tcPr>
+          <w:p>
+            <w:pPr>
+              <w:spacing w:before="28" w:after="28"/>
+            </w:pPr>
+            <w:r>
+              <w:t>256</w:t>
+            </w:r>
+          </w:p>
+        </w:tc>
+        <w:tc>
+          <w:tcPr>
+            <w:tcW w:w="2029" w:type="dxa"/>
+          </w:tcPr>
+          <w:p>
+            <w:pPr>
+              <w:spacing w:before="28" w:after="28"/>
+            </w:pPr>
+            <w:r>
+              <w:t>0,247</w:t>
+            </w:r>
+          </w:p>
+        </w:tc>
+        <w:tc>
+          <w:tcPr>
+            <w:tcW w:w="2410" w:type="dxa"/>
+          </w:tcPr>
+          <w:p>
+            <w:pPr>
+              <w:spacing w:before="28" w:after="28"/>
+            </w:pPr>
+            <w:r>
+              <w:t>0,23</w:t>
+            </w:r>
+            <w:r>
+              <w:t>0</w:t>
+            </w:r>
+          </w:p>
+        </w:tc>
+        <w:tc>
+          <w:tcPr>
+            <w:tcW w:w="1417" w:type="dxa"/>
+          </w:tcPr>
+          <w:p>
+            <w:pPr>
+              <w:spacing w:before="28" w:after="28"/>
+            </w:pPr>
+            <w:r>
+              <w:t>0,185</w:t>
+            </w:r>
+          </w:p>
+        </w:tc>
+        <w:tc>
+          <w:tcPr>
+            <w:tcW w:w="1985" w:type="dxa"/>
+          </w:tcPr>
+          <w:p>
+            <w:pPr>
+              <w:spacing w:before="28" w:after="28"/>
+            </w:pPr>
+            <w:r>
+              <w:t>0,16</w:t>
+            </w:r>
+            <w:r>
+              <w:t>0</w:t>
+            </w:r>
+          </w:p>
+        </w:tc>
+      </w:tr>
+      <w:tr>
+        <w:trPr>
+          <w:cantSplit/>
+          <w:jc w:val="center"/>
+        </w:trPr>
+        <w:tc>
+          <w:tcPr>
+            <w:tcW w:w="984" w:type="dxa"/>
+          </w:tcPr>
+          <w:p>
+            <w:pPr>
+              <w:spacing w:before="28" w:after="28"/>
+              <w:rPr>
+                <w:b/>
+                <w:lang w:val="en-GB"/>
+              </w:rPr>
+            </w:pPr>
+            <w:r>
+              <w:rPr>
+                <w:b/>
+                <w:lang w:val="en-GB"/>
+              </w:rPr>
+              <w:t>5</w:t>
+            </w:r>
+          </w:p>
+        </w:tc>
+        <w:tc>
+          <w:tcPr>
+            <w:tcW w:w="1093" w:type="dxa"/>
+          </w:tcPr>
+          <w:p>
+            <w:pPr>
+              <w:spacing w:before="28" w:after="28"/>
+            </w:pPr>
+            <w:r>
+              <w:t>130</w:t>
+            </w:r>
+          </w:p>
+        </w:tc>
+        <w:tc>
+          <w:tcPr>
+            <w:tcW w:w="2029" w:type="dxa"/>
+          </w:tcPr>
+          <w:p>
+            <w:pPr>
+              <w:spacing w:before="28" w:after="28"/>
+            </w:pPr>
+            <w:r>
+              <w:t>0,387</w:t>
+            </w:r>
+          </w:p>
+        </w:tc>
+        <w:tc>
+          <w:tcPr>
+            <w:tcW w:w="2410" w:type="dxa"/>
+          </w:tcPr>
+          <w:p>
+            <w:pPr>
+              <w:spacing w:before="28" w:after="28"/>
+            </w:pPr>
+            <w:r>
+              <w:t>0,</w:t>
+            </w:r>
+            <w:r>
+              <w:t>318</w:t>
+            </w:r>
+          </w:p>
+        </w:tc>
+        <w:tc>
+          <w:tcPr>
+            <w:tcW w:w="1417" w:type="dxa"/>
+          </w:tcPr>
+          <w:p>
+            <w:pPr>
+              <w:spacing w:before="28" w:after="28"/>
+            </w:pPr>
+            <w:r>
+              <w:t>0,369</w:t>
+            </w:r>
+          </w:p>
+        </w:tc>
+        <w:tc>
+          <w:tcPr>
+            <w:tcW w:w="1985" w:type="dxa"/>
+          </w:tcPr>
+          <w:p>
+            <w:pPr>
+              <w:spacing w:before="28" w:after="28"/>
+            </w:pPr>
+            <w:r>
+              <w:t>0,</w:t>
+            </w:r>
+            <w:r>
+              <w:t>249</w:t>
+            </w:r>
+          </w:p>
+        </w:tc>
+      </w:tr>
+    </w:tbl>
+    <w:p/>
+    <w:p>
+      <w:r>
+        <w:t>Il grafo orientato migliora quasi tutte le metriche globali</w:t>
+      </w:r>
+      <w:r>
+        <w:t>: parlando in termini di punti percentuali:</w:t>
+      </w:r>
+    </w:p>
+    <w:p>
+      <w:pPr>
+        <w:pStyle w:val="Paragrafoelenco"/>
+        <w:numPr>
+          <w:ilvl w:val="0"/>
+          <w:numId w:val="22"/>
+        </w:numPr>
+      </w:pPr>
+      <w:proofErr w:type="spellStart"/>
+      <w:r>
+        <w:rPr>
+          <w:b/>
+          <w:bCs/>
+        </w:rPr>
+        <w:t>Accuracy</w:t>
+      </w:r>
+      <w:proofErr w:type="spellEnd"/>
+      <w:r>
+        <w:rPr>
+          <w:b/>
+          <w:bCs/>
+        </w:rPr>
+        <w:t xml:space="preserve">: </w:t>
+      </w:r>
+      <w:r>
+        <w:t>+5,3</w:t>
+      </w:r>
+    </w:p>
+    <w:p>
+      <w:pPr>
+        <w:pStyle w:val="Paragrafoelenco"/>
+        <w:numPr>
+          <w:ilvl w:val="0"/>
+          <w:numId w:val="22"/>
+        </w:numPr>
+      </w:pPr>
+      <w:r>
+        <w:rPr>
+          <w:b/>
+          <w:bCs/>
+        </w:rPr>
+        <w:t>F1 macro:</w:t>
+      </w:r>
+      <w:r>
+        <w:t xml:space="preserve"> +1,9</w:t>
+      </w:r>
+    </w:p>
+    <w:p>
+      <w:r>
+        <w:t xml:space="preserve">Inoltre, sono migliorate anche le metriche </w:t>
+      </w:r>
+      <w:r>
+        <w:rPr>
+          <w:b/>
+          <w:bCs/>
+        </w:rPr>
+        <w:t>MAE</w:t>
+      </w:r>
+      <w:r>
+        <w:rPr>
+          <w:b/>
+          <w:bCs/>
+        </w:rPr>
+        <w:t xml:space="preserve"> </w:t>
+      </w:r>
+      <w:r>
+        <w:t xml:space="preserve">(da 0,689 a 0,613) e </w:t>
+      </w:r>
+      <w:r>
+        <w:rPr>
+          <w:b/>
+          <w:bCs/>
+        </w:rPr>
+        <w:t>RMSE</w:t>
+      </w:r>
+      <w:r>
+        <w:rPr>
+          <w:b/>
+          <w:bCs/>
+        </w:rPr>
+        <w:t xml:space="preserve"> </w:t>
+      </w:r>
+      <w:r>
+        <w:t>(da 1,079 a 0,999). La loro riduzione indica che, quando il modello sbaglia, sbaglia di meno.</w:t>
+      </w:r>
+    </w:p>
+    <w:p>
+      <w:r>
+        <w:t>Il guadagno si concentra sulle classi 0, 1 e 2, in particolare sulla 0 (F1 passa da 0,504 a 0,6</w:t>
+      </w:r>
+      <w:r>
+        <w:t>49</w:t>
+      </w:r>
+      <w:r>
+        <w:t xml:space="preserve"> e recall da 0,501 a 0,68</w:t>
+      </w:r>
+      <w:r>
+        <w:t>3</w:t>
+      </w:r>
+      <w:r>
+        <w:t>).</w:t>
+      </w:r>
+    </w:p>
+    <w:p>
+      <w:r>
+        <w:t>Peggiorano invece le classi più alte: la classe 5 passa da 0,387 a 0,</w:t>
+      </w:r>
+      <w:r>
+        <w:t>318</w:t>
+      </w:r>
+      <w:r>
+        <w:t xml:space="preserve"> di F1 </w:t>
+      </w:r>
+      <w:r>
+        <w:t xml:space="preserve">(anche </w:t>
+      </w:r>
+      <w:proofErr w:type="gramStart"/>
+      <w:r>
+        <w:t>la recall</w:t>
+      </w:r>
+      <w:proofErr w:type="gramEnd"/>
+      <w:r>
+        <w:t xml:space="preserve"> scende a 0,249) e la classe 4 da 0,247 a 0,230, mentre la classe 3 resta invariata.</w:t>
+      </w:r>
+      <w:r>
+        <w:t xml:space="preserve"> </w:t>
+      </w:r>
+      <w:r>
+        <w:t>N</w:t>
+      </w:r>
+      <w:r>
+        <w:t xml:space="preserve">ella classificazione binaria il blocco 3-5 diventa più preciso: il modello assegna le classi </w:t>
+      </w:r>
+      <w:r>
+        <w:t>alte</w:t>
+      </w:r>
+      <w:r>
+        <w:t xml:space="preserve"> con più prudenza</w:t>
+      </w:r>
+      <w:r>
+        <w:t xml:space="preserve">, </w:t>
+      </w:r>
+      <w:r>
+        <w:t>individuandone meno ma in modo più preciso.</w:t>
+      </w:r>
+    </w:p>
+    <w:p>
+      <w:r>
+        <w:t xml:space="preserve">Durante l’addestramento la </w:t>
+      </w:r>
+      <w:proofErr w:type="spellStart"/>
+      <w:r>
+        <w:t>loss</w:t>
+      </w:r>
+      <w:proofErr w:type="spellEnd"/>
+      <w:r>
+        <w:t xml:space="preserve"> iniziale è molto alta </w:t>
+      </w:r>
+      <w:r>
+        <w:t xml:space="preserve">(tra circa 270 e 930 a seconda del </w:t>
+      </w:r>
+      <w:proofErr w:type="spellStart"/>
+      <w:r>
+        <w:t>seed</w:t>
+      </w:r>
+      <w:proofErr w:type="spellEnd"/>
+      <w:r>
+        <w:t xml:space="preserve">, contro 1,8 del modello non orientato) </w:t>
+      </w:r>
+      <w:r>
+        <w:t xml:space="preserve">e raggiunge valori normali intorno all’epoca 100. </w:t>
+      </w:r>
+      <w:r>
+        <w:t>Questo perché il</w:t>
+      </w:r>
+      <w:r>
+        <w:t xml:space="preserve"> modello GINE somma i messaggi dei vicini senza normalizzarli, quindi i nodi con molti collegamenti producono valori molto grandi.</w:t>
+      </w:r>
+    </w:p>
+    <w:p/>
+    <w:p>
+      <w:pPr>
+        <w:pStyle w:val="Titolo2"/>
+        <w:numPr>
+          <w:ilvl w:val="0"/>
+          <w:numId w:val="23"/>
+        </w:numPr>
+      </w:pPr>
+      <w:bookmarkStart w:id="12" w:name="_Toc242979317"/>
+      <w:r>
+        <w:t xml:space="preserve">Normalizzazione nei </w:t>
+      </w:r>
+      <w:proofErr w:type="spellStart"/>
+      <w:r>
+        <w:t>layer</w:t>
+      </w:r>
+      <w:proofErr w:type="spellEnd"/>
+      <w:r>
+        <w:t xml:space="preserve"> GPS (batch </w:t>
+      </w:r>
+      <w:proofErr w:type="spellStart"/>
+      <w:r>
+        <w:t>norm</w:t>
+      </w:r>
+      <w:proofErr w:type="spellEnd"/>
+      <w:r>
+        <w:t>)</w:t>
+      </w:r>
+      <w:bookmarkEnd w:id="12"/>
+    </w:p>
+    <w:p>
+      <w:r>
+        <w:t xml:space="preserve">L’ultimo addestramento ha messo in evidenza due limiti del modello orientato: l’avvio instabile, dovuto alla somma non normalizzata dei messaggi in GINE, e il calo delle classi alte. A questi si aggiunge un </w:t>
+      </w:r>
+      <w:proofErr w:type="spellStart"/>
+      <w:r>
+        <w:t>underfitting</w:t>
+      </w:r>
+      <w:proofErr w:type="spellEnd"/>
+      <w:r>
+        <w:t xml:space="preserve">: la </w:t>
+      </w:r>
+      <w:proofErr w:type="spellStart"/>
+      <w:r>
+        <w:t>loss</w:t>
+      </w:r>
+      <w:proofErr w:type="spellEnd"/>
+      <w:r>
+        <w:t xml:space="preserve"> di </w:t>
+      </w:r>
+      <w:proofErr w:type="spellStart"/>
+      <w:r>
+        <w:t>train</w:t>
+      </w:r>
+      <w:proofErr w:type="spellEnd"/>
+      <w:r>
+        <w:t xml:space="preserve"> e quella di </w:t>
+      </w:r>
+      <w:proofErr w:type="spellStart"/>
+      <w:r>
+        <w:t>validation</w:t>
+      </w:r>
+      <w:proofErr w:type="spellEnd"/>
+      <w:r>
+        <w:t xml:space="preserve"> restano quasi uguali; quindi, il modello ha ancora margine per imparare.</w:t>
+      </w:r>
+    </w:p>
+    <w:p>
+      <w:r>
+        <w:t xml:space="preserve">Ho scelto di fare una modifica molto semplice al file di configurazione dell’addestramento, ovvero attivare la normalizzazione </w:t>
+      </w:r>
+      <w:r>
+        <w:t xml:space="preserve">nei </w:t>
+      </w:r>
+      <w:proofErr w:type="spellStart"/>
+      <w:r>
+        <w:t>layer</w:t>
+      </w:r>
+      <w:proofErr w:type="spellEnd"/>
+      <w:r>
+        <w:t xml:space="preserve"> GPS, finora disattivata. La configurazione </w:t>
+      </w:r>
+      <w:proofErr w:type="spellStart"/>
+      <w:r>
+        <w:t>social_network-directed-bn.yaml</w:t>
+      </w:r>
+      <w:proofErr w:type="spellEnd"/>
+      <w:r>
+        <w:t xml:space="preserve"> è una copia di quella orientata in cui cambia solo </w:t>
+      </w:r>
+      <w:proofErr w:type="spellStart"/>
+      <w:proofErr w:type="gramStart"/>
+      <w:r>
+        <w:lastRenderedPageBreak/>
+        <w:t>gt.batch</w:t>
+      </w:r>
+      <w:proofErr w:type="gramEnd"/>
+      <w:r>
+        <w:t>_norm</w:t>
+      </w:r>
+      <w:proofErr w:type="spellEnd"/>
+      <w:r>
+        <w:t xml:space="preserve">: True. In ogni </w:t>
+      </w:r>
+      <w:proofErr w:type="spellStart"/>
+      <w:r>
+        <w:t>layer</w:t>
+      </w:r>
+      <w:proofErr w:type="spellEnd"/>
+      <w:r>
+        <w:t xml:space="preserve"> GPW viene applicata una BatchNorm1d dopo GINE, dopo il Performer e dopo il blocco feed-</w:t>
+      </w:r>
+      <w:proofErr w:type="spellStart"/>
+      <w:r>
+        <w:t>forward</w:t>
+      </w:r>
+      <w:proofErr w:type="spellEnd"/>
+      <w:r>
+        <w:t xml:space="preserve">, che riporta le feature dei nodi a media circa 0 e varianza circa 1. Come per gli esperimenti precedenti, l’addestramento è stato ripetuto con tre </w:t>
+      </w:r>
+      <w:proofErr w:type="spellStart"/>
+      <w:r>
+        <w:t>seed</w:t>
+      </w:r>
+      <w:proofErr w:type="spellEnd"/>
+      <w:r>
+        <w:t xml:space="preserve"> e la configurazione è stata valutata in base all’F1 macro sulla </w:t>
+      </w:r>
+      <w:proofErr w:type="spellStart"/>
+      <w:r>
+        <w:t>validation</w:t>
+      </w:r>
+      <w:proofErr w:type="spellEnd"/>
+      <w:r>
+        <w:t>.</w:t>
+      </w:r>
+    </w:p>
+    <w:p>
+      <w:r>
+        <w:t xml:space="preserve">L’effetto sull’addestramento è immediato: la </w:t>
+      </w:r>
+      <w:proofErr w:type="spellStart"/>
+      <w:r>
+        <w:t>loss</w:t>
+      </w:r>
+      <w:proofErr w:type="spellEnd"/>
+      <w:r>
+        <w:t xml:space="preserve"> iniziale scende a circa 1,9 e all’epoca 100 l’F1 macro sulla </w:t>
+      </w:r>
+      <w:proofErr w:type="spellStart"/>
+      <w:r>
+        <w:t>validation</w:t>
+      </w:r>
+      <w:proofErr w:type="spellEnd"/>
+      <w:r>
+        <w:t xml:space="preserve"> è già circa 0,41, contro 0, 27/0,29 senza normalizzazione.</w:t>
+      </w:r>
+    </w:p>
+    <w:p>
+      <w:r>
+        <w:t xml:space="preserve">Risultati sul test (media </w:t>
+      </w:r>
+      <w:r>
+        <w:t>±</w:t>
+      </w:r>
+      <w:r>
+        <w:t xml:space="preserve"> deviazione standard su tre </w:t>
+      </w:r>
+      <w:proofErr w:type="spellStart"/>
+      <w:r>
+        <w:t>seed</w:t>
+      </w:r>
+      <w:proofErr w:type="spellEnd"/>
+      <w:r>
+        <w:t>):</w:t>
+      </w:r>
+    </w:p>
+    <w:tbl>
+      <w:tblPr>
+        <w:tblW w:w="9639" w:type="dxa"/>
+        <w:jc w:val="center"/>
+        <w:tblBorders>
+          <w:top w:val="single" w:sz="4" w:space="0" w:color="BFBFBF"/>
+          <w:left w:val="single" w:sz="4" w:space="0" w:color="BFBFBF"/>
+          <w:bottom w:val="single" w:sz="4" w:space="0" w:color="BFBFBF"/>
+          <w:right w:val="single" w:sz="4" w:space="0" w:color="BFBFBF"/>
+          <w:insideH w:val="single" w:sz="4" w:space="0" w:color="BFBFBF"/>
+          <w:insideV w:val="single" w:sz="4" w:space="0" w:color="BFBFBF"/>
+        </w:tblBorders>
+        <w:tblLook w:val="04A0" w:firstRow="1" w:lastRow="0" w:firstColumn="1" w:lastColumn="0" w:noHBand="0" w:noVBand="1"/>
+      </w:tblPr>
+      <w:tblGrid>
+        <w:gridCol w:w="2835"/>
+        <w:gridCol w:w="3402"/>
+        <w:gridCol w:w="3402"/>
+      </w:tblGrid>
+      <w:tr>
+        <w:trPr>
+          <w:cantSplit/>
+          <w:jc w:val="center"/>
+        </w:trPr>
+        <w:tc>
+          <w:tcPr>
+            <w:tcW w:w="2835" w:type="dxa"/>
+            <w:shd w:val="clear" w:color="auto" w:fill="F0EFEC"/>
+          </w:tcPr>
+          <w:p>
+            <w:pPr>
+              <w:spacing w:before="28" w:after="28"/>
+            </w:pPr>
+            <w:r>
+              <w:rPr>
+                <w:b/>
+              </w:rPr>
+              <w:t>Metrica</w:t>
+            </w:r>
+          </w:p>
+        </w:tc>
+        <w:tc>
+          <w:tcPr>
             <w:tcW w:w="3402" w:type="dxa"/>
-          </w:tcPr>
-          <w:p>
-            <w:pPr>
-              <w:spacing w:before="28" w:after="28"/>
-            </w:pPr>
-            <w:r>
-              <w:rPr>
-                <w:b/>
+            <w:shd w:val="clear" w:color="auto" w:fill="F0EFEC"/>
+          </w:tcPr>
+          <w:p>
+            <w:pPr>
+              <w:spacing w:before="28" w:after="28"/>
+            </w:pPr>
+            <w:r>
+              <w:rPr>
+                <w:b/>
+              </w:rPr>
+              <w:t>Orientato</w:t>
+            </w:r>
+          </w:p>
+        </w:tc>
+        <w:tc>
+          <w:tcPr>
+            <w:tcW w:w="3402" w:type="dxa"/>
+            <w:shd w:val="clear" w:color="auto" w:fill="F0EFEC"/>
+          </w:tcPr>
+          <w:p>
+            <w:pPr>
+              <w:spacing w:before="28" w:after="28"/>
+              <w:rPr>
+                <w:b/>
+              </w:rPr>
+            </w:pPr>
+            <w:r>
+              <w:rPr>
+                <w:b/>
+              </w:rPr>
+              <w:t xml:space="preserve">Orientato + batch </w:t>
+            </w:r>
+            <w:proofErr w:type="spellStart"/>
+            <w:r>
+              <w:rPr>
+                <w:b/>
+              </w:rPr>
+              <w:t>norm</w:t>
+            </w:r>
+            <w:proofErr w:type="spellEnd"/>
+          </w:p>
+        </w:tc>
+      </w:tr>
+      <w:tr>
+        <w:trPr>
+          <w:cantSplit/>
+          <w:jc w:val="center"/>
+        </w:trPr>
+        <w:tc>
+          <w:tcPr>
+            <w:tcW w:w="2835" w:type="dxa"/>
+          </w:tcPr>
+          <w:p>
+            <w:pPr>
+              <w:spacing w:before="28" w:after="28"/>
+              <w:rPr>
+                <w:lang w:val="en-GB"/>
+              </w:rPr>
+            </w:pPr>
+            <w:r>
+              <w:rPr>
+                <w:b/>
+                <w:lang w:val="en-GB"/>
+              </w:rPr>
+              <w:t xml:space="preserve">Epoca </w:t>
+            </w:r>
+            <w:proofErr w:type="spellStart"/>
+            <w:r>
+              <w:rPr>
+                <w:b/>
+                <w:lang w:val="en-GB"/>
+              </w:rPr>
+              <w:t>migliore</w:t>
+            </w:r>
+            <w:proofErr w:type="spellEnd"/>
+          </w:p>
+        </w:tc>
+        <w:tc>
+          <w:tcPr>
+            <w:tcW w:w="3402" w:type="dxa"/>
+          </w:tcPr>
+          <w:p>
+            <w:pPr>
+              <w:spacing w:before="28" w:after="28"/>
+            </w:pPr>
+            <w:r>
+              <w:t>362 / 304 / 261</w:t>
+            </w:r>
+          </w:p>
+        </w:tc>
+        <w:tc>
+          <w:tcPr>
+            <w:tcW w:w="3402" w:type="dxa"/>
+          </w:tcPr>
+          <w:p>
+            <w:pPr>
+              <w:spacing w:before="28" w:after="28"/>
+            </w:pPr>
+            <w:r>
+              <w:t>3</w:t>
+            </w:r>
+            <w:r>
+              <w:t>55 / 332 / 342</w:t>
+            </w:r>
+          </w:p>
+        </w:tc>
+      </w:tr>
+      <w:tr>
+        <w:trPr>
+          <w:cantSplit/>
+          <w:jc w:val="center"/>
+        </w:trPr>
+        <w:tc>
+          <w:tcPr>
+            <w:tcW w:w="2835" w:type="dxa"/>
+          </w:tcPr>
+          <w:p>
+            <w:pPr>
+              <w:spacing w:before="28" w:after="28"/>
+              <w:rPr>
+                <w:lang w:val="en-GB"/>
+              </w:rPr>
+            </w:pPr>
+            <w:r>
+              <w:rPr>
+                <w:b/>
+                <w:lang w:val="en-GB"/>
+              </w:rPr>
+              <w:t>Accuracy</w:t>
+            </w:r>
+          </w:p>
+        </w:tc>
+        <w:tc>
+          <w:tcPr>
+            <w:tcW w:w="3402" w:type="dxa"/>
+          </w:tcPr>
+          <w:p>
+            <w:pPr>
+              <w:spacing w:before="28" w:after="28"/>
+            </w:pPr>
+            <w:r>
+              <w:t>0,541 ± 0,005</w:t>
+            </w:r>
+          </w:p>
+        </w:tc>
+        <w:tc>
+          <w:tcPr>
+            <w:tcW w:w="3402" w:type="dxa"/>
+          </w:tcPr>
+          <w:p>
+            <w:pPr>
+              <w:spacing w:before="28" w:after="28"/>
+            </w:pPr>
+            <w:r>
+              <w:t>0,</w:t>
+            </w:r>
+            <w:r>
+              <w:t>529</w:t>
+            </w:r>
+            <w:r>
+              <w:t xml:space="preserve"> </w:t>
+            </w:r>
+            <w:r>
+              <w:t>± 0,005</w:t>
+            </w:r>
+          </w:p>
+        </w:tc>
+      </w:tr>
+      <w:tr>
+        <w:trPr>
+          <w:cantSplit/>
+          <w:jc w:val="center"/>
+        </w:trPr>
+        <w:tc>
+          <w:tcPr>
+            <w:tcW w:w="2835" w:type="dxa"/>
+          </w:tcPr>
+          <w:p>
+            <w:pPr>
+              <w:spacing w:before="28" w:after="28"/>
+              <w:rPr>
+                <w:lang w:val="en-GB"/>
+              </w:rPr>
+            </w:pPr>
+            <w:r>
+              <w:rPr>
+                <w:b/>
+                <w:lang w:val="en-GB"/>
+              </w:rPr>
+              <w:t>F1 macro</w:t>
+            </w:r>
+          </w:p>
+        </w:tc>
+        <w:tc>
+          <w:tcPr>
+            <w:tcW w:w="3402" w:type="dxa"/>
+          </w:tcPr>
+          <w:p>
+            <w:pPr>
+              <w:spacing w:before="28" w:after="28"/>
+            </w:pPr>
+            <w:r>
+              <w:t>0,435 ± 0,007</w:t>
+            </w:r>
+          </w:p>
+        </w:tc>
+        <w:tc>
+          <w:tcPr>
+            <w:tcW w:w="3402" w:type="dxa"/>
+          </w:tcPr>
+          <w:p>
+            <w:pPr>
+              <w:spacing w:before="28" w:after="28"/>
+            </w:pPr>
+            <w:r>
+              <w:t>0,4</w:t>
+            </w:r>
+            <w:r>
+              <w:t>57</w:t>
+            </w:r>
+            <w:r>
+              <w:t xml:space="preserve"> ± 0,00</w:t>
+            </w:r>
+            <w:r>
+              <w:t>9</w:t>
+            </w:r>
+          </w:p>
+        </w:tc>
+      </w:tr>
+      <w:tr>
+        <w:trPr>
+          <w:cantSplit/>
+          <w:jc w:val="center"/>
+        </w:trPr>
+        <w:tc>
+          <w:tcPr>
+            <w:tcW w:w="2835" w:type="dxa"/>
+          </w:tcPr>
+          <w:p>
+            <w:pPr>
+              <w:spacing w:before="28" w:after="28"/>
+            </w:pPr>
+            <w:r>
+              <w:rPr>
+                <w:b/>
+              </w:rPr>
+              <w:t xml:space="preserve">F1 </w:t>
+            </w:r>
+            <w:proofErr w:type="spellStart"/>
+            <w:r>
+              <w:rPr>
+                <w:b/>
+              </w:rPr>
+              <w:t>weighted</w:t>
+            </w:r>
+            <w:proofErr w:type="spellEnd"/>
+          </w:p>
+        </w:tc>
+        <w:tc>
+          <w:tcPr>
+            <w:tcW w:w="3402" w:type="dxa"/>
+          </w:tcPr>
+          <w:p>
+            <w:pPr>
+              <w:spacing w:before="28" w:after="28"/>
+            </w:pPr>
+            <w:r>
+              <w:t>0,531 ± 0,005</w:t>
+            </w:r>
+          </w:p>
+        </w:tc>
+        <w:tc>
+          <w:tcPr>
+            <w:tcW w:w="3402" w:type="dxa"/>
+          </w:tcPr>
+          <w:p>
+            <w:pPr>
+              <w:spacing w:before="28" w:after="28"/>
+            </w:pPr>
+            <w:r>
+              <w:t>0,</w:t>
+            </w:r>
+            <w:r>
+              <w:t>528</w:t>
+            </w:r>
+            <w:r>
+              <w:t xml:space="preserve"> ± 0,00</w:t>
+            </w:r>
+            <w:r>
+              <w:t>6</w:t>
+            </w:r>
+          </w:p>
+        </w:tc>
+      </w:tr>
+      <w:tr>
+        <w:trPr>
+          <w:cantSplit/>
+          <w:jc w:val="center"/>
+        </w:trPr>
+        <w:tc>
+          <w:tcPr>
+            <w:tcW w:w="2835" w:type="dxa"/>
+          </w:tcPr>
+          <w:p>
+            <w:pPr>
+              <w:spacing w:before="28" w:after="28"/>
+              <w:rPr>
+                <w:lang w:val="en-GB"/>
+              </w:rPr>
+            </w:pPr>
+            <w:r>
+              <w:rPr>
+                <w:b/>
+                <w:lang w:val="en-GB"/>
+              </w:rPr>
+              <w:t>Precision macro</w:t>
+            </w:r>
+          </w:p>
+        </w:tc>
+        <w:tc>
+          <w:tcPr>
+            <w:tcW w:w="3402" w:type="dxa"/>
+          </w:tcPr>
+          <w:p>
+            <w:pPr>
+              <w:spacing w:before="28" w:after="28"/>
+            </w:pPr>
+            <w:r>
+              <w:t>0,483 ± 0,009</w:t>
+            </w:r>
+          </w:p>
+        </w:tc>
+        <w:tc>
+          <w:tcPr>
+            <w:tcW w:w="3402" w:type="dxa"/>
+          </w:tcPr>
+          <w:p>
+            <w:pPr>
+              <w:spacing w:before="28" w:after="28"/>
+            </w:pPr>
+            <w:r>
+              <w:t>0,4</w:t>
+            </w:r>
+            <w:r>
+              <w:t>69</w:t>
+            </w:r>
+            <w:r>
+              <w:t xml:space="preserve"> ± 0,00</w:t>
+            </w:r>
+            <w:r>
+              <w:t>6</w:t>
+            </w:r>
+          </w:p>
+        </w:tc>
+      </w:tr>
+      <w:tr>
+        <w:trPr>
+          <w:cantSplit/>
+          <w:jc w:val="center"/>
+        </w:trPr>
+        <w:tc>
+          <w:tcPr>
+            <w:tcW w:w="2835" w:type="dxa"/>
+          </w:tcPr>
+          <w:p>
+            <w:pPr>
+              <w:spacing w:before="28" w:after="28"/>
+            </w:pPr>
+            <w:r>
+              <w:rPr>
+                <w:b/>
+              </w:rPr>
+              <w:t>Recall macro</w:t>
+            </w:r>
+          </w:p>
+        </w:tc>
+        <w:tc>
+          <w:tcPr>
+            <w:tcW w:w="3402" w:type="dxa"/>
+          </w:tcPr>
+          <w:p>
+            <w:pPr>
+              <w:spacing w:before="28" w:after="28"/>
+            </w:pPr>
+            <w:r>
+              <w:t>0,421 ± 0,007</w:t>
+            </w:r>
+          </w:p>
+        </w:tc>
+        <w:tc>
+          <w:tcPr>
+            <w:tcW w:w="3402" w:type="dxa"/>
+          </w:tcPr>
+          <w:p>
+            <w:pPr>
+              <w:spacing w:before="28" w:after="28"/>
+            </w:pPr>
+            <w:r>
+              <w:t>0,4</w:t>
+            </w:r>
+            <w:r>
+              <w:t>56</w:t>
+            </w:r>
+            <w:r>
+              <w:t xml:space="preserve"> ± 0,0</w:t>
+            </w:r>
+            <w:r>
+              <w:t>10</w:t>
+            </w:r>
+          </w:p>
+        </w:tc>
+      </w:tr>
+      <w:tr>
+        <w:trPr>
+          <w:cantSplit/>
+          <w:jc w:val="center"/>
+        </w:trPr>
+        <w:tc>
+          <w:tcPr>
+            <w:tcW w:w="2835" w:type="dxa"/>
+          </w:tcPr>
+          <w:p>
+            <w:pPr>
+              <w:spacing w:before="28" w:after="28"/>
+            </w:pPr>
+            <w:r>
+              <w:rPr>
+                <w:b/>
+              </w:rPr>
+              <w:t>AUC</w:t>
+            </w:r>
+          </w:p>
+        </w:tc>
+        <w:tc>
+          <w:tcPr>
+            <w:tcW w:w="3402" w:type="dxa"/>
+          </w:tcPr>
+          <w:p>
+            <w:pPr>
+              <w:spacing w:before="28" w:after="28"/>
+            </w:pPr>
+            <w:r>
+              <w:t>0,835 ± 0,003</w:t>
+            </w:r>
+          </w:p>
+        </w:tc>
+        <w:tc>
+          <w:tcPr>
+            <w:tcW w:w="3402" w:type="dxa"/>
+          </w:tcPr>
+          <w:p>
+            <w:pPr>
+              <w:spacing w:before="28" w:after="28"/>
+            </w:pPr>
+            <w:r>
+              <w:t>0,</w:t>
+            </w:r>
+            <w:r>
+              <w:t>834</w:t>
+            </w:r>
+            <w:r>
+              <w:t xml:space="preserve"> ± 0,00</w:t>
+            </w:r>
+            <w:r>
+              <w:t>1</w:t>
+            </w:r>
+          </w:p>
+        </w:tc>
+      </w:tr>
+      <w:tr>
+        <w:trPr>
+          <w:cantSplit/>
+          <w:jc w:val="center"/>
+        </w:trPr>
+        <w:tc>
+          <w:tcPr>
+            <w:tcW w:w="2835" w:type="dxa"/>
+          </w:tcPr>
+          <w:p>
+            <w:pPr>
+              <w:spacing w:before="28" w:after="28"/>
+              <w:rPr>
+                <w:lang w:val="en-GB"/>
+              </w:rPr>
+            </w:pPr>
+            <w:r>
+              <w:rPr>
+                <w:b/>
+                <w:lang w:val="en-GB"/>
+              </w:rPr>
+              <w:t>MAE</w:t>
+            </w:r>
+          </w:p>
+        </w:tc>
+        <w:tc>
+          <w:tcPr>
+            <w:tcW w:w="3402" w:type="dxa"/>
+          </w:tcPr>
+          <w:p>
+            <w:pPr>
+              <w:spacing w:before="28" w:after="28"/>
+            </w:pPr>
+            <w:r>
+              <w:t>0,613 ± 0,009</w:t>
+            </w:r>
+          </w:p>
+        </w:tc>
+        <w:tc>
+          <w:tcPr>
+            <w:tcW w:w="3402" w:type="dxa"/>
+          </w:tcPr>
+          <w:p>
+            <w:pPr>
+              <w:spacing w:before="28" w:after="28"/>
+            </w:pPr>
+            <w:r>
+              <w:t>0,</w:t>
+            </w:r>
+            <w:r>
+              <w:t>626</w:t>
+            </w:r>
+            <w:r>
+              <w:t xml:space="preserve"> ± 0,00</w:t>
+            </w:r>
+            <w:r>
+              <w:t>8</w:t>
+            </w:r>
+          </w:p>
+        </w:tc>
+      </w:tr>
+      <w:tr>
+        <w:trPr>
+          <w:cantSplit/>
+          <w:jc w:val="center"/>
+        </w:trPr>
+        <w:tc>
+          <w:tcPr>
+            <w:tcW w:w="2835" w:type="dxa"/>
+          </w:tcPr>
+          <w:p>
+            <w:pPr>
+              <w:spacing w:before="28" w:after="28"/>
+            </w:pPr>
+            <w:r>
+              <w:rPr>
+                <w:b/>
+              </w:rPr>
+              <w:t>RMSE</w:t>
+            </w:r>
+          </w:p>
+        </w:tc>
+        <w:tc>
+          <w:tcPr>
+            <w:tcW w:w="3402" w:type="dxa"/>
+          </w:tcPr>
+          <w:p>
+            <w:pPr>
+              <w:spacing w:before="28" w:after="28"/>
+            </w:pPr>
+            <w:r>
+              <w:t>0,999 ± 0,012</w:t>
+            </w:r>
+          </w:p>
+        </w:tc>
+        <w:tc>
+          <w:tcPr>
+            <w:tcW w:w="3402" w:type="dxa"/>
+          </w:tcPr>
+          <w:p>
+            <w:pPr>
+              <w:spacing w:before="28" w:after="28"/>
+            </w:pPr>
+            <w:r>
+              <w:t>1,013</w:t>
+            </w:r>
+            <w:r>
+              <w:t xml:space="preserve"> ± 0,0</w:t>
+            </w:r>
+            <w:r>
+              <w:t>18</w:t>
+            </w:r>
+          </w:p>
+        </w:tc>
+      </w:tr>
+      <w:tr>
+        <w:trPr>
+          <w:cantSplit/>
+          <w:jc w:val="center"/>
+        </w:trPr>
+        <w:tc>
+          <w:tcPr>
+            <w:tcW w:w="2835" w:type="dxa"/>
+          </w:tcPr>
+          <w:p>
+            <w:pPr>
+              <w:spacing w:before="28" w:after="28"/>
+            </w:pPr>
+            <w:proofErr w:type="spellStart"/>
+            <w:r>
+              <w:rPr>
+                <w:b/>
+              </w:rPr>
+              <w:t>Accuracy</w:t>
+            </w:r>
+            <w:proofErr w:type="spellEnd"/>
+            <w:r>
+              <w:rPr>
+                <w:b/>
+              </w:rPr>
+              <w:t xml:space="preserve"> binaria</w:t>
+            </w:r>
+          </w:p>
+        </w:tc>
+        <w:tc>
+          <w:tcPr>
+            <w:tcW w:w="3402" w:type="dxa"/>
+          </w:tcPr>
+          <w:p>
+            <w:pPr>
+              <w:spacing w:before="28" w:after="28"/>
+            </w:pPr>
+            <w:r>
+              <w:t>0,843 ± 0,002</w:t>
+            </w:r>
+          </w:p>
+        </w:tc>
+        <w:tc>
+          <w:tcPr>
+            <w:tcW w:w="3402" w:type="dxa"/>
+          </w:tcPr>
+          <w:p>
+            <w:pPr>
+              <w:spacing w:before="28" w:after="28"/>
+            </w:pPr>
+            <w:r>
+              <w:t>0,</w:t>
+            </w:r>
+            <w:r>
+              <w:t>840</w:t>
+            </w:r>
+            <w:r>
+              <w:t xml:space="preserve"> ± 0,00</w:t>
+            </w:r>
+            <w:r>
+              <w:t>2</w:t>
+            </w:r>
+          </w:p>
+        </w:tc>
+      </w:tr>
+      <w:tr>
+        <w:trPr>
+          <w:cantSplit/>
+          <w:jc w:val="center"/>
+        </w:trPr>
+        <w:tc>
+          <w:tcPr>
+            <w:tcW w:w="2835" w:type="dxa"/>
+          </w:tcPr>
+          <w:p>
+            <w:pPr>
+              <w:spacing w:before="28" w:after="28"/>
+              <w:rPr>
+                <w:b/>
+              </w:rPr>
+            </w:pPr>
+            <w:r>
+              <w:rPr>
+                <w:b/>
+              </w:rPr>
+              <w:t>F1 classi 3-5</w:t>
+            </w:r>
+          </w:p>
+        </w:tc>
+        <w:tc>
+          <w:tcPr>
+            <w:tcW w:w="3402" w:type="dxa"/>
+          </w:tcPr>
+          <w:p>
+            <w:pPr>
+              <w:spacing w:before="28" w:after="28"/>
+            </w:pPr>
+            <w:r>
+              <w:t>0,555 ± 0,004</w:t>
+            </w:r>
+          </w:p>
+        </w:tc>
+        <w:tc>
+          <w:tcPr>
+            <w:tcW w:w="3402" w:type="dxa"/>
+          </w:tcPr>
+          <w:p>
+            <w:pPr>
+              <w:spacing w:before="28" w:after="28"/>
+            </w:pPr>
+            <w:r>
+              <w:t>0,</w:t>
+            </w:r>
+            <w:r>
+              <w:t>590</w:t>
+            </w:r>
+            <w:r>
+              <w:t xml:space="preserve"> ± 0,00</w:t>
+            </w:r>
+            <w:r>
+              <w:t>9</w:t>
+            </w:r>
+          </w:p>
+        </w:tc>
+      </w:tr>
+      <w:tr>
+        <w:trPr>
+          <w:cantSplit/>
+          <w:jc w:val="center"/>
+        </w:trPr>
+        <w:tc>
+          <w:tcPr>
+            <w:tcW w:w="2835" w:type="dxa"/>
+          </w:tcPr>
+          <w:p>
+            <w:pPr>
+              <w:spacing w:before="28" w:after="28"/>
+              <w:rPr>
+                <w:b/>
+              </w:rPr>
+            </w:pPr>
+            <w:r>
+              <w:rPr>
+                <w:b/>
+              </w:rPr>
+              <w:t>Precision classi 3-5</w:t>
+            </w:r>
+          </w:p>
+        </w:tc>
+        <w:tc>
+          <w:tcPr>
+            <w:tcW w:w="3402" w:type="dxa"/>
+          </w:tcPr>
+          <w:p>
+            <w:pPr>
+              <w:spacing w:before="28" w:after="28"/>
+            </w:pPr>
+            <w:r>
+              <w:t>0,707 ± 0,011</w:t>
+            </w:r>
+          </w:p>
+        </w:tc>
+        <w:tc>
+          <w:tcPr>
+            <w:tcW w:w="3402" w:type="dxa"/>
+          </w:tcPr>
+          <w:p>
+            <w:pPr>
+              <w:spacing w:before="28" w:after="28"/>
+            </w:pPr>
+            <w:r>
+              <w:t>0,</w:t>
+            </w:r>
+            <w:r>
+              <w:t>654</w:t>
+            </w:r>
+            <w:r>
+              <w:t xml:space="preserve"> ± 0,0</w:t>
+            </w:r>
+            <w:r>
+              <w:t>12</w:t>
+            </w:r>
+          </w:p>
+        </w:tc>
+      </w:tr>
+      <w:tr>
+        <w:trPr>
+          <w:cantSplit/>
+          <w:jc w:val="center"/>
+        </w:trPr>
+        <w:tc>
+          <w:tcPr>
+            <w:tcW w:w="2835" w:type="dxa"/>
+          </w:tcPr>
+          <w:p>
+            <w:pPr>
+              <w:spacing w:before="28" w:after="28"/>
+              <w:rPr>
+                <w:b/>
+              </w:rPr>
+            </w:pPr>
+            <w:r>
+              <w:rPr>
+                <w:b/>
+              </w:rPr>
+              <w:t>Recall classi 3-5</w:t>
+            </w:r>
+          </w:p>
+        </w:tc>
+        <w:tc>
+          <w:tcPr>
+            <w:tcW w:w="3402" w:type="dxa"/>
+          </w:tcPr>
+          <w:p>
+            <w:pPr>
+              <w:spacing w:before="28" w:after="28"/>
+            </w:pPr>
+            <w:r>
+              <w:t>0,457 ± 0,007</w:t>
+            </w:r>
+          </w:p>
+        </w:tc>
+        <w:tc>
+          <w:tcPr>
+            <w:tcW w:w="3402" w:type="dxa"/>
+          </w:tcPr>
+          <w:p>
+            <w:pPr>
+              <w:spacing w:before="28" w:after="28"/>
+            </w:pPr>
+            <w:r>
+              <w:t>0</w:t>
+            </w:r>
+            <w:r>
+              <w:t>,539</w:t>
+            </w:r>
+            <w:r>
+              <w:t xml:space="preserve"> ± 0,0</w:t>
+            </w:r>
+            <w:r>
+              <w:t>19</w:t>
+            </w:r>
+          </w:p>
+        </w:tc>
+      </w:tr>
+    </w:tbl>
+    <w:p/>
+    <w:tbl>
+      <w:tblPr>
+        <w:tblW w:w="9639" w:type="dxa"/>
+        <w:jc w:val="center"/>
+        <w:tblBorders>
+          <w:top w:val="single" w:sz="4" w:space="0" w:color="BFBFBF"/>
+          <w:left w:val="single" w:sz="4" w:space="0" w:color="BFBFBF"/>
+          <w:bottom w:val="single" w:sz="4" w:space="0" w:color="BFBFBF"/>
+          <w:right w:val="single" w:sz="4" w:space="0" w:color="BFBFBF"/>
+          <w:insideH w:val="single" w:sz="4" w:space="0" w:color="BFBFBF"/>
+          <w:insideV w:val="single" w:sz="4" w:space="0" w:color="BFBFBF"/>
+        </w:tblBorders>
+        <w:tblLook w:val="04A0" w:firstRow="1" w:lastRow="0" w:firstColumn="1" w:lastColumn="0" w:noHBand="0" w:noVBand="1"/>
+      </w:tblPr>
+      <w:tblGrid>
+        <w:gridCol w:w="967"/>
+        <w:gridCol w:w="1093"/>
+        <w:gridCol w:w="1570"/>
+        <w:gridCol w:w="2046"/>
+        <w:gridCol w:w="1917"/>
+        <w:gridCol w:w="2046"/>
+      </w:tblGrid>
+      <w:tr>
+        <w:trPr>
+          <w:cantSplit/>
+          <w:jc w:val="center"/>
+        </w:trPr>
+        <w:tc>
+          <w:tcPr>
+            <w:tcW w:w="705" w:type="dxa"/>
+            <w:shd w:val="clear" w:color="auto" w:fill="F0EFEC"/>
+          </w:tcPr>
+          <w:p>
+            <w:pPr>
+              <w:spacing w:before="28" w:after="28"/>
+            </w:pPr>
+            <w:r>
+              <w:rPr>
+                <w:b/>
+              </w:rPr>
+              <w:t>Classe</w:t>
+            </w:r>
+          </w:p>
+        </w:tc>
+        <w:tc>
+          <w:tcPr>
+            <w:tcW w:w="1093" w:type="dxa"/>
+            <w:shd w:val="clear" w:color="auto" w:fill="F0EFEC"/>
+          </w:tcPr>
+          <w:p>
+            <w:pPr>
+              <w:spacing w:before="28" w:after="28"/>
+            </w:pPr>
+            <w:r>
+              <w:rPr>
+                <w:b/>
+              </w:rPr>
+              <w:t>Support</w:t>
+            </w:r>
+          </w:p>
+        </w:tc>
+        <w:tc>
+          <w:tcPr>
+            <w:tcW w:w="1604" w:type="dxa"/>
+            <w:shd w:val="clear" w:color="auto" w:fill="F0EFEC"/>
+          </w:tcPr>
+          <w:p>
+            <w:pPr>
+              <w:spacing w:before="28" w:after="28"/>
+            </w:pPr>
+            <w:r>
+              <w:rPr>
+                <w:b/>
+              </w:rPr>
+              <w:t>F1 orientato</w:t>
+            </w:r>
+          </w:p>
+        </w:tc>
+        <w:tc>
+          <w:tcPr>
+            <w:tcW w:w="2126" w:type="dxa"/>
+            <w:shd w:val="clear" w:color="auto" w:fill="F0EFEC"/>
+          </w:tcPr>
+          <w:p>
+            <w:pPr>
+              <w:spacing w:before="28" w:after="28"/>
+              <w:rPr>
+                <w:b/>
+              </w:rPr>
+            </w:pPr>
+            <w:r>
+              <w:rPr>
+                <w:b/>
+              </w:rPr>
+              <w:t xml:space="preserve">F1 orientato </w:t>
+            </w:r>
+            <w:r>
+              <w:rPr>
+                <w:b/>
+              </w:rPr>
+              <w:t>+ bn</w:t>
+            </w:r>
+          </w:p>
+        </w:tc>
+        <w:tc>
+          <w:tcPr>
+            <w:tcW w:w="1985" w:type="dxa"/>
+            <w:shd w:val="clear" w:color="auto" w:fill="F0EFEC"/>
+          </w:tcPr>
+          <w:p>
+            <w:pPr>
+              <w:spacing w:before="28" w:after="28"/>
+              <w:rPr>
+                <w:b/>
+              </w:rPr>
+            </w:pPr>
+            <w:r>
+              <w:rPr>
+                <w:b/>
+              </w:rPr>
+              <w:t>Recall</w:t>
+            </w:r>
+            <w:r>
+              <w:rPr>
+                <w:b/>
+              </w:rPr>
+              <w:t xml:space="preserve"> </w:t>
+            </w:r>
+            <w:r>
+              <w:rPr>
+                <w:b/>
+              </w:rPr>
+              <w:t>orientato</w:t>
+            </w:r>
+          </w:p>
+        </w:tc>
+        <w:tc>
+          <w:tcPr>
+            <w:tcW w:w="2126" w:type="dxa"/>
+            <w:shd w:val="clear" w:color="auto" w:fill="F0EFEC"/>
+          </w:tcPr>
+          <w:p>
+            <w:pPr>
+              <w:spacing w:before="28" w:after="28"/>
+              <w:rPr>
+                <w:b/>
+              </w:rPr>
+            </w:pPr>
+            <w:r>
+              <w:rPr>
+                <w:b/>
+              </w:rPr>
+              <w:t xml:space="preserve">Recall orientato </w:t>
+            </w:r>
+            <w:r>
+              <w:rPr>
+                <w:b/>
+              </w:rPr>
+              <w:t>+ bn</w:t>
+            </w:r>
+          </w:p>
+        </w:tc>
+      </w:tr>
+      <w:tr>
+        <w:trPr>
+          <w:cantSplit/>
+          <w:jc w:val="center"/>
+        </w:trPr>
+        <w:tc>
+          <w:tcPr>
+            <w:tcW w:w="705" w:type="dxa"/>
+          </w:tcPr>
+          <w:p>
+            <w:pPr>
+              <w:spacing w:before="28" w:after="28"/>
+              <w:rPr>
+                <w:lang w:val="en-GB"/>
+              </w:rPr>
+            </w:pPr>
+            <w:r>
+              <w:rPr>
+                <w:b/>
+                <w:lang w:val="en-GB"/>
+              </w:rPr>
+              <w:t>0</w:t>
+            </w:r>
+          </w:p>
+        </w:tc>
+        <w:tc>
+          <w:tcPr>
+            <w:tcW w:w="1093" w:type="dxa"/>
+          </w:tcPr>
+          <w:p>
+            <w:pPr>
+              <w:spacing w:before="28" w:after="28"/>
+            </w:pPr>
+            <w:r>
+              <w:t>575</w:t>
+            </w:r>
+          </w:p>
+        </w:tc>
+        <w:tc>
+          <w:tcPr>
+            <w:tcW w:w="1604" w:type="dxa"/>
+          </w:tcPr>
+          <w:p>
+            <w:pPr>
+              <w:spacing w:before="28" w:after="28"/>
+            </w:pPr>
+            <w:r>
+              <w:t>0,</w:t>
+            </w:r>
+            <w:r>
+              <w:t>649</w:t>
+            </w:r>
+          </w:p>
+        </w:tc>
+        <w:tc>
+          <w:tcPr>
+            <w:tcW w:w="2126" w:type="dxa"/>
+          </w:tcPr>
+          <w:p>
+            <w:pPr>
+              <w:spacing w:before="28" w:after="28"/>
+            </w:pPr>
+            <w:r>
+              <w:t>0,64</w:t>
+            </w:r>
+            <w:r>
+              <w:t>0</w:t>
+            </w:r>
+          </w:p>
+        </w:tc>
+        <w:tc>
+          <w:tcPr>
+            <w:tcW w:w="1985" w:type="dxa"/>
+          </w:tcPr>
+          <w:p>
+            <w:pPr>
+              <w:spacing w:before="28" w:after="28"/>
+            </w:pPr>
+            <w:r>
+              <w:t>0,</w:t>
+            </w:r>
+            <w:r>
+              <w:t>683</w:t>
+            </w:r>
+          </w:p>
+        </w:tc>
+        <w:tc>
+          <w:tcPr>
+            <w:tcW w:w="2126" w:type="dxa"/>
+          </w:tcPr>
+          <w:p>
+            <w:pPr>
+              <w:spacing w:before="28" w:after="28"/>
+            </w:pPr>
+            <w:r>
+              <w:t>0,</w:t>
+            </w:r>
+            <w:r>
+              <w:t>712</w:t>
+            </w:r>
+          </w:p>
+        </w:tc>
+      </w:tr>
+      <w:tr>
+        <w:trPr>
+          <w:cantSplit/>
+          <w:jc w:val="center"/>
+        </w:trPr>
+        <w:tc>
+          <w:tcPr>
+            <w:tcW w:w="705" w:type="dxa"/>
+          </w:tcPr>
+          <w:p>
+            <w:pPr>
+              <w:spacing w:before="28" w:after="28"/>
+              <w:rPr>
+                <w:lang w:val="en-GB"/>
+              </w:rPr>
+            </w:pPr>
+            <w:r>
+              <w:rPr>
+                <w:b/>
+                <w:lang w:val="en-GB"/>
+              </w:rPr>
+              <w:t>1</w:t>
+            </w:r>
+          </w:p>
+        </w:tc>
+        <w:tc>
+          <w:tcPr>
+            <w:tcW w:w="1093" w:type="dxa"/>
+          </w:tcPr>
+          <w:p>
+            <w:pPr>
+              <w:spacing w:before="28" w:after="28"/>
+            </w:pPr>
+            <w:r>
+              <w:t>1481</w:t>
+            </w:r>
+          </w:p>
+        </w:tc>
+        <w:tc>
+          <w:tcPr>
+            <w:tcW w:w="1604" w:type="dxa"/>
+          </w:tcPr>
+          <w:p>
+            <w:pPr>
+              <w:spacing w:before="28" w:after="28"/>
+            </w:pPr>
+            <w:r>
+              <w:t>0,6</w:t>
+            </w:r>
+            <w:r>
+              <w:t>71</w:t>
+            </w:r>
+          </w:p>
+        </w:tc>
+        <w:tc>
+          <w:tcPr>
+            <w:tcW w:w="2126" w:type="dxa"/>
+          </w:tcPr>
+          <w:p>
+            <w:pPr>
+              <w:spacing w:before="28" w:after="28"/>
+            </w:pPr>
+            <w:r>
+              <w:t>0,6</w:t>
+            </w:r>
+            <w:r>
+              <w:t>39</w:t>
+            </w:r>
+          </w:p>
+        </w:tc>
+        <w:tc>
+          <w:tcPr>
+            <w:tcW w:w="1985" w:type="dxa"/>
+          </w:tcPr>
+          <w:p>
+            <w:pPr>
+              <w:spacing w:before="28" w:after="28"/>
+            </w:pPr>
+            <w:r>
+              <w:t>0,6</w:t>
+            </w:r>
+            <w:r>
+              <w:t>86</w:t>
+            </w:r>
+          </w:p>
+        </w:tc>
+        <w:tc>
+          <w:tcPr>
+            <w:tcW w:w="2126" w:type="dxa"/>
+          </w:tcPr>
+          <w:p>
+            <w:pPr>
+              <w:spacing w:before="28" w:after="28"/>
+            </w:pPr>
+            <w:r>
+              <w:t>0,</w:t>
+            </w:r>
+            <w:r>
+              <w:t>599</w:t>
+            </w:r>
+          </w:p>
+        </w:tc>
+      </w:tr>
+      <w:tr>
+        <w:trPr>
+          <w:cantSplit/>
+          <w:jc w:val="center"/>
+        </w:trPr>
+        <w:tc>
+          <w:tcPr>
+            <w:tcW w:w="705" w:type="dxa"/>
+          </w:tcPr>
+          <w:p>
+            <w:pPr>
+              <w:spacing w:before="28" w:after="28"/>
+              <w:rPr>
+                <w:lang w:val="en-GB"/>
+              </w:rPr>
+            </w:pPr>
+            <w:r>
+              <w:rPr>
+                <w:b/>
+                <w:lang w:val="en-GB"/>
+              </w:rPr>
+              <w:t>2</w:t>
+            </w:r>
+          </w:p>
+        </w:tc>
+        <w:tc>
+          <w:tcPr>
+            <w:tcW w:w="1093" w:type="dxa"/>
+          </w:tcPr>
+          <w:p>
+            <w:pPr>
+              <w:spacing w:before="28" w:after="28"/>
+            </w:pPr>
+            <w:r>
+              <w:t>854</w:t>
+            </w:r>
+          </w:p>
+        </w:tc>
+        <w:tc>
+          <w:tcPr>
+            <w:tcW w:w="1604" w:type="dxa"/>
+          </w:tcPr>
+          <w:p>
+            <w:pPr>
+              <w:spacing w:before="28" w:after="28"/>
+            </w:pPr>
+            <w:r>
+              <w:t>0,4</w:t>
+            </w:r>
+            <w:r>
+              <w:t>30</w:t>
+            </w:r>
+          </w:p>
+        </w:tc>
+        <w:tc>
+          <w:tcPr>
+            <w:tcW w:w="2126" w:type="dxa"/>
+          </w:tcPr>
+          <w:p>
+            <w:pPr>
+              <w:spacing w:before="28" w:after="28"/>
+            </w:pPr>
+            <w:r>
+              <w:t>0,43</w:t>
+            </w:r>
+            <w:r>
+              <w:t>9</w:t>
+            </w:r>
+          </w:p>
+        </w:tc>
+        <w:tc>
+          <w:tcPr>
+            <w:tcW w:w="1985" w:type="dxa"/>
+          </w:tcPr>
+          <w:p>
+            <w:pPr>
+              <w:spacing w:before="28" w:after="28"/>
+            </w:pPr>
+            <w:r>
+              <w:t>0,4</w:t>
+            </w:r>
+            <w:r>
+              <w:t>69</w:t>
+            </w:r>
+          </w:p>
+        </w:tc>
+        <w:tc>
+          <w:tcPr>
+            <w:tcW w:w="2126" w:type="dxa"/>
+          </w:tcPr>
+          <w:p>
+            <w:pPr>
+              <w:spacing w:before="28" w:after="28"/>
+            </w:pPr>
+            <w:r>
+              <w:t>0,4</w:t>
+            </w:r>
+            <w:r>
+              <w:t>89</w:t>
+            </w:r>
+          </w:p>
+        </w:tc>
+      </w:tr>
+      <w:tr>
+        <w:trPr>
+          <w:cantSplit/>
+          <w:jc w:val="center"/>
+        </w:trPr>
+        <w:tc>
+          <w:tcPr>
+            <w:tcW w:w="705" w:type="dxa"/>
+          </w:tcPr>
+          <w:p>
+            <w:pPr>
+              <w:spacing w:before="28" w:after="28"/>
+            </w:pPr>
+            <w:r>
+              <w:rPr>
+                <w:b/>
+              </w:rPr>
+              <w:t>3</w:t>
+            </w:r>
+          </w:p>
+        </w:tc>
+        <w:tc>
+          <w:tcPr>
+            <w:tcW w:w="1093" w:type="dxa"/>
+          </w:tcPr>
+          <w:p>
+            <w:pPr>
+              <w:spacing w:before="28" w:after="28"/>
+            </w:pPr>
+            <w:r>
+              <w:t>456</w:t>
+            </w:r>
+          </w:p>
+        </w:tc>
+        <w:tc>
+          <w:tcPr>
+            <w:tcW w:w="1604" w:type="dxa"/>
+          </w:tcPr>
+          <w:p>
+            <w:pPr>
+              <w:spacing w:before="28" w:after="28"/>
+            </w:pPr>
+            <w:r>
+              <w:t>0,3</w:t>
+            </w:r>
+            <w:r>
+              <w:t>14</w:t>
+            </w:r>
+          </w:p>
+        </w:tc>
+        <w:tc>
+          <w:tcPr>
+            <w:tcW w:w="2126" w:type="dxa"/>
+          </w:tcPr>
+          <w:p>
+            <w:pPr>
+              <w:spacing w:before="28" w:after="28"/>
+            </w:pPr>
+            <w:r>
+              <w:t>0,3</w:t>
+            </w:r>
+            <w:r>
+              <w:t>44</w:t>
+            </w:r>
+          </w:p>
+        </w:tc>
+        <w:tc>
+          <w:tcPr>
+            <w:tcW w:w="1985" w:type="dxa"/>
+          </w:tcPr>
+          <w:p>
+            <w:pPr>
+              <w:spacing w:before="28" w:after="28"/>
+            </w:pPr>
+            <w:r>
+              <w:t>0,281</w:t>
+            </w:r>
+          </w:p>
+        </w:tc>
+        <w:tc>
+          <w:tcPr>
+            <w:tcW w:w="2126" w:type="dxa"/>
+          </w:tcPr>
+          <w:p>
+            <w:pPr>
+              <w:spacing w:before="28" w:after="28"/>
+            </w:pPr>
+            <w:r>
+              <w:t>0,</w:t>
+            </w:r>
+            <w:r>
+              <w:t>327</w:t>
+            </w:r>
+          </w:p>
+        </w:tc>
+      </w:tr>
+      <w:tr>
+        <w:trPr>
+          <w:cantSplit/>
+          <w:jc w:val="center"/>
+        </w:trPr>
+        <w:tc>
+          <w:tcPr>
+            <w:tcW w:w="705" w:type="dxa"/>
+          </w:tcPr>
+          <w:p>
+            <w:pPr>
+              <w:spacing w:before="28" w:after="28"/>
+              <w:rPr>
+                <w:lang w:val="en-GB"/>
+              </w:rPr>
+            </w:pPr>
+            <w:r>
+              <w:rPr>
+                <w:b/>
+                <w:lang w:val="en-GB"/>
+              </w:rPr>
+              <w:t>4</w:t>
+            </w:r>
+          </w:p>
+        </w:tc>
+        <w:tc>
+          <w:tcPr>
+            <w:tcW w:w="1093" w:type="dxa"/>
+          </w:tcPr>
+          <w:p>
+            <w:pPr>
+              <w:spacing w:before="28" w:after="28"/>
+            </w:pPr>
+            <w:r>
+              <w:t>256</w:t>
+            </w:r>
+          </w:p>
+        </w:tc>
+        <w:tc>
+          <w:tcPr>
+            <w:tcW w:w="1604" w:type="dxa"/>
+          </w:tcPr>
+          <w:p>
+            <w:pPr>
+              <w:spacing w:before="28" w:after="28"/>
+            </w:pPr>
+            <w:r>
+              <w:t>0,2</w:t>
+            </w:r>
+            <w:r>
+              <w:t>30</w:t>
+            </w:r>
+          </w:p>
+        </w:tc>
+        <w:tc>
+          <w:tcPr>
+            <w:tcW w:w="2126" w:type="dxa"/>
+          </w:tcPr>
+          <w:p>
+            <w:pPr>
+              <w:spacing w:before="28" w:after="28"/>
+            </w:pPr>
+            <w:r>
+              <w:t>0,2</w:t>
+            </w:r>
+            <w:r>
+              <w:t>63</w:t>
+            </w:r>
+          </w:p>
+        </w:tc>
+        <w:tc>
+          <w:tcPr>
+            <w:tcW w:w="1985" w:type="dxa"/>
+          </w:tcPr>
+          <w:p>
+            <w:pPr>
+              <w:spacing w:before="28" w:after="28"/>
+            </w:pPr>
+            <w:r>
+              <w:t>0,1</w:t>
+            </w:r>
+            <w:r>
+              <w:t>60</w:t>
+            </w:r>
+          </w:p>
+        </w:tc>
+        <w:tc>
+          <w:tcPr>
+            <w:tcW w:w="2126" w:type="dxa"/>
+          </w:tcPr>
+          <w:p>
+            <w:pPr>
+              <w:spacing w:before="28" w:after="28"/>
+            </w:pPr>
+            <w:r>
+              <w:t>0,</w:t>
+            </w:r>
+            <w:r>
+              <w:t>214</w:t>
+            </w:r>
+          </w:p>
+        </w:tc>
+      </w:tr>
+      <w:tr>
+        <w:trPr>
+          <w:cantSplit/>
+          <w:jc w:val="center"/>
+        </w:trPr>
+        <w:tc>
+          <w:tcPr>
+            <w:tcW w:w="705" w:type="dxa"/>
+          </w:tcPr>
+          <w:p>
+            <w:pPr>
+              <w:spacing w:before="28" w:after="28"/>
+              <w:rPr>
+                <w:b/>
+                <w:lang w:val="en-GB"/>
+              </w:rPr>
+            </w:pPr>
+            <w:r>
+              <w:rPr>
+                <w:b/>
+                <w:lang w:val="en-GB"/>
+              </w:rPr>
+              <w:t>5</w:t>
+            </w:r>
+          </w:p>
+        </w:tc>
+        <w:tc>
+          <w:tcPr>
+            <w:tcW w:w="1093" w:type="dxa"/>
+          </w:tcPr>
+          <w:p>
+            <w:pPr>
+              <w:spacing w:before="28" w:after="28"/>
+            </w:pPr>
+            <w:r>
+              <w:t>130</w:t>
+            </w:r>
+          </w:p>
+        </w:tc>
+        <w:tc>
+          <w:tcPr>
+            <w:tcW w:w="1604" w:type="dxa"/>
+          </w:tcPr>
+          <w:p>
+            <w:pPr>
+              <w:spacing w:before="28" w:after="28"/>
+            </w:pPr>
+            <w:r>
+              <w:t>0,3</w:t>
+            </w:r>
+            <w:r>
+              <w:t>18</w:t>
+            </w:r>
+          </w:p>
+        </w:tc>
+        <w:tc>
+          <w:tcPr>
+            <w:tcW w:w="2126" w:type="dxa"/>
+          </w:tcPr>
+          <w:p>
+            <w:pPr>
+              <w:spacing w:before="28" w:after="28"/>
+            </w:pPr>
+            <w:r>
+              <w:t>0,</w:t>
+            </w:r>
+            <w:r>
+              <w:t>415</w:t>
+            </w:r>
+          </w:p>
+        </w:tc>
+        <w:tc>
+          <w:tcPr>
+            <w:tcW w:w="1985" w:type="dxa"/>
+          </w:tcPr>
+          <w:p>
+            <w:pPr>
+              <w:spacing w:before="28" w:after="28"/>
+            </w:pPr>
+            <w:r>
+              <w:t>0,</w:t>
+            </w:r>
+            <w:r>
+              <w:t>249</w:t>
+            </w:r>
+          </w:p>
+        </w:tc>
+        <w:tc>
+          <w:tcPr>
+            <w:tcW w:w="2126" w:type="dxa"/>
+          </w:tcPr>
+          <w:p>
+            <w:pPr>
+              <w:spacing w:before="28" w:after="28"/>
+            </w:pPr>
+            <w:r>
+              <w:t>0,</w:t>
+            </w:r>
+            <w:r>
+              <w:t>395</w:t>
+            </w:r>
+          </w:p>
+        </w:tc>
+      </w:tr>
+    </w:tbl>
+    <w:p/>
+    <w:p>
+      <w:r>
+        <w:t xml:space="preserve">La normalizzazione corregge il punto debole emerso con il grafo orientato: tutte le classi alte migliorano in ognuno dei tre </w:t>
+      </w:r>
+      <w:proofErr w:type="spellStart"/>
+      <w:r>
+        <w:t>seed</w:t>
+      </w:r>
+      <w:proofErr w:type="spellEnd"/>
+      <w:r>
+        <w:t xml:space="preserve">, in particolare la classe 5 (F1 da 0,318 a 0,415, recall da 0,249 a 0,395), che supera anche il valore del modello non orientato. </w:t>
+      </w:r>
+      <w:proofErr w:type="gramStart"/>
+      <w:r>
+        <w:t>La recall</w:t>
+      </w:r>
+      <w:proofErr w:type="gramEnd"/>
+      <w:r>
+        <w:t xml:space="preserve"> del blocco 3-5 </w:t>
+      </w:r>
+      <w:r>
+        <w:lastRenderedPageBreak/>
+        <w:t xml:space="preserve">sale da 0,457 a 0,539 e l’F1 macro aumenta di 2,2 punti percentuali. Il miglioramento è confermato anche sulla </w:t>
+      </w:r>
+      <w:proofErr w:type="spellStart"/>
+      <w:r>
+        <w:t>validation</w:t>
+      </w:r>
+      <w:proofErr w:type="spellEnd"/>
+      <w:r>
+        <w:t xml:space="preserve"> (0,467 contro 0,455 del precedente addestramento).</w:t>
+      </w:r>
+    </w:p>
+    <w:p>
+      <w:r>
+        <w:t xml:space="preserve">In cambio il modello assegna le classi alte più spesso e sbaglia qualche utente delle classi basse in più: la classe 1 perde 3,2 punti di F1, mentre </w:t>
+      </w:r>
+      <w:proofErr w:type="spellStart"/>
+      <w:r>
+        <w:t>accuracy</w:t>
+      </w:r>
+      <w:proofErr w:type="spellEnd"/>
+      <w:r>
+        <w:t xml:space="preserve">, MAE e </w:t>
+      </w:r>
+      <w:proofErr w:type="spellStart"/>
+      <w:r>
+        <w:t>precision</w:t>
+      </w:r>
+      <w:proofErr w:type="spellEnd"/>
+      <w:r>
+        <w:t xml:space="preserve"> del blocco 3-5 peggiorano leggermente. Considerato l’obiettivo di distinguere tutte le classi, e non solo le più numerose, il compromesso è favorevole: la normalizzazione adesso la configurazione di riferimento è </w:t>
+      </w:r>
+      <w:proofErr w:type="spellStart"/>
+      <w:r>
+        <w:t>social_network-directed-bn.yaml</w:t>
+      </w:r>
+      <w:proofErr w:type="spellEnd"/>
+      <w:r>
+        <w:t>.</w:t>
+      </w:r>
+    </w:p>
+    <w:p>
+      <w:pPr>
+        <w:pStyle w:val="Titolo2"/>
+        <w:numPr>
+          <w:ilvl w:val="0"/>
+          <w:numId w:val="23"/>
+        </w:numPr>
+      </w:pPr>
+      <w:bookmarkStart w:id="13" w:name="_Toc242979318"/>
+      <w:r>
+        <w:t>Riepilogo dei file nuovi e modificati</w:t>
+      </w:r>
+      <w:bookmarkEnd w:id="13"/>
+    </w:p>
+    <w:tbl>
+      <w:tblPr>
+        <w:tblW w:w="9776" w:type="dxa"/>
+        <w:jc w:val="center"/>
+        <w:tblBorders>
+          <w:top w:val="single" w:sz="4" w:space="0" w:color="BFBFBF"/>
+          <w:left w:val="single" w:sz="4" w:space="0" w:color="BFBFBF"/>
+          <w:bottom w:val="single" w:sz="4" w:space="0" w:color="BFBFBF"/>
+          <w:right w:val="single" w:sz="4" w:space="0" w:color="BFBFBF"/>
+          <w:insideH w:val="single" w:sz="4" w:space="0" w:color="BFBFBF"/>
+          <w:insideV w:val="single" w:sz="4" w:space="0" w:color="BFBFBF"/>
+        </w:tblBorders>
+        <w:tblLook w:val="04A0" w:firstRow="1" w:lastRow="0" w:firstColumn="1" w:lastColumn="0" w:noHBand="0" w:noVBand="1"/>
+      </w:tblPr>
+      <w:tblGrid>
+        <w:gridCol w:w="6157"/>
+        <w:gridCol w:w="1319"/>
+        <w:gridCol w:w="2300"/>
+      </w:tblGrid>
+      <w:tr>
+        <w:trPr>
+          <w:cantSplit/>
+          <w:trHeight w:val="447"/>
+          <w:jc w:val="center"/>
+        </w:trPr>
+        <w:tc>
+          <w:tcPr>
+            <w:tcW w:w="6157" w:type="dxa"/>
+            <w:shd w:val="clear" w:color="auto" w:fill="F0EFEC"/>
+          </w:tcPr>
+          <w:p>
+            <w:pPr>
+              <w:spacing w:before="28" w:after="28"/>
+            </w:pPr>
+            <w:r>
+              <w:rPr>
+                <w:b/>
+              </w:rPr>
+              <w:t>File</w:t>
+            </w:r>
+          </w:p>
+        </w:tc>
+        <w:tc>
+          <w:tcPr>
+            <w:tcW w:w="926" w:type="dxa"/>
+            <w:shd w:val="clear" w:color="auto" w:fill="F0EFEC"/>
+          </w:tcPr>
+          <w:p>
+            <w:pPr>
+              <w:spacing w:before="28" w:after="28"/>
+              <w:jc w:val="center"/>
+            </w:pPr>
+            <w:r>
+              <w:rPr>
+                <w:b/>
+              </w:rPr>
+              <w:t>Tipo</w:t>
+            </w:r>
+          </w:p>
+        </w:tc>
+        <w:tc>
+          <w:tcPr>
+            <w:tcW w:w="2693" w:type="dxa"/>
+            <w:shd w:val="clear" w:color="auto" w:fill="F0EFEC"/>
+          </w:tcPr>
+          <w:p>
+            <w:pPr>
+              <w:spacing w:before="28" w:after="28"/>
+            </w:pPr>
+            <w:r>
+              <w:rPr>
+                <w:b/>
+              </w:rPr>
+              <w:t>Contenuto / modifica</w:t>
+            </w:r>
+          </w:p>
+        </w:tc>
+      </w:tr>
+      <w:tr>
+        <w:trPr>
+          <w:cantSplit/>
+          <w:jc w:val="center"/>
+        </w:trPr>
+        <w:tc>
+          <w:tcPr>
+            <w:tcW w:w="6157" w:type="dxa"/>
+          </w:tcPr>
+          <w:p>
+            <w:pPr>
+              <w:spacing w:before="28" w:after="28"/>
+              <w:rPr>
+                <w:i/>
+                <w:iCs/>
+                <w:lang w:val="en-GB"/>
+              </w:rPr>
+            </w:pPr>
+            <w:r>
+              <w:rPr>
+                <w:b/>
+                <w:i/>
+                <w:iCs/>
+                <w:lang w:val="en-GB"/>
+              </w:rPr>
+              <w:t>datasets/SocialNetwork/build_dataset.py</w:t>
+            </w:r>
+          </w:p>
+        </w:tc>
+        <w:tc>
+          <w:tcPr>
+            <w:tcW w:w="926" w:type="dxa"/>
+          </w:tcPr>
+          <w:p>
+            <w:pPr>
+              <w:spacing w:before="28" w:after="28"/>
+              <w:jc w:val="center"/>
+            </w:pPr>
+            <w:r>
+              <w:t>Nuovo</w:t>
+            </w:r>
+          </w:p>
+        </w:tc>
+        <w:tc>
+          <w:tcPr>
+            <w:tcW w:w="2693" w:type="dxa"/>
+          </w:tcPr>
+          <w:p>
+            <w:pPr>
+              <w:spacing w:before="28" w:after="28"/>
+            </w:pPr>
+            <w:r>
+              <w:t>Costruzione de</w:t>
+            </w:r>
+            <w:r>
+              <w:t xml:space="preserve">gli oggetti Data non orientato e orientato (archi tipizzati in </w:t>
+            </w:r>
+            <w:proofErr w:type="spellStart"/>
+            <w:r>
+              <w:t>edge_attr</w:t>
+            </w:r>
+            <w:proofErr w:type="spellEnd"/>
+            <w:r>
+              <w:t>)</w:t>
+            </w:r>
+          </w:p>
+        </w:tc>
+      </w:tr>
+      <w:tr>
+        <w:trPr>
+          <w:cantSplit/>
+          <w:jc w:val="center"/>
+        </w:trPr>
+        <w:tc>
+          <w:tcPr>
+            <w:tcW w:w="6157" w:type="dxa"/>
+          </w:tcPr>
+          <w:p>
+            <w:pPr>
+              <w:spacing w:before="28" w:after="28"/>
+              <w:rPr>
+                <w:i/>
+                <w:iCs/>
+                <w:lang w:val="en-GB"/>
+              </w:rPr>
+            </w:pPr>
+            <w:r>
+              <w:rPr>
+                <w:b/>
+                <w:i/>
+                <w:iCs/>
+                <w:lang w:val="en-GB"/>
+              </w:rPr>
+              <w:t>graphgps/loader/dataset/social_network.py</w:t>
+            </w:r>
+          </w:p>
+        </w:tc>
+        <w:tc>
+          <w:tcPr>
+            <w:tcW w:w="926" w:type="dxa"/>
+          </w:tcPr>
+          <w:p>
+            <w:pPr>
+              <w:spacing w:before="28" w:after="28"/>
+              <w:jc w:val="center"/>
+            </w:pPr>
+            <w:r>
+              <w:t>Nuovo</w:t>
+            </w:r>
+          </w:p>
+        </w:tc>
+        <w:tc>
+          <w:tcPr>
+            <w:tcW w:w="2693" w:type="dxa"/>
+          </w:tcPr>
+          <w:p>
+            <w:pPr>
+              <w:spacing w:before="28" w:after="28"/>
+            </w:pPr>
+            <w:r>
+              <w:t xml:space="preserve">Classe </w:t>
+            </w:r>
+            <w:proofErr w:type="spellStart"/>
+            <w:r>
+              <w:t>InMemoryDataset</w:t>
+            </w:r>
+            <w:proofErr w:type="spellEnd"/>
+            <w:r>
+              <w:t xml:space="preserve"> </w:t>
+            </w:r>
+            <w:proofErr w:type="spellStart"/>
+            <w:r>
+              <w:t>SocialNetwork</w:t>
+            </w:r>
+            <w:proofErr w:type="spellEnd"/>
+            <w:r>
+              <w:t xml:space="preserve"> con parametro name (none / directed)</w:t>
+            </w:r>
+          </w:p>
+        </w:tc>
+      </w:tr>
+      <w:tr>
+        <w:trPr>
+          <w:cantSplit/>
+          <w:jc w:val="center"/>
+        </w:trPr>
+        <w:tc>
+          <w:tcPr>
+            <w:tcW w:w="6157" w:type="dxa"/>
+          </w:tcPr>
+          <w:p>
+            <w:pPr>
+              <w:spacing w:before="28" w:after="28"/>
+              <w:rPr>
+                <w:i/>
+                <w:iCs/>
+                <w:lang w:val="en-GB"/>
+              </w:rPr>
+            </w:pPr>
+            <w:r>
+              <w:rPr>
+                <w:b/>
+                <w:i/>
+                <w:iCs/>
+                <w:lang w:val="en-GB"/>
+              </w:rPr>
+              <w:t>graphgps/loader/master_loader.py</w:t>
+            </w:r>
+          </w:p>
+        </w:tc>
+        <w:tc>
+          <w:tcPr>
+            <w:tcW w:w="926" w:type="dxa"/>
+          </w:tcPr>
+          <w:p>
+            <w:pPr>
+              <w:spacing w:before="28" w:after="28"/>
+              <w:jc w:val="center"/>
+            </w:pPr>
+            <w:r>
+              <w:t>Modificato</w:t>
+            </w:r>
+          </w:p>
+        </w:tc>
+        <w:tc>
+          <w:tcPr>
+            <w:tcW w:w="2693" w:type="dxa"/>
+          </w:tcPr>
+          <w:p>
+            <w:pPr>
+              <w:spacing w:before="28" w:after="28"/>
+            </w:pPr>
+            <w:r>
+              <w:t>Import e caso “</w:t>
+            </w:r>
+            <w:proofErr w:type="spellStart"/>
+            <w:r>
+              <w:t>SocialNetwork</w:t>
+            </w:r>
+            <w:proofErr w:type="spellEnd"/>
+            <w:r>
+              <w:t>”</w:t>
+            </w:r>
+            <w:r>
+              <w:t xml:space="preserve"> con scelta della versione tramite “name”</w:t>
+            </w:r>
+          </w:p>
+        </w:tc>
+      </w:tr>
+      <w:tr>
+        <w:trPr>
+          <w:cantSplit/>
+          <w:jc w:val="center"/>
+        </w:trPr>
+        <w:tc>
+          <w:tcPr>
+            <w:tcW w:w="6157" w:type="dxa"/>
+          </w:tcPr>
+          <w:p>
+            <w:pPr>
+              <w:spacing w:before="28" w:after="28"/>
+              <w:rPr>
+                <w:i/>
+                <w:iCs/>
+              </w:rPr>
+            </w:pPr>
+            <w:r>
+              <w:rPr>
+                <w:b/>
+                <w:i/>
+                <w:iCs/>
+              </w:rPr>
+              <w:t>graphgps/logger.py</w:t>
+            </w:r>
+          </w:p>
+        </w:tc>
+        <w:tc>
+          <w:tcPr>
+            <w:tcW w:w="926" w:type="dxa"/>
+          </w:tcPr>
+          <w:p>
+            <w:pPr>
+              <w:spacing w:before="28" w:after="28"/>
+              <w:jc w:val="center"/>
+            </w:pPr>
+            <w:r>
+              <w:t>Modificato</w:t>
+            </w:r>
+          </w:p>
+        </w:tc>
+        <w:tc>
+          <w:tcPr>
+            <w:tcW w:w="2693" w:type="dxa"/>
+          </w:tcPr>
+          <w:p>
+            <w:pPr>
+              <w:spacing w:before="28" w:after="28"/>
+            </w:pPr>
+            <w:r>
+              <w:t>Report per classe, MAE, RMSE e report binario sul test</w:t>
+            </w:r>
+          </w:p>
+        </w:tc>
+      </w:tr>
+      <w:tr>
+        <w:trPr>
+          <w:cantSplit/>
+          <w:jc w:val="center"/>
+        </w:trPr>
+        <w:tc>
+          <w:tcPr>
+            <w:tcW w:w="6157" w:type="dxa"/>
+          </w:tcPr>
+          <w:p>
+            <w:pPr>
+              <w:spacing w:before="28" w:after="28"/>
+              <w:rPr>
+                <w:i/>
+                <w:iCs/>
+                <w:lang w:val="en-GB"/>
+              </w:rPr>
+            </w:pPr>
+            <w:r>
+              <w:rPr>
+                <w:b/>
+                <w:i/>
+                <w:iCs/>
+                <w:lang w:val="en-GB"/>
+              </w:rPr>
+              <w:t>graphgps/train/custom_train.py</w:t>
+            </w:r>
+          </w:p>
+        </w:tc>
+        <w:tc>
+          <w:tcPr>
+            <w:tcW w:w="926" w:type="dxa"/>
+          </w:tcPr>
+          <w:p>
+            <w:pPr>
+              <w:spacing w:before="28" w:after="28"/>
+              <w:jc w:val="center"/>
+            </w:pPr>
+            <w:r>
+              <w:t>Modificato</w:t>
+            </w:r>
+          </w:p>
+        </w:tc>
+        <w:tc>
+          <w:tcPr>
+            <w:tcW w:w="2693" w:type="dxa"/>
+          </w:tcPr>
+          <w:p>
+            <w:pPr>
+              <w:spacing w:before="28" w:after="28"/>
+            </w:pPr>
+            <w:r>
+              <w:t xml:space="preserve">Salvataggio del report (training e </w:t>
+            </w:r>
+            <w:proofErr w:type="spellStart"/>
+            <w:r>
+              <w:t>inference</w:t>
+            </w:r>
+            <w:proofErr w:type="spellEnd"/>
+            <w:r>
+              <w:t>)</w:t>
+            </w:r>
+          </w:p>
+        </w:tc>
+      </w:tr>
+      <w:tr>
+        <w:trPr>
+          <w:cantSplit/>
+          <w:jc w:val="center"/>
+        </w:trPr>
+        <w:tc>
+          <w:tcPr>
+            <w:tcW w:w="6157" w:type="dxa"/>
+          </w:tcPr>
+          <w:p>
+            <w:pPr>
+              <w:spacing w:before="28" w:after="28"/>
+              <w:rPr>
+                <w:i/>
+                <w:iCs/>
+              </w:rPr>
+            </w:pPr>
+            <w:r>
+              <w:rPr>
+                <w:b/>
+                <w:i/>
+                <w:iCs/>
+              </w:rPr>
+              <w:t>main.py</w:t>
+            </w:r>
+          </w:p>
+        </w:tc>
+        <w:tc>
+          <w:tcPr>
+            <w:tcW w:w="926" w:type="dxa"/>
+          </w:tcPr>
+          <w:p>
+            <w:pPr>
+              <w:spacing w:before="28" w:after="28"/>
+              <w:jc w:val="center"/>
+            </w:pPr>
+            <w:r>
+              <w:t>Modificato</w:t>
+            </w:r>
+          </w:p>
+        </w:tc>
+        <w:tc>
+          <w:tcPr>
+            <w:tcW w:w="2693" w:type="dxa"/>
+          </w:tcPr>
+          <w:p>
+            <w:pPr>
+              <w:spacing w:before="28" w:after="28"/>
+            </w:pPr>
+            <w:proofErr w:type="gramStart"/>
+            <w:r>
+              <w:t>6</w:t>
+            </w:r>
+            <w:proofErr w:type="gramEnd"/>
+            <w:r>
+              <w:t xml:space="preserve"> uscite per </w:t>
+            </w:r>
+            <w:proofErr w:type="spellStart"/>
+            <w:r>
+              <w:t>PyG-SocialNetwork</w:t>
+            </w:r>
+            <w:proofErr w:type="spellEnd"/>
+          </w:p>
+        </w:tc>
+      </w:tr>
+      <w:tr>
+        <w:trPr>
+          <w:cantSplit/>
+          <w:jc w:val="center"/>
+        </w:trPr>
+        <w:tc>
+          <w:tcPr>
+            <w:tcW w:w="6157" w:type="dxa"/>
+          </w:tcPr>
+          <w:p>
+            <w:pPr>
+              <w:spacing w:before="28" w:after="28"/>
+              <w:rPr>
+                <w:i/>
+                <w:iCs/>
+                <w:lang w:val="en-GB"/>
+              </w:rPr>
+            </w:pPr>
+            <w:r>
+              <w:rPr>
+                <w:b/>
+                <w:i/>
+                <w:iCs/>
+                <w:lang w:val="en-GB"/>
+              </w:rPr>
+              <w:t>configs/GPS/</w:t>
+            </w:r>
+            <w:proofErr w:type="spellStart"/>
+            <w:r>
+              <w:rPr>
+                <w:b/>
+                <w:i/>
+                <w:iCs/>
+                <w:lang w:val="en-GB"/>
+              </w:rPr>
+              <w:t>SocialNetwork</w:t>
+            </w:r>
+            <w:proofErr w:type="spellEnd"/>
+            <w:r>
+              <w:rPr>
+                <w:b/>
+                <w:i/>
+                <w:iCs/>
+                <w:lang w:val="en-GB"/>
+              </w:rPr>
+              <w:t>/</w:t>
+            </w:r>
+            <w:proofErr w:type="spellStart"/>
+            <w:r>
+              <w:rPr>
+                <w:b/>
+                <w:i/>
+                <w:iCs/>
+                <w:lang w:val="en-GB"/>
+              </w:rPr>
+              <w:t>social_network.yaml</w:t>
+            </w:r>
+            <w:proofErr w:type="spellEnd"/>
+          </w:p>
+        </w:tc>
+        <w:tc>
+          <w:tcPr>
+            <w:tcW w:w="926" w:type="dxa"/>
+          </w:tcPr>
+          <w:p>
+            <w:pPr>
+              <w:spacing w:before="28" w:after="28"/>
+              <w:jc w:val="center"/>
+            </w:pPr>
+            <w:r>
+              <w:t>Nuovo</w:t>
+            </w:r>
+          </w:p>
+        </w:tc>
+        <w:tc>
+          <w:tcPr>
+            <w:tcW w:w="2693" w:type="dxa"/>
+          </w:tcPr>
+          <w:p>
+            <w:pPr>
+              <w:spacing w:before="28" w:after="28"/>
+            </w:pPr>
+            <w:r>
+              <w:t>Configurazione dell’addestramento con checkpoint</w:t>
+            </w:r>
+            <w:r>
+              <w:t xml:space="preserve"> (grafo non orientato, GCN)</w:t>
+            </w:r>
+          </w:p>
+        </w:tc>
+      </w:tr>
+      <w:tr>
+        <w:trPr>
+          <w:cantSplit/>
+          <w:jc w:val="center"/>
+        </w:trPr>
+        <w:tc>
+          <w:tcPr>
+            <w:tcW w:w="6157" w:type="dxa"/>
+          </w:tcPr>
+          <w:p>
+            <w:pPr>
+              <w:spacing w:before="28" w:after="28"/>
+              <w:rPr>
+                <w:i/>
+                <w:iCs/>
+                <w:lang w:val="en-GB"/>
+              </w:rPr>
+            </w:pPr>
+            <w:r>
+              <w:rPr>
+                <w:b/>
+                <w:i/>
+                <w:iCs/>
+                <w:lang w:val="en-GB"/>
+              </w:rPr>
+              <w:lastRenderedPageBreak/>
+              <w:t>configs/GPS/</w:t>
+            </w:r>
+            <w:proofErr w:type="spellStart"/>
+            <w:r>
+              <w:rPr>
+                <w:b/>
+                <w:i/>
+                <w:iCs/>
+                <w:lang w:val="en-GB"/>
+              </w:rPr>
+              <w:t>SocialNetwork</w:t>
+            </w:r>
+            <w:proofErr w:type="spellEnd"/>
+            <w:r>
+              <w:rPr>
+                <w:b/>
+                <w:i/>
+                <w:iCs/>
+                <w:lang w:val="en-GB"/>
+              </w:rPr>
+              <w:t>/</w:t>
+            </w:r>
+            <w:proofErr w:type="spellStart"/>
+            <w:r>
+              <w:rPr>
+                <w:b/>
+                <w:i/>
+                <w:iCs/>
+                <w:lang w:val="en-GB"/>
+              </w:rPr>
+              <w:t>social_network-inference.yaml</w:t>
+            </w:r>
+            <w:proofErr w:type="spellEnd"/>
+          </w:p>
+        </w:tc>
+        <w:tc>
+          <w:tcPr>
+            <w:tcW w:w="926" w:type="dxa"/>
+          </w:tcPr>
+          <w:p>
+            <w:pPr>
+              <w:spacing w:before="28" w:after="28"/>
+              <w:jc w:val="center"/>
+            </w:pPr>
+            <w:r>
+              <w:t>Nuovo</w:t>
+            </w:r>
+          </w:p>
+        </w:tc>
+        <w:tc>
+          <w:tcPr>
+            <w:tcW w:w="2693" w:type="dxa"/>
+          </w:tcPr>
+          <w:p>
+            <w:pPr>
+              <w:spacing w:before="28" w:after="28"/>
+            </w:pPr>
+            <w:r>
+              <w:t>Valutazione del modello salvato</w:t>
+            </w:r>
+          </w:p>
+        </w:tc>
+      </w:tr>
+      <w:tr>
+        <w:trPr>
+          <w:cantSplit/>
+          <w:jc w:val="center"/>
+        </w:trPr>
+        <w:tc>
+          <w:tcPr>
+            <w:tcW w:w="6157" w:type="dxa"/>
+          </w:tcPr>
+          <w:p>
+            <w:pPr>
+              <w:spacing w:before="28" w:after="28"/>
+              <w:rPr>
+                <w:b/>
+                <w:i/>
+                <w:iCs/>
+                <w:lang w:val="en-GB"/>
+              </w:rPr>
+            </w:pPr>
+            <w:r>
+              <w:rPr>
+                <w:b/>
+                <w:i/>
+                <w:iCs/>
+                <w:lang w:val="en-GB"/>
+              </w:rPr>
+              <w:t>configs/GPS/</w:t>
+            </w:r>
+            <w:proofErr w:type="spellStart"/>
+            <w:r>
+              <w:rPr>
+                <w:b/>
+                <w:i/>
+                <w:iCs/>
+                <w:lang w:val="en-GB"/>
+              </w:rPr>
+              <w:t>SocialNetwork</w:t>
+            </w:r>
+            <w:proofErr w:type="spellEnd"/>
+            <w:r>
+              <w:rPr>
+                <w:b/>
+                <w:i/>
+                <w:iCs/>
+                <w:lang w:val="en-GB"/>
+              </w:rPr>
+              <w:t>/</w:t>
+            </w:r>
+            <w:proofErr w:type="spellStart"/>
+            <w:r>
+              <w:rPr>
+                <w:b/>
+                <w:i/>
+                <w:iCs/>
+                <w:lang w:val="en-GB"/>
+              </w:rPr>
+              <w:t>social_network-directed.yaml</w:t>
+            </w:r>
+            <w:proofErr w:type="spellEnd"/>
+          </w:p>
+        </w:tc>
+        <w:tc>
+          <w:tcPr>
+            <w:tcW w:w="926" w:type="dxa"/>
+          </w:tcPr>
+          <w:p>
+            <w:pPr>
+              <w:spacing w:before="28" w:after="28"/>
+              <w:jc w:val="center"/>
+              <w:rPr>
+                <w:lang w:val="en-GB"/>
+              </w:rPr>
+            </w:pPr>
+            <w:r>
+              <w:rPr>
+                <w:lang w:val="en-GB"/>
+              </w:rPr>
+              <w:t>Nuovo</w:t>
+            </w:r>
+          </w:p>
+        </w:tc>
+        <w:tc>
+          <w:tcPr>
+            <w:tcW w:w="2693" w:type="dxa"/>
+          </w:tcPr>
+          <w:p>
+            <w:pPr>
+              <w:spacing w:before="28" w:after="28"/>
+            </w:pPr>
+            <w:r>
+              <w:t>Addestramento sul grafo orientate c</w:t>
+            </w:r>
+            <w:r>
+              <w:t xml:space="preserve">on GINE e </w:t>
+            </w:r>
+            <w:proofErr w:type="spellStart"/>
+            <w:r>
+              <w:t>TypeDictEdge</w:t>
+            </w:r>
+            <w:proofErr w:type="spellEnd"/>
+          </w:p>
+        </w:tc>
+      </w:tr>
+      <w:tr>
+        <w:trPr>
+          <w:cantSplit/>
+          <w:jc w:val="center"/>
+        </w:trPr>
+        <w:tc>
+          <w:tcPr>
+            <w:tcW w:w="6157" w:type="dxa"/>
+          </w:tcPr>
+          <w:p>
+            <w:pPr>
+              <w:spacing w:before="28" w:after="28"/>
+              <w:rPr>
+                <w:b/>
+                <w:i/>
+                <w:iCs/>
+                <w:lang w:val="en-GB"/>
+              </w:rPr>
+            </w:pPr>
+            <w:r>
+              <w:rPr>
+                <w:b/>
+                <w:i/>
+                <w:iCs/>
+                <w:lang w:val="en-GB"/>
+              </w:rPr>
+              <w:t>datasets/SocialNetwork/processed_graph.pt</w:t>
+            </w:r>
+          </w:p>
+        </w:tc>
+        <w:tc>
+          <w:tcPr>
+            <w:tcW w:w="926" w:type="dxa"/>
+          </w:tcPr>
+          <w:p>
+            <w:pPr>
+              <w:spacing w:before="28" w:after="28"/>
+              <w:jc w:val="center"/>
+              <w:rPr>
+                <w:lang w:val="en-GB"/>
+              </w:rPr>
+            </w:pPr>
+            <w:r>
+              <w:rPr>
+                <w:lang w:val="en-GB"/>
+              </w:rPr>
+              <w:t>Nuovo (</w:t>
+            </w:r>
+            <w:proofErr w:type="spellStart"/>
+            <w:r>
+              <w:rPr>
+                <w:lang w:val="en-GB"/>
+              </w:rPr>
+              <w:t>generato</w:t>
+            </w:r>
+            <w:proofErr w:type="spellEnd"/>
+            <w:r>
+              <w:rPr>
+                <w:lang w:val="en-GB"/>
+              </w:rPr>
+              <w:t>)</w:t>
+            </w:r>
+          </w:p>
+        </w:tc>
+        <w:tc>
+          <w:tcPr>
+            <w:tcW w:w="2693" w:type="dxa"/>
+          </w:tcPr>
+          <w:p>
+            <w:pPr>
+              <w:spacing w:before="28" w:after="28"/>
+            </w:pPr>
+            <w:r>
+              <w:t xml:space="preserve">Grafo </w:t>
+            </w:r>
+            <w:r>
+              <w:t xml:space="preserve">non </w:t>
+            </w:r>
+            <w:r>
+              <w:t>orientato prodotto da build_dataset.py</w:t>
+            </w:r>
+          </w:p>
+        </w:tc>
+      </w:tr>
+      <w:tr>
+        <w:trPr>
+          <w:cantSplit/>
+          <w:jc w:val="center"/>
+        </w:trPr>
+        <w:tc>
+          <w:tcPr>
+            <w:tcW w:w="6157" w:type="dxa"/>
+          </w:tcPr>
+          <w:p>
+            <w:pPr>
+              <w:spacing w:before="28" w:after="28"/>
+              <w:rPr>
+                <w:b/>
+                <w:i/>
+                <w:iCs/>
+                <w:lang w:val="en-GB"/>
+              </w:rPr>
+            </w:pPr>
+            <w:r>
+              <w:rPr>
+                <w:b/>
+                <w:i/>
+                <w:iCs/>
+                <w:lang w:val="en-GB"/>
+              </w:rPr>
+              <w:t>datasets/SocialNetwork/processed_graph_directed.pt</w:t>
+            </w:r>
+          </w:p>
+        </w:tc>
+        <w:tc>
+          <w:tcPr>
+            <w:tcW w:w="926" w:type="dxa"/>
+          </w:tcPr>
+          <w:p>
+            <w:pPr>
+              <w:spacing w:before="28" w:after="28"/>
+              <w:jc w:val="center"/>
+              <w:rPr>
+                <w:lang w:val="en-GB"/>
+              </w:rPr>
+            </w:pPr>
+            <w:r>
+              <w:rPr>
+                <w:lang w:val="en-GB"/>
+              </w:rPr>
+              <w:t>Nuovo (</w:t>
+            </w:r>
+            <w:proofErr w:type="spellStart"/>
+            <w:r>
+              <w:rPr>
+                <w:lang w:val="en-GB"/>
+              </w:rPr>
+              <w:t>generato</w:t>
+            </w:r>
+            <w:proofErr w:type="spellEnd"/>
+            <w:r>
+              <w:rPr>
+                <w:lang w:val="en-GB"/>
+              </w:rPr>
+              <w:t>)</w:t>
+            </w:r>
+          </w:p>
+        </w:tc>
+        <w:tc>
+          <w:tcPr>
+            <w:tcW w:w="2693" w:type="dxa"/>
+          </w:tcPr>
+          <w:p>
+            <w:pPr>
+              <w:spacing w:before="28" w:after="28"/>
+            </w:pPr>
+            <w:r>
+              <w:t>Grafo orientato prodotto da build_dataset.py</w:t>
+            </w:r>
+          </w:p>
+        </w:tc>
+      </w:tr>
+      <w:tr>
+        <w:trPr>
+          <w:cantSplit/>
+          <w:jc w:val="center"/>
+        </w:trPr>
+        <w:tc>
+          <w:tcPr>
+            <w:tcW w:w="6157" w:type="dxa"/>
+          </w:tcPr>
+          <w:p>
+            <w:pPr>
+              <w:spacing w:before="28" w:after="28"/>
+              <w:rPr>
+                <w:i/>
+                <w:iCs/>
+              </w:rPr>
+            </w:pPr>
+            <w:proofErr w:type="gramStart"/>
+            <w:r>
+              <w:rPr>
+                <w:b/>
+                <w:i/>
+                <w:iCs/>
+              </w:rPr>
+              <w:t>.</w:t>
+            </w:r>
+            <w:proofErr w:type="spellStart"/>
+            <w:r>
+              <w:rPr>
+                <w:b/>
+                <w:i/>
+                <w:iCs/>
+              </w:rPr>
+              <w:t>gitignore</w:t>
+            </w:r>
+            <w:proofErr w:type="spellEnd"/>
+            <w:proofErr w:type="gramEnd"/>
+          </w:p>
+        </w:tc>
+        <w:tc>
+          <w:tcPr>
+            <w:tcW w:w="926" w:type="dxa"/>
+          </w:tcPr>
+          <w:p>
+            <w:pPr>
+              <w:spacing w:before="28" w:after="28"/>
+              <w:jc w:val="center"/>
+            </w:pPr>
+            <w:r>
+              <w:t>Modificato</w:t>
+            </w:r>
+          </w:p>
+        </w:tc>
+        <w:tc>
+          <w:tcPr>
+            <w:tcW w:w="2693" w:type="dxa"/>
+          </w:tcPr>
+          <w:p>
+            <w:pPr>
+              <w:spacing w:before="28" w:after="28"/>
+            </w:pPr>
+            <w:r>
+              <w:t>Esclusione della cache dei dataset (</w:t>
+            </w:r>
+            <w:proofErr w:type="spellStart"/>
+            <w:r>
+              <w:t>processed</w:t>
+            </w:r>
+            <w:proofErr w:type="spellEnd"/>
+            <w:r>
+              <w:t xml:space="preserve">/), del dataset </w:t>
+            </w:r>
+            <w:proofErr w:type="spellStart"/>
+            <w:r>
+              <w:t>Actor</w:t>
+            </w:r>
+            <w:proofErr w:type="spellEnd"/>
+            <w:r>
+              <w:t xml:space="preserve"> e dei risultati</w:t>
+            </w:r>
+          </w:p>
+        </w:tc>
+      </w:tr>
+      <w:tr>
+        <w:trPr>
+          <w:cantSplit/>
+          <w:jc w:val="center"/>
+        </w:trPr>
+        <w:tc>
+          <w:tcPr>
+            <w:tcW w:w="6157" w:type="dxa"/>
+          </w:tcPr>
+          <w:p>
+            <w:pPr>
+              <w:spacing w:before="28" w:after="28"/>
+              <w:rPr>
+                <w:i/>
+                <w:iCs/>
+              </w:rPr>
+            </w:pPr>
+            <w:r>
+              <w:rPr>
+                <w:b/>
+                <w:i/>
+                <w:iCs/>
               </w:rPr>
               <w:t>README.md</w:t>
             </w:r>
@@ -5260,11 +11138,12 @@
         </w:tc>
         <w:tc>
           <w:tcPr>
-            <w:tcW w:w="1531" w:type="dxa"/>
-          </w:tcPr>
-          <w:p>
-            <w:pPr>
-              <w:spacing w:before="28" w:after="28"/>
+            <w:tcW w:w="926" w:type="dxa"/>
+          </w:tcPr>
+          <w:p>
+            <w:pPr>
+              <w:spacing w:before="28" w:after="28"/>
+              <w:jc w:val="center"/>
             </w:pPr>
             <w:r>
               <w:t>Modificato</w:t>
@@ -5273,7 +11152,7 @@
         </w:tc>
         <w:tc>
           <w:tcPr>
-            <w:tcW w:w="4139" w:type="dxa"/>
+            <w:tcW w:w="2693" w:type="dxa"/>
           </w:tcPr>
           <w:p>
             <w:pPr>
@@ -8168,7 +14047,7 @@
   <w:style w:type="paragraph" w:default="1" w:styleId="Normale">
     <w:name w:val="Normal"/>
     <w:qFormat/>
-    <w:rsid w:val="00CC55A2"/>
+    <w:rsid w:val="00DB50B4"/>
   </w:style>
   <w:style w:type="paragraph" w:styleId="Titolo1">
     <w:name w:val="heading 1"/>
@@ -8371,6 +14250,7 @@
   <w:style w:type="character" w:default="1" w:styleId="Carpredefinitoparagrafo">
     <w:name w:val="Default Paragraph Font"/>
     <w:uiPriority w:val="1"/>
+    <w:semiHidden/>
     <w:unhideWhenUsed/>
   </w:style>
   <w:style w:type="table" w:default="1" w:styleId="Tabellanormale">
